--- a/Docs/Doc reto 2.docx
+++ b/Docs/Doc reto 2.docx
@@ -1,6 +1,6 @@
 
 <file path=word/document.xml><?xml version="1.0" encoding="utf-8"?>
-<w:document xmlns:wpc="http://schemas.microsoft.com/office/word/2010/wordprocessingCanvas" xmlns:cx="http://schemas.microsoft.com/office/drawing/2014/chartex" xmlns:cx1="http://schemas.microsoft.com/office/drawing/2015/9/8/chartex" xmlns:cx2="http://schemas.microsoft.com/office/drawing/2015/10/21/chartex" xmlns:cx3="http://schemas.microsoft.com/office/drawing/2016/5/9/chartex" xmlns:cx4="http://schemas.microsoft.com/office/drawing/2016/5/10/chartex" xmlns:cx5="http://schemas.microsoft.com/office/drawing/2016/5/11/chartex" xmlns:cx6="http://schemas.microsoft.com/office/drawing/2016/5/12/chartex" xmlns:cx7="http://schemas.microsoft.com/office/drawing/2016/5/13/chartex" xmlns:cx8="http://schemas.microsoft.com/office/drawing/2016/5/14/chartex" xmlns:mc="http://schemas.openxmlformats.org/markup-compatibility/2006" xmlns:aink="http://schemas.microsoft.com/office/drawing/2016/ink" xmlns:am3d="http://schemas.microsoft.com/office/drawing/2017/model3d" xmlns:o="urn:schemas-microsoft-com:office:office" xmlns:oel="http://schemas.microsoft.com/office/2019/extlst" xmlns:r="http://schemas.openxmlformats.org/officeDocument/2006/relationships" xmlns:m="http://schemas.openxmlformats.org/officeDocument/2006/math" xmlns:v="urn:schemas-microsoft-com:vml" xmlns:wp14="http://schemas.microsoft.com/office/word/2010/wordprocessingDrawing" xmlns:wp="http://schemas.openxmlformats.org/drawingml/2006/wordprocessingDrawing" xmlns:w10="urn:schemas-microsoft-com:office:word" xmlns:w="http://schemas.openxmlformats.org/wordprocessingml/2006/main" xmlns:w14="http://schemas.microsoft.com/office/word/2010/wordml" xmlns:w15="http://schemas.microsoft.com/office/word/2012/wordml" xmlns:w16cex="http://schemas.microsoft.com/office/word/2018/wordml/cex" xmlns:w16cid="http://schemas.microsoft.com/office/word/2016/wordml/cid" xmlns:w16="http://schemas.microsoft.com/office/word/2018/wordml" xmlns:w16du="http://schemas.microsoft.com/office/word/2023/wordml/word16du" xmlns:w16sdtdh="http://schemas.microsoft.com/office/word/2020/wordml/sdtdatahash" xmlns:w16sdtfl="http://schemas.microsoft.com/office/word/2024/wordml/sdtformatlock" xmlns:w16se="http://schemas.microsoft.com/office/word/2015/wordml/symex" xmlns:wpg="http://schemas.microsoft.com/office/word/2010/wordprocessingGroup" xmlns:wpi="http://schemas.microsoft.com/office/word/2010/wordprocessingInk" xmlns:wne="http://schemas.microsoft.com/office/word/2006/wordml" xmlns:wps="http://schemas.microsoft.com/office/word/2010/wordprocessingShape" mc:Ignorable="w14 w15 w16se w16cid w16 w16cex w16sdtdh w16sdtfl w16du wp14">
+<w:document xmlns:wpc="http://schemas.microsoft.com/office/word/2010/wordprocessingCanvas" xmlns:cx="http://schemas.microsoft.com/office/drawing/2014/chartex" xmlns:cx1="http://schemas.microsoft.com/office/drawing/2015/9/8/chartex" xmlns:cx2="http://schemas.microsoft.com/office/drawing/2015/10/21/chartex" xmlns:cx3="http://schemas.microsoft.com/office/drawing/2016/5/9/chartex" xmlns:cx4="http://schemas.microsoft.com/office/drawing/2016/5/10/chartex" xmlns:cx5="http://schemas.microsoft.com/office/drawing/2016/5/11/chartex" xmlns:cx6="http://schemas.microsoft.com/office/drawing/2016/5/12/chartex" xmlns:cx7="http://schemas.microsoft.com/office/drawing/2016/5/13/chartex" xmlns:cx8="http://schemas.microsoft.com/office/drawing/2016/5/14/chartex" xmlns:mc="http://schemas.openxmlformats.org/markup-compatibility/2006" xmlns:aink="http://schemas.microsoft.com/office/drawing/2016/ink" xmlns:am3d="http://schemas.microsoft.com/office/drawing/2017/model3d" xmlns:o="urn:schemas-microsoft-com:office:office" xmlns:r="http://schemas.openxmlformats.org/officeDocument/2006/relationships" xmlns:m="http://schemas.openxmlformats.org/officeDocument/2006/math" xmlns:v="urn:schemas-microsoft-com:vml" xmlns:wp14="http://schemas.microsoft.com/office/word/2010/wordprocessingDrawing" xmlns:wp="http://schemas.openxmlformats.org/drawingml/2006/wordprocessingDrawing" xmlns:w10="urn:schemas-microsoft-com:office:word" xmlns:w="http://schemas.openxmlformats.org/wordprocessingml/2006/main" xmlns:w14="http://schemas.microsoft.com/office/word/2010/wordml" xmlns:w15="http://schemas.microsoft.com/office/word/2012/wordml" xmlns:w16cex="http://schemas.microsoft.com/office/word/2018/wordml/cex" xmlns:w16cid="http://schemas.microsoft.com/office/word/2016/wordml/cid" xmlns:w16="http://schemas.microsoft.com/office/word/2018/wordml" xmlns:w16sdtdh="http://schemas.microsoft.com/office/word/2020/wordml/sdtdatahash" xmlns:w16se="http://schemas.microsoft.com/office/word/2015/wordml/symex" xmlns:wpg="http://schemas.microsoft.com/office/word/2010/wordprocessingGroup" xmlns:wpi="http://schemas.microsoft.com/office/word/2010/wordprocessingInk" xmlns:wne="http://schemas.microsoft.com/office/word/2006/wordml" xmlns:wps="http://schemas.microsoft.com/office/word/2010/wordprocessingShape" mc:Ignorable="w14 w15 w16se w16cid w16 w16cex w16sdtdh wp14">
   <w:body>
     <w:p>
       <w:pPr>
@@ -35,7 +35,7 @@
           <w:rStyle w:val="nfasis"/>
           <w:lang w:val="pt-BR"/>
         </w:rPr>
-        <w:t xml:space="preserve">Simon </w:t>
+        <w:t xml:space="preserve">Simon Peña </w:t>
       </w:r>
       <w:proofErr w:type="spellStart"/>
       <w:r>
@@ -43,16 +43,9 @@
           <w:rStyle w:val="nfasis"/>
           <w:lang w:val="pt-BR"/>
         </w:rPr>
-        <w:t>Peña</w:t>
-      </w:r>
-      <w:proofErr w:type="spellEnd"/>
-      <w:r>
-        <w:rPr>
-          <w:rStyle w:val="nfasis"/>
-          <w:lang w:val="pt-BR"/>
-        </w:rPr>
-        <w:t xml:space="preserve"> Alarcon</w:t>
-      </w:r>
+        <w:t>Alarcon</w:t>
+      </w:r>
+      <w:proofErr w:type="spellEnd"/>
       <w:r>
         <w:rPr>
           <w:rStyle w:val="nfasis"/>
@@ -265,15 +258,7 @@
       </w:r>
       <w:proofErr w:type="spellEnd"/>
       <w:r>
-        <w:t xml:space="preserve"> </w:t>
-      </w:r>
-      <w:proofErr w:type="spellStart"/>
-      <w:r>
-        <w:t>los</w:t>
-      </w:r>
-      <w:proofErr w:type="spellEnd"/>
-      <w:r>
-        <w:t xml:space="preserve"> </w:t>
+        <w:t xml:space="preserve"> los </w:t>
       </w:r>
       <w:proofErr w:type="spellStart"/>
       <w:r>
@@ -359,15 +344,7 @@
       </w:r>
       <w:proofErr w:type="spellEnd"/>
       <w:r>
-        <w:t xml:space="preserve"> </w:t>
-      </w:r>
-      <w:proofErr w:type="spellStart"/>
-      <w:r>
-        <w:t>los</w:t>
-      </w:r>
-      <w:proofErr w:type="spellEnd"/>
-      <w:r>
-        <w:t xml:space="preserve"> </w:t>
+        <w:t xml:space="preserve"> los </w:t>
       </w:r>
       <w:proofErr w:type="spellStart"/>
       <w:r>
@@ -421,15 +398,7 @@
       </w:r>
       <w:proofErr w:type="spellEnd"/>
       <w:r>
-        <w:t xml:space="preserve"> </w:t>
-      </w:r>
-      <w:proofErr w:type="spellStart"/>
-      <w:r>
-        <w:t>que</w:t>
-      </w:r>
-      <w:proofErr w:type="spellEnd"/>
-      <w:r>
-        <w:t xml:space="preserve"> </w:t>
+        <w:t xml:space="preserve"> que </w:t>
       </w:r>
       <w:proofErr w:type="spellStart"/>
       <w:r>
@@ -445,15 +414,7 @@
       </w:r>
       <w:proofErr w:type="spellEnd"/>
       <w:r>
-        <w:t xml:space="preserve"> y </w:t>
-      </w:r>
-      <w:proofErr w:type="spellStart"/>
-      <w:r>
-        <w:t>que</w:t>
-      </w:r>
-      <w:proofErr w:type="spellEnd"/>
-      <w:r>
-        <w:t xml:space="preserve"> </w:t>
+        <w:t xml:space="preserve"> y que </w:t>
       </w:r>
       <w:proofErr w:type="spellStart"/>
       <w:r>
@@ -485,15 +446,7 @@
       </w:r>
       <w:proofErr w:type="spellEnd"/>
       <w:r>
-        <w:t xml:space="preserve"> </w:t>
-      </w:r>
-      <w:proofErr w:type="spellStart"/>
-      <w:r>
-        <w:t>dentro</w:t>
-      </w:r>
-      <w:proofErr w:type="spellEnd"/>
-      <w:r>
-        <w:t xml:space="preserve"> del </w:t>
+        <w:t xml:space="preserve"> dentro del </w:t>
       </w:r>
       <w:proofErr w:type="spellStart"/>
       <w:r>
@@ -521,15 +474,7 @@
       </w:r>
       <w:proofErr w:type="spellEnd"/>
       <w:r>
-        <w:t xml:space="preserve"> </w:t>
-      </w:r>
-      <w:proofErr w:type="spellStart"/>
-      <w:r>
-        <w:t>que</w:t>
-      </w:r>
-      <w:proofErr w:type="spellEnd"/>
-      <w:r>
-        <w:t xml:space="preserve"> </w:t>
+        <w:t xml:space="preserve"> que </w:t>
       </w:r>
       <w:proofErr w:type="spellStart"/>
       <w:r>
@@ -569,15 +514,7 @@
       </w:r>
       <w:proofErr w:type="spellEnd"/>
       <w:r>
-        <w:t xml:space="preserve"> </w:t>
-      </w:r>
-      <w:proofErr w:type="spellStart"/>
-      <w:r>
-        <w:t>una</w:t>
-      </w:r>
-      <w:proofErr w:type="spellEnd"/>
-      <w:r>
-        <w:t xml:space="preserve"> </w:t>
+        <w:t xml:space="preserve"> una </w:t>
       </w:r>
       <w:proofErr w:type="spellStart"/>
       <w:r>
@@ -730,15 +667,7 @@
       </w:r>
       <w:proofErr w:type="spellEnd"/>
       <w:r>
-        <w:t xml:space="preserve"> </w:t>
-      </w:r>
-      <w:proofErr w:type="spellStart"/>
-      <w:r>
-        <w:t>los</w:t>
-      </w:r>
-      <w:proofErr w:type="spellEnd"/>
-      <w:r>
-        <w:t xml:space="preserve"> </w:t>
+        <w:t xml:space="preserve"> los </w:t>
       </w:r>
       <w:proofErr w:type="spellStart"/>
       <w:r>
@@ -901,11 +830,40 @@
             </w:r>
             <w:proofErr w:type="spellEnd"/>
             <w:r>
-              <w:t xml:space="preserve"> principal </w:t>
-            </w:r>
-            <w:proofErr w:type="spellStart"/>
-            <w:r>
-              <w:t>que</w:t>
+              <w:t xml:space="preserve"> principal que </w:t>
+            </w:r>
+            <w:proofErr w:type="spellStart"/>
+            <w:r>
+              <w:t>contiene</w:t>
+            </w:r>
+            <w:proofErr w:type="spellEnd"/>
+            <w:r>
+              <w:t xml:space="preserve"> la </w:t>
+            </w:r>
+            <w:proofErr w:type="spellStart"/>
+            <w:r>
+              <w:t>información</w:t>
+            </w:r>
+            <w:proofErr w:type="spellEnd"/>
+            <w:r>
+              <w:t xml:space="preserve"> de los taxis</w:t>
+            </w:r>
+            <w:r>
+              <w:t>.</w:t>
+            </w:r>
+          </w:p>
+          <w:p>
+            <w:proofErr w:type="spellStart"/>
+            <w:r>
+              <w:t>fecha_ini</w:t>
+            </w:r>
+            <w:proofErr w:type="spellEnd"/>
+            <w:r>
+              <w:t xml:space="preserve">: </w:t>
+            </w:r>
+            <w:proofErr w:type="spellStart"/>
+            <w:r>
+              <w:t>fecha</w:t>
             </w:r>
             <w:proofErr w:type="spellEnd"/>
             <w:r>
@@ -913,15 +871,102 @@
             </w:r>
             <w:proofErr w:type="spellStart"/>
             <w:r>
-              <w:t>contiene</w:t>
-            </w:r>
-            <w:proofErr w:type="spellEnd"/>
-            <w:r>
-              <w:t xml:space="preserve"> la </w:t>
-            </w:r>
-            <w:proofErr w:type="spellStart"/>
-            <w:r>
-              <w:t>información</w:t>
+              <w:t>inicial</w:t>
+            </w:r>
+            <w:proofErr w:type="spellEnd"/>
+            <w:r>
+              <w:t xml:space="preserve"> del </w:t>
+            </w:r>
+            <w:proofErr w:type="spellStart"/>
+            <w:r>
+              <w:t>rango</w:t>
+            </w:r>
+            <w:proofErr w:type="spellEnd"/>
+            <w:r>
+              <w:t xml:space="preserve"> </w:t>
+            </w:r>
+            <w:proofErr w:type="spellStart"/>
+            <w:r>
+              <w:t>en</w:t>
+            </w:r>
+            <w:proofErr w:type="spellEnd"/>
+            <w:r>
+              <w:t xml:space="preserve"> </w:t>
+            </w:r>
+            <w:proofErr w:type="spellStart"/>
+            <w:r>
+              <w:t>formato</w:t>
+            </w:r>
+            <w:proofErr w:type="spellEnd"/>
+            <w:r>
+              <w:t xml:space="preserve"> "%Y-%m-%d %</w:t>
+            </w:r>
+            <w:proofErr w:type="gramStart"/>
+            <w:r>
+              <w:t>H:%</w:t>
+            </w:r>
+            <w:proofErr w:type="gramEnd"/>
+            <w:r>
+              <w:t>M:%S".</w:t>
+            </w:r>
+          </w:p>
+          <w:p>
+            <w:proofErr w:type="spellStart"/>
+            <w:r>
+              <w:t>fecha_fin</w:t>
+            </w:r>
+            <w:proofErr w:type="spellEnd"/>
+            <w:r>
+              <w:t xml:space="preserve">: </w:t>
+            </w:r>
+            <w:proofErr w:type="spellStart"/>
+            <w:r>
+              <w:t>fecha</w:t>
+            </w:r>
+            <w:proofErr w:type="spellEnd"/>
+            <w:r>
+              <w:t xml:space="preserve"> final del </w:t>
+            </w:r>
+            <w:proofErr w:type="spellStart"/>
+            <w:r>
+              <w:t>rango</w:t>
+            </w:r>
+            <w:proofErr w:type="spellEnd"/>
+            <w:r>
+              <w:t xml:space="preserve"> </w:t>
+            </w:r>
+            <w:proofErr w:type="spellStart"/>
+            <w:r>
+              <w:t>en</w:t>
+            </w:r>
+            <w:proofErr w:type="spellEnd"/>
+            <w:r>
+              <w:t xml:space="preserve"> </w:t>
+            </w:r>
+            <w:proofErr w:type="spellStart"/>
+            <w:r>
+              <w:t>formato</w:t>
+            </w:r>
+            <w:proofErr w:type="spellEnd"/>
+            <w:r>
+              <w:t xml:space="preserve"> "%Y-%m-%d %</w:t>
+            </w:r>
+            <w:proofErr w:type="gramStart"/>
+            <w:r>
+              <w:t>H:%</w:t>
+            </w:r>
+            <w:proofErr w:type="gramEnd"/>
+            <w:r>
+              <w:t>M:%S".</w:t>
+            </w:r>
+          </w:p>
+          <w:p>
+            <w:r>
+              <w:t xml:space="preserve">n: </w:t>
+            </w:r>
+            <w:proofErr w:type="spellStart"/>
+            <w:r>
+              <w:t>cantidad</w:t>
             </w:r>
             <w:proofErr w:type="spellEnd"/>
             <w:r>
@@ -929,28 +974,7 @@
             </w:r>
             <w:proofErr w:type="spellStart"/>
             <w:r>
-              <w:t>los</w:t>
-            </w:r>
-            <w:proofErr w:type="spellEnd"/>
-            <w:r>
-              <w:t xml:space="preserve"> taxis</w:t>
-            </w:r>
-            <w:r>
-              <w:t>.</w:t>
-            </w:r>
-          </w:p>
-          <w:p>
-            <w:proofErr w:type="spellStart"/>
-            <w:r>
-              <w:t>fecha_ini</w:t>
-            </w:r>
-            <w:proofErr w:type="spellEnd"/>
-            <w:r>
-              <w:t xml:space="preserve">: </w:t>
-            </w:r>
-            <w:proofErr w:type="spellStart"/>
-            <w:r>
-              <w:t>fecha</w:t>
+              <w:t>registros</w:t>
             </w:r>
             <w:proofErr w:type="spellEnd"/>
             <w:r>
@@ -958,130 +982,11 @@
             </w:r>
             <w:proofErr w:type="spellStart"/>
             <w:r>
-              <w:t>inicial</w:t>
-            </w:r>
-            <w:proofErr w:type="spellEnd"/>
-            <w:r>
-              <w:t xml:space="preserve"> del </w:t>
-            </w:r>
-            <w:proofErr w:type="spellStart"/>
-            <w:r>
-              <w:t>rango</w:t>
-            </w:r>
-            <w:proofErr w:type="spellEnd"/>
-            <w:r>
-              <w:t xml:space="preserve"> </w:t>
-            </w:r>
-            <w:proofErr w:type="spellStart"/>
-            <w:r>
-              <w:t>en</w:t>
-            </w:r>
-            <w:proofErr w:type="spellEnd"/>
-            <w:r>
-              <w:t xml:space="preserve"> </w:t>
-            </w:r>
-            <w:proofErr w:type="spellStart"/>
-            <w:r>
-              <w:t>formato</w:t>
-            </w:r>
-            <w:proofErr w:type="spellEnd"/>
-            <w:r>
-              <w:t xml:space="preserve"> "%Y-%m-%d %</w:t>
-            </w:r>
-            <w:proofErr w:type="gramStart"/>
-            <w:r>
-              <w:t>H:%M:%</w:t>
-            </w:r>
-            <w:proofErr w:type="gramEnd"/>
-            <w:r>
-              <w:t>S".</w:t>
-            </w:r>
-          </w:p>
-          <w:p>
-            <w:proofErr w:type="spellStart"/>
-            <w:r>
-              <w:t>fecha_fin</w:t>
-            </w:r>
-            <w:proofErr w:type="spellEnd"/>
-            <w:r>
-              <w:t xml:space="preserve">: </w:t>
-            </w:r>
-            <w:proofErr w:type="spellStart"/>
-            <w:r>
-              <w:t>fecha</w:t>
-            </w:r>
-            <w:proofErr w:type="spellEnd"/>
-            <w:r>
-              <w:t xml:space="preserve"> final del </w:t>
-            </w:r>
-            <w:proofErr w:type="spellStart"/>
-            <w:r>
-              <w:t>rango</w:t>
-            </w:r>
-            <w:proofErr w:type="spellEnd"/>
-            <w:r>
-              <w:t xml:space="preserve"> </w:t>
-            </w:r>
-            <w:proofErr w:type="spellStart"/>
-            <w:r>
-              <w:t>en</w:t>
-            </w:r>
-            <w:proofErr w:type="spellEnd"/>
-            <w:r>
-              <w:t xml:space="preserve"> </w:t>
-            </w:r>
-            <w:proofErr w:type="spellStart"/>
-            <w:r>
-              <w:t>formato</w:t>
-            </w:r>
-            <w:proofErr w:type="spellEnd"/>
-            <w:r>
-              <w:t xml:space="preserve"> "%Y-%m-%d %</w:t>
-            </w:r>
-            <w:proofErr w:type="gramStart"/>
-            <w:r>
-              <w:t>H:%M:%</w:t>
-            </w:r>
-            <w:proofErr w:type="gramEnd"/>
-            <w:r>
-              <w:t>S".</w:t>
-            </w:r>
-          </w:p>
-          <w:p>
-            <w:r>
-              <w:t xml:space="preserve">n: </w:t>
-            </w:r>
-            <w:proofErr w:type="spellStart"/>
-            <w:r>
-              <w:t>cantidad</w:t>
-            </w:r>
-            <w:proofErr w:type="spellEnd"/>
-            <w:r>
-              <w:t xml:space="preserve"> de </w:t>
-            </w:r>
-            <w:proofErr w:type="spellStart"/>
-            <w:r>
-              <w:t>registros</w:t>
-            </w:r>
-            <w:proofErr w:type="spellEnd"/>
-            <w:r>
-              <w:t xml:space="preserve"> </w:t>
-            </w:r>
-            <w:proofErr w:type="spellStart"/>
-            <w:r>
               <w:t>iniciales</w:t>
             </w:r>
             <w:proofErr w:type="spellEnd"/>
             <w:r>
-              <w:t xml:space="preserve"> y finales </w:t>
-            </w:r>
-            <w:proofErr w:type="spellStart"/>
-            <w:r>
-              <w:t>que</w:t>
-            </w:r>
-            <w:proofErr w:type="spellEnd"/>
-            <w:r>
-              <w:t xml:space="preserve"> se </w:t>
+              <w:t xml:space="preserve"> y finales que se </w:t>
             </w:r>
             <w:proofErr w:type="spellStart"/>
             <w:r>
@@ -1279,11 +1184,19 @@
             </w:r>
             <w:proofErr w:type="spellEnd"/>
             <w:r>
-              <w:t xml:space="preserve"> con </w:t>
-            </w:r>
-            <w:proofErr w:type="spellStart"/>
-            <w:r>
-              <w:t>los</w:t>
+              <w:t xml:space="preserve"> con los </w:t>
+            </w:r>
+            <w:proofErr w:type="spellStart"/>
+            <w:r>
+              <w:t>primeros</w:t>
+            </w:r>
+            <w:proofErr w:type="spellEnd"/>
+            <w:r>
+              <w:t xml:space="preserve"> n </w:t>
+            </w:r>
+            <w:proofErr w:type="spellStart"/>
+            <w:r>
+              <w:t>viajes</w:t>
             </w:r>
             <w:proofErr w:type="spellEnd"/>
             <w:r>
@@ -1291,7 +1204,41 @@
             </w:r>
             <w:proofErr w:type="spellStart"/>
             <w:r>
-              <w:t>primeros</w:t>
+              <w:t>ordenados</w:t>
+            </w:r>
+            <w:proofErr w:type="spellEnd"/>
+            <w:r>
+              <w:t xml:space="preserve"> por </w:t>
+            </w:r>
+            <w:proofErr w:type="spellStart"/>
+            <w:r>
+              <w:t>fecha</w:t>
+            </w:r>
+            <w:proofErr w:type="spellEnd"/>
+            <w:r>
+              <w:t>.</w:t>
+            </w:r>
+          </w:p>
+          <w:p>
+            <w:pPr>
+              <w:rPr>
+                <w:lang w:val="es-419"/>
+              </w:rPr>
+            </w:pPr>
+            <w:r>
+              <w:t xml:space="preserve">"last": </w:t>
+            </w:r>
+            <w:proofErr w:type="spellStart"/>
+            <w:r>
+              <w:t>lista</w:t>
+            </w:r>
+            <w:proofErr w:type="spellEnd"/>
+            <w:r>
+              <w:t xml:space="preserve"> con los </w:t>
+            </w:r>
+            <w:proofErr w:type="spellStart"/>
+            <w:r>
+              <w:t>últimos</w:t>
             </w:r>
             <w:proofErr w:type="spellEnd"/>
             <w:r>
@@ -1311,81 +1258,7 @@
             </w:r>
             <w:proofErr w:type="spellEnd"/>
             <w:r>
-              <w:t xml:space="preserve"> </w:t>
-            </w:r>
-            <w:proofErr w:type="spellStart"/>
-            <w:r>
-              <w:t>por</w:t>
-            </w:r>
-            <w:proofErr w:type="spellEnd"/>
-            <w:r>
-              <w:t xml:space="preserve"> </w:t>
-            </w:r>
-            <w:proofErr w:type="spellStart"/>
-            <w:r>
-              <w:t>fecha</w:t>
-            </w:r>
-            <w:proofErr w:type="spellEnd"/>
-            <w:r>
-              <w:t>.</w:t>
-            </w:r>
-          </w:p>
-          <w:p>
-            <w:pPr>
-              <w:rPr>
-                <w:lang w:val="es-419"/>
-              </w:rPr>
-            </w:pPr>
-            <w:r>
-              <w:t xml:space="preserve">"last": </w:t>
-            </w:r>
-            <w:proofErr w:type="spellStart"/>
-            <w:r>
-              <w:t>lista</w:t>
-            </w:r>
-            <w:proofErr w:type="spellEnd"/>
-            <w:r>
-              <w:t xml:space="preserve"> con </w:t>
-            </w:r>
-            <w:proofErr w:type="spellStart"/>
-            <w:r>
-              <w:t>los</w:t>
-            </w:r>
-            <w:proofErr w:type="spellEnd"/>
-            <w:r>
-              <w:t xml:space="preserve"> </w:t>
-            </w:r>
-            <w:proofErr w:type="spellStart"/>
-            <w:r>
-              <w:t>últimos</w:t>
-            </w:r>
-            <w:proofErr w:type="spellEnd"/>
-            <w:r>
-              <w:t xml:space="preserve"> n </w:t>
-            </w:r>
-            <w:proofErr w:type="spellStart"/>
-            <w:r>
-              <w:t>viajes</w:t>
-            </w:r>
-            <w:proofErr w:type="spellEnd"/>
-            <w:r>
-              <w:t xml:space="preserve"> </w:t>
-            </w:r>
-            <w:proofErr w:type="spellStart"/>
-            <w:r>
-              <w:t>ordenados</w:t>
-            </w:r>
-            <w:proofErr w:type="spellEnd"/>
-            <w:r>
-              <w:t xml:space="preserve"> </w:t>
-            </w:r>
-            <w:proofErr w:type="spellStart"/>
-            <w:r>
-              <w:t>por</w:t>
-            </w:r>
-            <w:proofErr w:type="spellEnd"/>
-            <w:r>
-              <w:t xml:space="preserve"> </w:t>
+              <w:t xml:space="preserve"> por </w:t>
             </w:r>
             <w:proofErr w:type="spellStart"/>
             <w:r>
@@ -1445,13 +1318,8 @@
             </w:r>
             <w:proofErr w:type="spellEnd"/>
             <w:r>
-              <w:t xml:space="preserve"> </w:t>
-            </w:r>
-            <w:proofErr w:type="spellStart"/>
-            <w:r>
-              <w:t>por</w:t>
-            </w:r>
-            <w:proofErr w:type="spellEnd"/>
+              <w:t xml:space="preserve"> por</w:t>
+            </w:r>
             <w:r>
               <w:t xml:space="preserve"> Juan Sebastian Chacón.</w:t>
             </w:r>
@@ -1573,15 +1441,7 @@
             </w:r>
             <w:proofErr w:type="spellEnd"/>
             <w:r>
-              <w:t xml:space="preserve"> </w:t>
-            </w:r>
-            <w:proofErr w:type="spellStart"/>
-            <w:r>
-              <w:t>los</w:t>
-            </w:r>
-            <w:proofErr w:type="spellEnd"/>
-            <w:r>
-              <w:t xml:space="preserve"> </w:t>
+              <w:t xml:space="preserve"> los </w:t>
             </w:r>
             <w:proofErr w:type="spellStart"/>
             <w:r>
@@ -1609,6 +1469,7 @@
             <w:tblPr>
               <w:tblW w:w="0" w:type="auto"/>
               <w:tblCellSpacing w:w="15" w:type="dxa"/>
+              <w:tblLayout w:type="fixed"/>
               <w:tblCellMar>
                 <w:top w:w="15" w:type="dxa"/>
                 <w:left w:w="15" w:type="dxa"/>
@@ -1653,6 +1514,7 @@
             <w:tblPr>
               <w:tblW w:w="0" w:type="auto"/>
               <w:tblCellSpacing w:w="15" w:type="dxa"/>
+              <w:tblLayout w:type="fixed"/>
               <w:tblCellMar>
                 <w:top w:w="15" w:type="dxa"/>
                 <w:left w:w="15" w:type="dxa"/>
@@ -1685,7 +1547,19 @@
                     <w:rPr>
                       <w:lang w:val="es-CO"/>
                     </w:rPr>
-                    <w:t>O(m)</w:t>
+                    <w:t>O(</w:t>
+                  </w:r>
+                  <w:r>
+                    <w:rPr>
+                      <w:lang w:val="es-CO"/>
+                    </w:rPr>
+                    <w:t>n</w:t>
+                  </w:r>
+                  <w:r>
+                    <w:rPr>
+                      <w:lang w:val="es-CO"/>
+                    </w:rPr>
+                    <w:t>)</w:t>
                   </w:r>
                 </w:p>
               </w:tc>
@@ -1845,7 +1719,13 @@
           </w:tcPr>
           <w:p>
             <w:r>
-              <w:t xml:space="preserve">O(m²) </w:t>
+              <w:t>O(</w:t>
+            </w:r>
+            <w:r>
+              <w:t>n</w:t>
+            </w:r>
+            <w:r>
+              <w:t xml:space="preserve">²) </w:t>
             </w:r>
             <w:proofErr w:type="spellStart"/>
             <w:r>
@@ -1892,15 +1772,7 @@
             </w:r>
             <w:proofErr w:type="spellEnd"/>
             <w:r>
-              <w:t xml:space="preserve"> de </w:t>
-            </w:r>
-            <w:proofErr w:type="spellStart"/>
-            <w:r>
-              <w:t>los</w:t>
-            </w:r>
-            <w:proofErr w:type="spellEnd"/>
-            <w:r>
-              <w:t xml:space="preserve"> </w:t>
+              <w:t xml:space="preserve"> de los </w:t>
             </w:r>
             <w:proofErr w:type="spellStart"/>
             <w:r>
@@ -1933,6 +1805,7 @@
             <w:tblPr>
               <w:tblW w:w="0" w:type="auto"/>
               <w:tblCellSpacing w:w="15" w:type="dxa"/>
+              <w:tblLayout w:type="fixed"/>
               <w:tblCellMar>
                 <w:top w:w="15" w:type="dxa"/>
                 <w:left w:w="15" w:type="dxa"/>
@@ -1977,6 +1850,7 @@
             <w:tblPr>
               <w:tblW w:w="0" w:type="auto"/>
               <w:tblCellSpacing w:w="15" w:type="dxa"/>
+              <w:tblLayout w:type="fixed"/>
               <w:tblCellMar>
                 <w:top w:w="15" w:type="dxa"/>
                 <w:left w:w="15" w:type="dxa"/>
@@ -2059,6 +1933,7 @@
             <w:tblPr>
               <w:tblW w:w="0" w:type="auto"/>
               <w:tblCellSpacing w:w="15" w:type="dxa"/>
+              <w:tblLayout w:type="fixed"/>
               <w:tblCellMar>
                 <w:top w:w="15" w:type="dxa"/>
                 <w:left w:w="15" w:type="dxa"/>
@@ -2111,6 +1986,7 @@
             <w:tblPr>
               <w:tblW w:w="0" w:type="auto"/>
               <w:tblCellSpacing w:w="15" w:type="dxa"/>
+              <w:tblLayout w:type="fixed"/>
               <w:tblCellMar>
                 <w:top w:w="15" w:type="dxa"/>
                 <w:left w:w="15" w:type="dxa"/>
@@ -2151,7 +2027,27 @@
                       <w:iCs/>
                       <w:lang w:val="es-CO"/>
                     </w:rPr>
-                    <w:t>O(m²)</w:t>
+                    <w:t>O(</w:t>
+                  </w:r>
+                  <w:r>
+                    <w:rPr>
+                      <w:b/>
+                      <w:bCs/>
+                      <w:i/>
+                      <w:iCs/>
+                      <w:lang w:val="es-CO"/>
+                    </w:rPr>
+                    <w:t>n</w:t>
+                  </w:r>
+                  <w:r>
+                    <w:rPr>
+                      <w:b/>
+                      <w:bCs/>
+                      <w:i/>
+                      <w:iCs/>
+                      <w:lang w:val="es-CO"/>
+                    </w:rPr>
+                    <w:t>²)</w:t>
                   </w:r>
                 </w:p>
               </w:tc>
@@ -2287,42 +2183,26 @@
       </w:r>
       <w:proofErr w:type="spellEnd"/>
       <w:r>
+        <w:t xml:space="preserve"> de los </w:t>
+      </w:r>
+      <w:proofErr w:type="spellStart"/>
+      <w:r>
+        <w:t>viajes</w:t>
+      </w:r>
+      <w:proofErr w:type="spellEnd"/>
+      <w:r>
+        <w:t xml:space="preserve"> dentro del </w:t>
+      </w:r>
+      <w:proofErr w:type="spellStart"/>
+      <w:r>
+        <w:t>rango</w:t>
+      </w:r>
+      <w:proofErr w:type="spellEnd"/>
+      <w:r>
         <w:t xml:space="preserve"> de </w:t>
       </w:r>
       <w:proofErr w:type="spellStart"/>
       <w:r>
-        <w:t>los</w:t>
-      </w:r>
-      <w:proofErr w:type="spellEnd"/>
-      <w:r>
-        <w:t xml:space="preserve"> </w:t>
-      </w:r>
-      <w:proofErr w:type="spellStart"/>
-      <w:r>
-        <w:t>viajes</w:t>
-      </w:r>
-      <w:proofErr w:type="spellEnd"/>
-      <w:r>
-        <w:t xml:space="preserve"> </w:t>
-      </w:r>
-      <w:proofErr w:type="spellStart"/>
-      <w:r>
-        <w:t>dentro</w:t>
-      </w:r>
-      <w:proofErr w:type="spellEnd"/>
-      <w:r>
-        <w:t xml:space="preserve"> del </w:t>
-      </w:r>
-      <w:proofErr w:type="spellStart"/>
-      <w:r>
-        <w:t>rango</w:t>
-      </w:r>
-      <w:proofErr w:type="spellEnd"/>
-      <w:r>
-        <w:t xml:space="preserve"> de </w:t>
-      </w:r>
-      <w:proofErr w:type="spellStart"/>
-      <w:r>
         <w:t>fechas</w:t>
       </w:r>
       <w:proofErr w:type="spellEnd"/>
@@ -2335,15 +2215,7 @@
       </w:r>
       <w:proofErr w:type="spellEnd"/>
       <w:r>
-        <w:t xml:space="preserve"> </w:t>
-      </w:r>
-      <w:proofErr w:type="spellStart"/>
-      <w:r>
-        <w:t>que</w:t>
-      </w:r>
-      <w:proofErr w:type="spellEnd"/>
-      <w:r>
-        <w:t xml:space="preserve"> se </w:t>
+        <w:t xml:space="preserve"> que se </w:t>
       </w:r>
       <w:proofErr w:type="spellStart"/>
       <w:r>
@@ -2367,15 +2239,7 @@
       </w:r>
       <w:proofErr w:type="spellEnd"/>
       <w:r>
-        <w:t xml:space="preserve"> </w:t>
-      </w:r>
-      <w:proofErr w:type="spellStart"/>
-      <w:r>
-        <w:t>una</w:t>
-      </w:r>
-      <w:proofErr w:type="spellEnd"/>
-      <w:r>
-        <w:t xml:space="preserve"> </w:t>
+        <w:t xml:space="preserve"> una </w:t>
       </w:r>
       <w:proofErr w:type="spellStart"/>
       <w:r>
@@ -2434,11 +2298,17 @@
       </w:r>
       <w:proofErr w:type="spellEnd"/>
       <w:r>
-        <w:t xml:space="preserve"> a O(m²) </w:t>
-      </w:r>
-      <w:proofErr w:type="spellStart"/>
-      <w:r>
-        <w:t>en</w:t>
+        <w:t xml:space="preserve"> a O(</w:t>
+      </w:r>
+      <w:r>
+        <w:t>n</w:t>
+      </w:r>
+      <w:r>
+        <w:t>²) e</w:t>
+      </w:r>
+      <w:proofErr w:type="spellStart"/>
+      <w:r>
+        <w:t>n</w:t>
       </w:r>
       <w:proofErr w:type="spellEnd"/>
       <w:r>
@@ -2458,15 +2328,7 @@
       </w:r>
       <w:proofErr w:type="spellEnd"/>
       <w:r>
-        <w:t xml:space="preserve"> de </w:t>
-      </w:r>
-      <w:proofErr w:type="spellStart"/>
-      <w:r>
-        <w:t>los</w:t>
-      </w:r>
-      <w:proofErr w:type="spellEnd"/>
-      <w:r>
-        <w:t xml:space="preserve"> </w:t>
+        <w:t xml:space="preserve"> de los </w:t>
       </w:r>
       <w:proofErr w:type="spellStart"/>
       <w:r>
@@ -2614,15 +2476,7 @@
       </w:r>
       <w:proofErr w:type="spellEnd"/>
       <w:r>
-        <w:t xml:space="preserve"> con </w:t>
-      </w:r>
-      <w:proofErr w:type="spellStart"/>
-      <w:r>
-        <w:t>los</w:t>
-      </w:r>
-      <w:proofErr w:type="spellEnd"/>
-      <w:r>
-        <w:t xml:space="preserve"> </w:t>
+        <w:t xml:space="preserve"> con los </w:t>
       </w:r>
       <w:proofErr w:type="spellStart"/>
       <w:r>
@@ -2897,15 +2751,7 @@
       </w:r>
       <w:proofErr w:type="spellEnd"/>
       <w:r>
-        <w:t xml:space="preserve"> </w:t>
-      </w:r>
-      <w:proofErr w:type="spellStart"/>
-      <w:r>
-        <w:t>los</w:t>
-      </w:r>
-      <w:proofErr w:type="spellEnd"/>
-      <w:r>
-        <w:t xml:space="preserve"> </w:t>
+        <w:t xml:space="preserve"> los </w:t>
       </w:r>
       <w:proofErr w:type="spellStart"/>
       <w:r>
@@ -2921,7 +2767,15 @@
       </w:r>
       <w:proofErr w:type="spellEnd"/>
       <w:r>
-        <w:t xml:space="preserve"> latitude de </w:t>
+        <w:t xml:space="preserve"> </w:t>
+      </w:r>
+      <w:proofErr w:type="spellStart"/>
+      <w:r>
+        <w:t>latitud</w:t>
+      </w:r>
+      <w:proofErr w:type="spellEnd"/>
+      <w:r>
+        <w:t xml:space="preserve"> de </w:t>
       </w:r>
       <w:proofErr w:type="spellStart"/>
       <w:r>
@@ -2948,15 +2802,7 @@
       </w:r>
       <w:proofErr w:type="spellEnd"/>
       <w:r>
-        <w:t xml:space="preserve"> </w:t>
-      </w:r>
-      <w:proofErr w:type="spellStart"/>
-      <w:r>
-        <w:t>dentro</w:t>
-      </w:r>
-      <w:proofErr w:type="spellEnd"/>
-      <w:r>
-        <w:t xml:space="preserve"> de un </w:t>
+        <w:t xml:space="preserve"> dentro de un </w:t>
       </w:r>
       <w:proofErr w:type="spellStart"/>
       <w:r>
@@ -2964,15 +2810,7 @@
       </w:r>
       <w:proofErr w:type="spellEnd"/>
       <w:r>
-        <w:t xml:space="preserve"> dado </w:t>
-      </w:r>
-      <w:proofErr w:type="spellStart"/>
-      <w:r>
-        <w:t>por</w:t>
-      </w:r>
-      <w:proofErr w:type="spellEnd"/>
-      <w:r>
-        <w:t xml:space="preserve"> dos </w:t>
+        <w:t xml:space="preserve"> dado por dos </w:t>
       </w:r>
       <w:proofErr w:type="spellStart"/>
       <w:r>
@@ -3008,15 +2846,7 @@
       </w:r>
       <w:proofErr w:type="spellEnd"/>
       <w:r>
-        <w:t xml:space="preserve"> </w:t>
-      </w:r>
-      <w:proofErr w:type="spellStart"/>
-      <w:r>
-        <w:t>los</w:t>
-      </w:r>
-      <w:proofErr w:type="spellEnd"/>
-      <w:r>
-        <w:t xml:space="preserve"> </w:t>
+        <w:t xml:space="preserve"> los </w:t>
       </w:r>
       <w:proofErr w:type="spellStart"/>
       <w:r>
@@ -3064,23 +2894,7 @@
       </w:r>
       <w:proofErr w:type="spellEnd"/>
       <w:r>
-        <w:t xml:space="preserve"> </w:t>
-      </w:r>
-      <w:proofErr w:type="spellStart"/>
-      <w:r>
-        <w:t>que</w:t>
-      </w:r>
-      <w:proofErr w:type="spellEnd"/>
-      <w:r>
-        <w:t xml:space="preserve"> </w:t>
-      </w:r>
-      <w:proofErr w:type="spellStart"/>
-      <w:r>
-        <w:t>los</w:t>
-      </w:r>
-      <w:proofErr w:type="spellEnd"/>
-      <w:r>
-        <w:t xml:space="preserve"> </w:t>
+        <w:t xml:space="preserve"> que los </w:t>
       </w:r>
       <w:proofErr w:type="spellStart"/>
       <w:r>
@@ -3128,7 +2942,15 @@
       </w:r>
       <w:proofErr w:type="spellEnd"/>
       <w:r>
-        <w:t xml:space="preserve">, y luego </w:t>
+        <w:t xml:space="preserve">, y </w:t>
+      </w:r>
+      <w:proofErr w:type="spellStart"/>
+      <w:r>
+        <w:t>luego</w:t>
+      </w:r>
+      <w:proofErr w:type="spellEnd"/>
+      <w:r>
+        <w:t xml:space="preserve"> </w:t>
       </w:r>
       <w:proofErr w:type="spellStart"/>
       <w:r>
@@ -3144,15 +2966,7 @@
       </w:r>
       <w:proofErr w:type="spellEnd"/>
       <w:r>
-        <w:t xml:space="preserve"> con </w:t>
-      </w:r>
-      <w:proofErr w:type="spellStart"/>
-      <w:r>
-        <w:t>los</w:t>
-      </w:r>
-      <w:proofErr w:type="spellEnd"/>
-      <w:r>
-        <w:t xml:space="preserve"> </w:t>
+        <w:t xml:space="preserve"> con los </w:t>
       </w:r>
       <w:proofErr w:type="spellStart"/>
       <w:r>
@@ -3160,15 +2974,7 @@
       </w:r>
       <w:proofErr w:type="spellEnd"/>
       <w:r>
-        <w:t xml:space="preserve"> dados </w:t>
-      </w:r>
-      <w:proofErr w:type="spellStart"/>
-      <w:r>
-        <w:t>por</w:t>
-      </w:r>
-      <w:proofErr w:type="spellEnd"/>
-      <w:r>
-        <w:t xml:space="preserve"> </w:t>
+        <w:t xml:space="preserve"> dados por </w:t>
       </w:r>
       <w:proofErr w:type="spellStart"/>
       <w:r>
@@ -3236,15 +3042,7 @@
       </w:r>
       <w:proofErr w:type="spellEnd"/>
       <w:r>
-        <w:t xml:space="preserve"> </w:t>
-      </w:r>
-      <w:proofErr w:type="spellStart"/>
-      <w:r>
-        <w:t>una</w:t>
-      </w:r>
-      <w:proofErr w:type="spellEnd"/>
-      <w:r>
-        <w:t xml:space="preserve"> </w:t>
+        <w:t xml:space="preserve"> una </w:t>
       </w:r>
       <w:proofErr w:type="spellStart"/>
       <w:r>
@@ -3415,15 +3213,7 @@
       </w:r>
       <w:proofErr w:type="spellEnd"/>
       <w:r>
-        <w:t xml:space="preserve"> </w:t>
-      </w:r>
-      <w:proofErr w:type="spellStart"/>
-      <w:r>
-        <w:t>los</w:t>
-      </w:r>
-      <w:proofErr w:type="spellEnd"/>
-      <w:r>
-        <w:t xml:space="preserve"> </w:t>
+        <w:t xml:space="preserve"> los </w:t>
       </w:r>
       <w:proofErr w:type="spellStart"/>
       <w:r>
@@ -3579,11 +3369,108 @@
             </w:r>
             <w:proofErr w:type="spellEnd"/>
             <w:r>
+              <w:t xml:space="preserve"> que </w:t>
+            </w:r>
+            <w:proofErr w:type="spellStart"/>
+            <w:r>
+              <w:t>contiene</w:t>
+            </w:r>
+            <w:proofErr w:type="spellEnd"/>
+            <w:r>
+              <w:t xml:space="preserve"> la </w:t>
+            </w:r>
+            <w:proofErr w:type="spellStart"/>
+            <w:r>
+              <w:t>información</w:t>
+            </w:r>
+            <w:proofErr w:type="spellEnd"/>
+            <w:r>
               <w:t xml:space="preserve"> </w:t>
             </w:r>
             <w:proofErr w:type="spellStart"/>
             <w:r>
-              <w:t>que</w:t>
+              <w:t>completa</w:t>
+            </w:r>
+            <w:proofErr w:type="spellEnd"/>
+            <w:r>
+              <w:t xml:space="preserve"> de los taxis.</w:t>
+            </w:r>
+          </w:p>
+          <w:p>
+            <w:proofErr w:type="spellStart"/>
+            <w:r>
+              <w:t>coor_ini</w:t>
+            </w:r>
+            <w:proofErr w:type="spellEnd"/>
+            <w:r>
+              <w:t xml:space="preserve">: valor </w:t>
+            </w:r>
+            <w:proofErr w:type="spellStart"/>
+            <w:r>
+              <w:t>inicial</w:t>
+            </w:r>
+            <w:proofErr w:type="spellEnd"/>
+            <w:r>
+              <w:t xml:space="preserve"> del </w:t>
+            </w:r>
+            <w:proofErr w:type="spellStart"/>
+            <w:r>
+              <w:t>rango</w:t>
+            </w:r>
+            <w:proofErr w:type="spellEnd"/>
+            <w:r>
+              <w:t xml:space="preserve"> de latitudes a </w:t>
+            </w:r>
+            <w:proofErr w:type="spellStart"/>
+            <w:r>
+              <w:t>filtrar</w:t>
+            </w:r>
+            <w:proofErr w:type="spellEnd"/>
+            <w:r>
+              <w:t>.</w:t>
+            </w:r>
+          </w:p>
+          <w:p>
+            <w:proofErr w:type="spellStart"/>
+            <w:r>
+              <w:t>coor_fin</w:t>
+            </w:r>
+            <w:proofErr w:type="spellEnd"/>
+            <w:r>
+              <w:t xml:space="preserve">: valor final del </w:t>
+            </w:r>
+            <w:proofErr w:type="spellStart"/>
+            <w:r>
+              <w:t>rango</w:t>
+            </w:r>
+            <w:proofErr w:type="spellEnd"/>
+            <w:r>
+              <w:t xml:space="preserve"> de latitudes a </w:t>
+            </w:r>
+            <w:proofErr w:type="spellStart"/>
+            <w:r>
+              <w:t>filtrar</w:t>
+            </w:r>
+            <w:proofErr w:type="spellEnd"/>
+            <w:r>
+              <w:t>.</w:t>
+            </w:r>
+          </w:p>
+          <w:p>
+            <w:r>
+              <w:t xml:space="preserve">n: </w:t>
+            </w:r>
+            <w:proofErr w:type="spellStart"/>
+            <w:r>
+              <w:t>cantidad</w:t>
+            </w:r>
+            <w:proofErr w:type="spellEnd"/>
+            <w:r>
+              <w:t xml:space="preserve"> de </w:t>
+            </w:r>
+            <w:proofErr w:type="spellStart"/>
+            <w:r>
+              <w:t>registros</w:t>
             </w:r>
             <w:proofErr w:type="spellEnd"/>
             <w:r>
@@ -3591,132 +3478,11 @@
             </w:r>
             <w:proofErr w:type="spellStart"/>
             <w:r>
-              <w:t>contiene</w:t>
-            </w:r>
-            <w:proofErr w:type="spellEnd"/>
-            <w:r>
-              <w:t xml:space="preserve"> la </w:t>
-            </w:r>
-            <w:proofErr w:type="spellStart"/>
-            <w:r>
-              <w:t>información</w:t>
-            </w:r>
-            <w:proofErr w:type="spellEnd"/>
-            <w:r>
-              <w:t xml:space="preserve"> </w:t>
-            </w:r>
-            <w:proofErr w:type="spellStart"/>
-            <w:r>
-              <w:t>completa</w:t>
-            </w:r>
-            <w:proofErr w:type="spellEnd"/>
-            <w:r>
-              <w:t xml:space="preserve"> de </w:t>
-            </w:r>
-            <w:proofErr w:type="spellStart"/>
-            <w:r>
-              <w:t>los</w:t>
-            </w:r>
-            <w:proofErr w:type="spellEnd"/>
-            <w:r>
-              <w:t xml:space="preserve"> taxis.</w:t>
-            </w:r>
-          </w:p>
-          <w:p>
-            <w:proofErr w:type="spellStart"/>
-            <w:r>
-              <w:t>coor_ini</w:t>
-            </w:r>
-            <w:proofErr w:type="spellEnd"/>
-            <w:r>
-              <w:t xml:space="preserve">: valor </w:t>
-            </w:r>
-            <w:proofErr w:type="spellStart"/>
-            <w:r>
-              <w:t>inicial</w:t>
-            </w:r>
-            <w:proofErr w:type="spellEnd"/>
-            <w:r>
-              <w:t xml:space="preserve"> del </w:t>
-            </w:r>
-            <w:proofErr w:type="spellStart"/>
-            <w:r>
-              <w:t>rango</w:t>
-            </w:r>
-            <w:proofErr w:type="spellEnd"/>
-            <w:r>
-              <w:t xml:space="preserve"> de latitudes a </w:t>
-            </w:r>
-            <w:proofErr w:type="spellStart"/>
-            <w:r>
-              <w:t>filtrar</w:t>
-            </w:r>
-            <w:proofErr w:type="spellEnd"/>
-            <w:r>
-              <w:t>.</w:t>
-            </w:r>
-          </w:p>
-          <w:p>
-            <w:proofErr w:type="spellStart"/>
-            <w:r>
-              <w:t>coor_fin</w:t>
-            </w:r>
-            <w:proofErr w:type="spellEnd"/>
-            <w:r>
-              <w:t xml:space="preserve">: valor final del </w:t>
-            </w:r>
-            <w:proofErr w:type="spellStart"/>
-            <w:r>
-              <w:t>rango</w:t>
-            </w:r>
-            <w:proofErr w:type="spellEnd"/>
-            <w:r>
-              <w:t xml:space="preserve"> de latitudes a </w:t>
-            </w:r>
-            <w:proofErr w:type="spellStart"/>
-            <w:r>
-              <w:t>filtrar</w:t>
-            </w:r>
-            <w:proofErr w:type="spellEnd"/>
-            <w:r>
-              <w:t>.</w:t>
-            </w:r>
-          </w:p>
-          <w:p>
-            <w:r>
-              <w:t xml:space="preserve">n: </w:t>
-            </w:r>
-            <w:proofErr w:type="spellStart"/>
-            <w:r>
-              <w:t>cantidad</w:t>
-            </w:r>
-            <w:proofErr w:type="spellEnd"/>
-            <w:r>
-              <w:t xml:space="preserve"> de </w:t>
-            </w:r>
-            <w:proofErr w:type="spellStart"/>
-            <w:r>
-              <w:t>registros</w:t>
-            </w:r>
-            <w:proofErr w:type="spellEnd"/>
-            <w:r>
-              <w:t xml:space="preserve"> </w:t>
-            </w:r>
-            <w:proofErr w:type="spellStart"/>
-            <w:r>
               <w:t>iniciales</w:t>
             </w:r>
             <w:proofErr w:type="spellEnd"/>
             <w:r>
-              <w:t xml:space="preserve"> y finales </w:t>
-            </w:r>
-            <w:proofErr w:type="spellStart"/>
-            <w:r>
-              <w:t>que</w:t>
-            </w:r>
-            <w:proofErr w:type="spellEnd"/>
-            <w:r>
-              <w:t xml:space="preserve"> se </w:t>
+              <w:t xml:space="preserve"> y finales que se </w:t>
             </w:r>
             <w:proofErr w:type="spellStart"/>
             <w:r>
@@ -3861,116 +3627,92 @@
             </w:r>
             <w:proofErr w:type="spellEnd"/>
             <w:r>
+              <w:t xml:space="preserve"> dentro del </w:t>
+            </w:r>
+            <w:proofErr w:type="spellStart"/>
+            <w:r>
+              <w:t>rango</w:t>
+            </w:r>
+            <w:proofErr w:type="spellEnd"/>
+            <w:r>
+              <w:t xml:space="preserve"> de </w:t>
+            </w:r>
+            <w:proofErr w:type="spellStart"/>
+            <w:r>
+              <w:t>coordenadas</w:t>
+            </w:r>
+            <w:proofErr w:type="spellEnd"/>
+            <w:r>
+              <w:t>.</w:t>
+            </w:r>
+          </w:p>
+          <w:p>
+            <w:pPr>
+              <w:rPr>
+                <w:lang w:val="es-CO"/>
+              </w:rPr>
+            </w:pPr>
+            <w:r>
+              <w:rPr>
+                <w:lang w:val="es-CO"/>
+              </w:rPr>
+              <w:t>"</w:t>
+            </w:r>
+            <w:proofErr w:type="spellStart"/>
+            <w:r>
+              <w:rPr>
+                <w:lang w:val="es-CO"/>
+              </w:rPr>
+              <w:t>first</w:t>
+            </w:r>
+            <w:proofErr w:type="spellEnd"/>
+            <w:r>
+              <w:rPr>
+                <w:lang w:val="es-CO"/>
+              </w:rPr>
+              <w:t>": lista con los primeros n viajes ordenados por latitud y longitud.</w:t>
+            </w:r>
+          </w:p>
+          <w:p>
+            <w:pPr>
+              <w:rPr>
+                <w:lang w:val="es-CO"/>
+              </w:rPr>
+            </w:pPr>
+            <w:r>
+              <w:t xml:space="preserve">"last": </w:t>
+            </w:r>
+            <w:proofErr w:type="spellStart"/>
+            <w:r>
+              <w:t>lista</w:t>
+            </w:r>
+            <w:proofErr w:type="spellEnd"/>
+            <w:r>
+              <w:t xml:space="preserve"> con los </w:t>
+            </w:r>
+            <w:proofErr w:type="spellStart"/>
+            <w:r>
+              <w:t>últimos</w:t>
+            </w:r>
+            <w:proofErr w:type="spellEnd"/>
+            <w:r>
+              <w:t xml:space="preserve"> n </w:t>
+            </w:r>
+            <w:proofErr w:type="spellStart"/>
+            <w:r>
+              <w:t>viajes</w:t>
+            </w:r>
+            <w:proofErr w:type="spellEnd"/>
+            <w:r>
               <w:t xml:space="preserve"> </w:t>
             </w:r>
             <w:proofErr w:type="spellStart"/>
             <w:r>
-              <w:t>dentro</w:t>
-            </w:r>
-            <w:proofErr w:type="spellEnd"/>
-            <w:r>
-              <w:t xml:space="preserve"> del </w:t>
-            </w:r>
-            <w:proofErr w:type="spellStart"/>
-            <w:r>
-              <w:t>rango</w:t>
-            </w:r>
-            <w:proofErr w:type="spellEnd"/>
-            <w:r>
-              <w:t xml:space="preserve"> de </w:t>
-            </w:r>
-            <w:proofErr w:type="spellStart"/>
-            <w:r>
-              <w:t>coordenadas</w:t>
-            </w:r>
-            <w:proofErr w:type="spellEnd"/>
-            <w:r>
-              <w:t>.</w:t>
-            </w:r>
-          </w:p>
-          <w:p>
-            <w:pPr>
-              <w:rPr>
-                <w:lang w:val="es-CO"/>
-              </w:rPr>
-            </w:pPr>
-            <w:r>
-              <w:rPr>
-                <w:lang w:val="es-CO"/>
-              </w:rPr>
-              <w:t>"</w:t>
-            </w:r>
-            <w:proofErr w:type="spellStart"/>
-            <w:r>
-              <w:rPr>
-                <w:lang w:val="es-CO"/>
-              </w:rPr>
-              <w:t>first</w:t>
-            </w:r>
-            <w:proofErr w:type="spellEnd"/>
-            <w:r>
-              <w:rPr>
-                <w:lang w:val="es-CO"/>
-              </w:rPr>
-              <w:t>": lista con los primeros n viajes ordenados por latitud y longitud.</w:t>
-            </w:r>
-          </w:p>
-          <w:p>
-            <w:pPr>
-              <w:rPr>
-                <w:lang w:val="es-CO"/>
-              </w:rPr>
-            </w:pPr>
-            <w:r>
-              <w:t xml:space="preserve">"last": </w:t>
-            </w:r>
-            <w:proofErr w:type="spellStart"/>
-            <w:r>
-              <w:t>lista</w:t>
-            </w:r>
-            <w:proofErr w:type="spellEnd"/>
-            <w:r>
-              <w:t xml:space="preserve"> con </w:t>
-            </w:r>
-            <w:proofErr w:type="spellStart"/>
-            <w:r>
-              <w:t>los</w:t>
-            </w:r>
-            <w:proofErr w:type="spellEnd"/>
-            <w:r>
-              <w:t xml:space="preserve"> </w:t>
-            </w:r>
-            <w:proofErr w:type="spellStart"/>
-            <w:r>
-              <w:t>últimos</w:t>
-            </w:r>
-            <w:proofErr w:type="spellEnd"/>
-            <w:r>
-              <w:t xml:space="preserve"> n </w:t>
-            </w:r>
-            <w:proofErr w:type="spellStart"/>
-            <w:r>
-              <w:t>viajes</w:t>
-            </w:r>
-            <w:proofErr w:type="spellEnd"/>
-            <w:r>
-              <w:t xml:space="preserve"> </w:t>
-            </w:r>
-            <w:proofErr w:type="spellStart"/>
-            <w:r>
               <w:t>ordenados</w:t>
             </w:r>
             <w:proofErr w:type="spellEnd"/>
             <w:r>
-              <w:t xml:space="preserve"> </w:t>
-            </w:r>
-            <w:proofErr w:type="spellStart"/>
-            <w:r>
-              <w:t>por</w:t>
-            </w:r>
-            <w:proofErr w:type="spellEnd"/>
-            <w:r>
-              <w:t xml:space="preserve"> </w:t>
+              <w:t xml:space="preserve"> por </w:t>
             </w:r>
             <w:proofErr w:type="spellStart"/>
             <w:r>
@@ -4054,16 +3796,8 @@
               <w:rPr>
                 <w:lang w:val="es-419"/>
               </w:rPr>
-              <w:t xml:space="preserve">Manuel </w:t>
-            </w:r>
-            <w:proofErr w:type="spellStart"/>
-            <w:r>
-              <w:rPr>
-                <w:lang w:val="es-419"/>
-              </w:rPr>
-              <w:t>figueroa</w:t>
-            </w:r>
-            <w:proofErr w:type="spellEnd"/>
+              <w:t>Simón Peña Alarcón</w:t>
+            </w:r>
           </w:p>
         </w:tc>
       </w:tr>
@@ -4185,15 +3919,7 @@
             </w:r>
             <w:proofErr w:type="spellEnd"/>
             <w:r>
-              <w:t xml:space="preserve"> </w:t>
-            </w:r>
-            <w:proofErr w:type="spellStart"/>
-            <w:r>
-              <w:t>los</w:t>
-            </w:r>
-            <w:proofErr w:type="spellEnd"/>
-            <w:r>
-              <w:t xml:space="preserve"> </w:t>
+              <w:t xml:space="preserve"> los </w:t>
             </w:r>
             <w:proofErr w:type="spellStart"/>
             <w:r>
@@ -4224,7 +3950,13 @@
               </w:rPr>
             </w:pPr>
             <w:r>
-              <w:t>O(m)</w:t>
+              <w:t>O(</w:t>
+            </w:r>
+            <w:r>
+              <w:t>n</w:t>
+            </w:r>
+            <w:r>
+              <w:t>)</w:t>
             </w:r>
           </w:p>
         </w:tc>
@@ -4375,15 +4107,7 @@
             </w:r>
             <w:proofErr w:type="spellEnd"/>
             <w:r>
-              <w:t xml:space="preserve"> Shell sort </w:t>
-            </w:r>
-            <w:proofErr w:type="spellStart"/>
-            <w:r>
-              <w:t>por</w:t>
-            </w:r>
-            <w:proofErr w:type="spellEnd"/>
-            <w:r>
-              <w:t xml:space="preserve"> </w:t>
+              <w:t xml:space="preserve"> Shell sort por </w:t>
             </w:r>
             <w:proofErr w:type="spellStart"/>
             <w:r>
@@ -4410,7 +4134,13 @@
           </w:tcPr>
           <w:p>
             <w:r>
-              <w:t xml:space="preserve">O(m²) </w:t>
+              <w:t>O(</w:t>
+            </w:r>
+            <w:r>
+              <w:t>n</w:t>
+            </w:r>
+            <w:r>
+              <w:t xml:space="preserve">²) </w:t>
             </w:r>
             <w:proofErr w:type="spellStart"/>
             <w:r>
@@ -4460,15 +4190,7 @@
             </w:r>
             <w:proofErr w:type="spellEnd"/>
             <w:r>
-              <w:t xml:space="preserve"> de </w:t>
-            </w:r>
-            <w:proofErr w:type="spellStart"/>
-            <w:r>
-              <w:t>los</w:t>
-            </w:r>
-            <w:proofErr w:type="spellEnd"/>
-            <w:r>
-              <w:t xml:space="preserve"> </w:t>
+              <w:t xml:space="preserve"> de los </w:t>
             </w:r>
             <w:proofErr w:type="spellStart"/>
             <w:r>
@@ -4552,7 +4274,25 @@
                 <w:i/>
                 <w:iCs/>
               </w:rPr>
-              <w:t>O(m²)</w:t>
+              <w:t>O(</w:t>
+            </w:r>
+            <w:r>
+              <w:rPr>
+                <w:b/>
+                <w:bCs/>
+                <w:i/>
+                <w:iCs/>
+              </w:rPr>
+              <w:t>n</w:t>
+            </w:r>
+            <w:r>
+              <w:rPr>
+                <w:b/>
+                <w:bCs/>
+                <w:i/>
+                <w:iCs/>
+              </w:rPr>
+              <w:t>²)</w:t>
             </w:r>
           </w:p>
         </w:tc>
@@ -4585,9 +4325,6 @@
       </w:r>
     </w:p>
     <w:p>
-      <w:pPr>
-        <w:jc w:val="both"/>
-      </w:pPr>
       <w:r>
         <w:t xml:space="preserve">El </w:t>
       </w:r>
@@ -4605,15 +4342,7 @@
       </w:r>
       <w:proofErr w:type="spellEnd"/>
       <w:r>
-        <w:t xml:space="preserve"> </w:t>
-      </w:r>
-      <w:proofErr w:type="spellStart"/>
-      <w:r>
-        <w:t>una</w:t>
-      </w:r>
-      <w:proofErr w:type="spellEnd"/>
-      <w:r>
-        <w:t xml:space="preserve"> </w:t>
+        <w:t xml:space="preserve"> una </w:t>
       </w:r>
       <w:proofErr w:type="spellStart"/>
       <w:r>
@@ -4629,15 +4358,7 @@
       </w:r>
       <w:proofErr w:type="spellEnd"/>
       <w:r>
-        <w:t xml:space="preserve"> </w:t>
-      </w:r>
-      <w:proofErr w:type="spellStart"/>
-      <w:r>
-        <w:t>los</w:t>
-      </w:r>
-      <w:proofErr w:type="spellEnd"/>
-      <w:r>
-        <w:t xml:space="preserve"> </w:t>
+        <w:t xml:space="preserve"> los </w:t>
       </w:r>
       <w:proofErr w:type="spellStart"/>
       <w:r>
@@ -4653,15 +4374,7 @@
       </w:r>
       <w:proofErr w:type="spellEnd"/>
       <w:r>
-        <w:t xml:space="preserve">, lo </w:t>
-      </w:r>
-      <w:proofErr w:type="spellStart"/>
-      <w:r>
-        <w:t>que</w:t>
-      </w:r>
-      <w:proofErr w:type="spellEnd"/>
-      <w:r>
-        <w:t xml:space="preserve"> le </w:t>
+        <w:t xml:space="preserve">, lo que le </w:t>
       </w:r>
       <w:proofErr w:type="spellStart"/>
       <w:r>
@@ -4669,15 +4382,7 @@
       </w:r>
       <w:proofErr w:type="spellEnd"/>
       <w:r>
-        <w:t xml:space="preserve"> </w:t>
-      </w:r>
-      <w:proofErr w:type="spellStart"/>
-      <w:r>
-        <w:t>una</w:t>
-      </w:r>
-      <w:proofErr w:type="spellEnd"/>
-      <w:r>
-        <w:t xml:space="preserve"> </w:t>
+        <w:t xml:space="preserve"> una </w:t>
       </w:r>
       <w:proofErr w:type="spellStart"/>
       <w:r>
@@ -4733,15 +4438,7 @@
       </w:r>
       <w:proofErr w:type="spellEnd"/>
       <w:r>
-        <w:t xml:space="preserve"> de </w:t>
-      </w:r>
-      <w:proofErr w:type="spellStart"/>
-      <w:r>
-        <w:t>los</w:t>
-      </w:r>
-      <w:proofErr w:type="spellEnd"/>
-      <w:r>
-        <w:t xml:space="preserve"> </w:t>
+        <w:t xml:space="preserve"> de los </w:t>
       </w:r>
       <w:proofErr w:type="spellStart"/>
       <w:r>
@@ -4939,23 +4636,7 @@
       </w:r>
       <w:proofErr w:type="spellEnd"/>
       <w:r>
-        <w:t xml:space="preserve"> </w:t>
-      </w:r>
-      <w:proofErr w:type="spellStart"/>
-      <w:r>
-        <w:t>que</w:t>
-      </w:r>
-      <w:proofErr w:type="spellEnd"/>
-      <w:r>
-        <w:t xml:space="preserve"> </w:t>
-      </w:r>
-      <w:proofErr w:type="spellStart"/>
-      <w:r>
-        <w:t>los</w:t>
-      </w:r>
-      <w:proofErr w:type="spellEnd"/>
-      <w:r>
-        <w:t xml:space="preserve"> </w:t>
+        <w:t xml:space="preserve"> que los </w:t>
       </w:r>
       <w:proofErr w:type="spellStart"/>
       <w:r>
@@ -5003,15 +4684,7 @@
       </w:r>
       <w:proofErr w:type="spellEnd"/>
       <w:r>
-        <w:t xml:space="preserve">, y </w:t>
-      </w:r>
-      <w:proofErr w:type="spellStart"/>
-      <w:r>
-        <w:t>que</w:t>
-      </w:r>
-      <w:proofErr w:type="spellEnd"/>
-      <w:r>
-        <w:t xml:space="preserve"> </w:t>
+        <w:t xml:space="preserve">, y que </w:t>
       </w:r>
       <w:proofErr w:type="spellStart"/>
       <w:r>
@@ -5067,15 +4740,7 @@
       </w:r>
       <w:proofErr w:type="spellEnd"/>
       <w:r>
-        <w:t xml:space="preserve">, junto con </w:t>
-      </w:r>
-      <w:proofErr w:type="spellStart"/>
-      <w:r>
-        <w:t>los</w:t>
-      </w:r>
-      <w:proofErr w:type="spellEnd"/>
-      <w:r>
-        <w:t xml:space="preserve"> </w:t>
+        <w:t xml:space="preserve">, junto con los </w:t>
       </w:r>
       <w:proofErr w:type="spellStart"/>
       <w:r>
@@ -5099,15 +4764,7 @@
       </w:r>
       <w:proofErr w:type="spellEnd"/>
       <w:r>
-        <w:t xml:space="preserve"> </w:t>
-      </w:r>
-      <w:proofErr w:type="spellStart"/>
-      <w:r>
-        <w:t>dentro</w:t>
-      </w:r>
-      <w:proofErr w:type="spellEnd"/>
-      <w:r>
-        <w:t xml:space="preserve"> del </w:t>
+        <w:t xml:space="preserve"> dentro del </w:t>
       </w:r>
       <w:proofErr w:type="spellStart"/>
       <w:r>
@@ -5373,15 +5030,7 @@
       </w:r>
       <w:proofErr w:type="spellEnd"/>
       <w:r>
-        <w:t xml:space="preserve"> </w:t>
-      </w:r>
-      <w:proofErr w:type="spellStart"/>
-      <w:r>
-        <w:t>los</w:t>
-      </w:r>
-      <w:proofErr w:type="spellEnd"/>
-      <w:r>
-        <w:t xml:space="preserve"> </w:t>
+        <w:t xml:space="preserve"> los </w:t>
       </w:r>
       <w:proofErr w:type="spellStart"/>
       <w:r>
@@ -5428,15 +5077,7 @@
       </w:r>
       <w:proofErr w:type="spellEnd"/>
       <w:r>
-        <w:t xml:space="preserve"> </w:t>
-      </w:r>
-      <w:proofErr w:type="spellStart"/>
-      <w:r>
-        <w:t>dentro</w:t>
-      </w:r>
-      <w:proofErr w:type="spellEnd"/>
-      <w:r>
-        <w:t xml:space="preserve"> de un </w:t>
+        <w:t xml:space="preserve"> dentro de un </w:t>
       </w:r>
       <w:proofErr w:type="spellStart"/>
       <w:r>
@@ -5452,15 +5093,7 @@
       </w:r>
       <w:proofErr w:type="spellEnd"/>
       <w:r>
-        <w:t xml:space="preserve"> </w:t>
-      </w:r>
-      <w:proofErr w:type="spellStart"/>
-      <w:r>
-        <w:t>por</w:t>
-      </w:r>
-      <w:proofErr w:type="spellEnd"/>
-      <w:r>
-        <w:t xml:space="preserve"> </w:t>
+        <w:t xml:space="preserve"> por </w:t>
       </w:r>
       <w:proofErr w:type="spellStart"/>
       <w:r>
@@ -5504,15 +5137,7 @@
       </w:r>
       <w:proofErr w:type="spellEnd"/>
       <w:r>
-        <w:t xml:space="preserve"> </w:t>
-      </w:r>
-      <w:proofErr w:type="spellStart"/>
-      <w:r>
-        <w:t>los</w:t>
-      </w:r>
-      <w:proofErr w:type="spellEnd"/>
-      <w:r>
-        <w:t xml:space="preserve"> </w:t>
+        <w:t xml:space="preserve"> los </w:t>
       </w:r>
       <w:proofErr w:type="spellStart"/>
       <w:r>
@@ -5536,15 +5161,7 @@
       </w:r>
       <w:proofErr w:type="spellEnd"/>
       <w:r>
-        <w:t xml:space="preserve"> </w:t>
-      </w:r>
-      <w:proofErr w:type="spellStart"/>
-      <w:r>
-        <w:t>que</w:t>
-      </w:r>
-      <w:proofErr w:type="spellEnd"/>
-      <w:r>
-        <w:t xml:space="preserve"> </w:t>
+        <w:t xml:space="preserve"> que </w:t>
       </w:r>
       <w:proofErr w:type="spellStart"/>
       <w:r>
@@ -5568,15 +5185,7 @@
       </w:r>
       <w:proofErr w:type="spellEnd"/>
       <w:r>
-        <w:t xml:space="preserve"> </w:t>
-      </w:r>
-      <w:proofErr w:type="spellStart"/>
-      <w:r>
-        <w:t>una</w:t>
-      </w:r>
-      <w:proofErr w:type="spellEnd"/>
-      <w:r>
-        <w:t xml:space="preserve"> </w:t>
+        <w:t xml:space="preserve"> una </w:t>
       </w:r>
       <w:proofErr w:type="spellStart"/>
       <w:r>
@@ -5586,14 +5195,9 @@
       <w:r>
         <w:t xml:space="preserve"> </w:t>
       </w:r>
-      <w:proofErr w:type="spellStart"/>
       <w:r>
         <w:lastRenderedPageBreak/>
-        <w:t>dentro</w:t>
-      </w:r>
-      <w:proofErr w:type="spellEnd"/>
-      <w:r>
-        <w:t xml:space="preserve"> del </w:t>
+        <w:t xml:space="preserve">dentro del </w:t>
       </w:r>
       <w:proofErr w:type="spellStart"/>
       <w:r>
@@ -5697,15 +5301,7 @@
       </w:r>
       <w:proofErr w:type="spellEnd"/>
       <w:r>
-        <w:t xml:space="preserve"> </w:t>
-      </w:r>
-      <w:proofErr w:type="spellStart"/>
-      <w:r>
-        <w:t>una</w:t>
-      </w:r>
-      <w:proofErr w:type="spellEnd"/>
-      <w:r>
-        <w:t xml:space="preserve"> </w:t>
+        <w:t xml:space="preserve"> una </w:t>
       </w:r>
       <w:proofErr w:type="spellStart"/>
       <w:r>
@@ -5733,15 +5329,7 @@
       </w:r>
       <w:proofErr w:type="spellEnd"/>
       <w:r>
-        <w:t xml:space="preserve"> </w:t>
-      </w:r>
-      <w:proofErr w:type="spellStart"/>
-      <w:r>
-        <w:t>los</w:t>
-      </w:r>
-      <w:proofErr w:type="spellEnd"/>
-      <w:r>
-        <w:t xml:space="preserve"> </w:t>
+        <w:t xml:space="preserve"> los </w:t>
       </w:r>
       <w:proofErr w:type="spellStart"/>
       <w:r>
@@ -5781,15 +5369,7 @@
       </w:r>
       <w:proofErr w:type="spellEnd"/>
       <w:r>
-        <w:t xml:space="preserve"> </w:t>
-      </w:r>
-      <w:proofErr w:type="spellStart"/>
-      <w:r>
-        <w:t>los</w:t>
-      </w:r>
-      <w:proofErr w:type="spellEnd"/>
-      <w:r>
-        <w:t xml:space="preserve"> </w:t>
+        <w:t xml:space="preserve"> los </w:t>
       </w:r>
       <w:proofErr w:type="spellStart"/>
       <w:r>
@@ -5877,15 +5457,7 @@
       </w:r>
       <w:proofErr w:type="spellEnd"/>
       <w:r>
-        <w:t xml:space="preserve"> </w:t>
-      </w:r>
-      <w:proofErr w:type="spellStart"/>
-      <w:r>
-        <w:t>los</w:t>
-      </w:r>
-      <w:proofErr w:type="spellEnd"/>
-      <w:r>
-        <w:t xml:space="preserve"> </w:t>
+        <w:t xml:space="preserve"> los </w:t>
       </w:r>
       <w:proofErr w:type="spellStart"/>
       <w:r>
@@ -5933,15 +5505,7 @@
       </w:r>
       <w:proofErr w:type="spellEnd"/>
       <w:r>
-        <w:t xml:space="preserve"> </w:t>
-      </w:r>
-      <w:proofErr w:type="spellStart"/>
-      <w:r>
-        <w:t>que</w:t>
-      </w:r>
-      <w:proofErr w:type="spellEnd"/>
-      <w:r>
-        <w:t xml:space="preserve"> </w:t>
+        <w:t xml:space="preserve"> que </w:t>
       </w:r>
       <w:proofErr w:type="spellStart"/>
       <w:r>
@@ -6040,11 +5604,132 @@
             </w:r>
             <w:proofErr w:type="spellEnd"/>
             <w:r>
-              <w:t xml:space="preserve"> principal </w:t>
-            </w:r>
-            <w:proofErr w:type="spellStart"/>
-            <w:r>
-              <w:t>que</w:t>
+              <w:t xml:space="preserve"> principal que </w:t>
+            </w:r>
+            <w:proofErr w:type="spellStart"/>
+            <w:r>
+              <w:t>contiene</w:t>
+            </w:r>
+            <w:proofErr w:type="spellEnd"/>
+            <w:r>
+              <w:t xml:space="preserve"> la </w:t>
+            </w:r>
+            <w:proofErr w:type="spellStart"/>
+            <w:r>
+              <w:t>información</w:t>
+            </w:r>
+            <w:proofErr w:type="spellEnd"/>
+            <w:r>
+              <w:t xml:space="preserve"> de los </w:t>
+            </w:r>
+            <w:proofErr w:type="spellStart"/>
+            <w:r>
+              <w:t>viajes</w:t>
+            </w:r>
+            <w:proofErr w:type="spellEnd"/>
+            <w:r>
+              <w:t>.</w:t>
+            </w:r>
+          </w:p>
+          <w:p>
+            <w:proofErr w:type="spellStart"/>
+            <w:r>
+              <w:t>initial_distance</w:t>
+            </w:r>
+            <w:proofErr w:type="spellEnd"/>
+            <w:r>
+              <w:t xml:space="preserve">: </w:t>
+            </w:r>
+            <w:proofErr w:type="spellStart"/>
+            <w:r>
+              <w:t>límite</w:t>
+            </w:r>
+            <w:proofErr w:type="spellEnd"/>
+            <w:r>
+              <w:t xml:space="preserve"> inferior del </w:t>
+            </w:r>
+            <w:proofErr w:type="spellStart"/>
+            <w:r>
+              <w:t>rango</w:t>
+            </w:r>
+            <w:proofErr w:type="spellEnd"/>
+            <w:r>
+              <w:t xml:space="preserve"> de </w:t>
+            </w:r>
+            <w:proofErr w:type="spellStart"/>
+            <w:r>
+              <w:t>distancia</w:t>
+            </w:r>
+            <w:proofErr w:type="spellEnd"/>
+            <w:r>
+              <w:t xml:space="preserve"> a </w:t>
+            </w:r>
+            <w:proofErr w:type="spellStart"/>
+            <w:r>
+              <w:t>filtrar</w:t>
+            </w:r>
+            <w:proofErr w:type="spellEnd"/>
+            <w:r>
+              <w:t>.</w:t>
+            </w:r>
+          </w:p>
+          <w:p>
+            <w:proofErr w:type="spellStart"/>
+            <w:r>
+              <w:t>final_distance</w:t>
+            </w:r>
+            <w:proofErr w:type="spellEnd"/>
+            <w:r>
+              <w:t xml:space="preserve">: </w:t>
+            </w:r>
+            <w:proofErr w:type="spellStart"/>
+            <w:r>
+              <w:t>límite</w:t>
+            </w:r>
+            <w:proofErr w:type="spellEnd"/>
+            <w:r>
+              <w:t xml:space="preserve"> superior del </w:t>
+            </w:r>
+            <w:proofErr w:type="spellStart"/>
+            <w:r>
+              <w:t>rango</w:t>
+            </w:r>
+            <w:proofErr w:type="spellEnd"/>
+            <w:r>
+              <w:t xml:space="preserve"> de </w:t>
+            </w:r>
+            <w:proofErr w:type="spellStart"/>
+            <w:r>
+              <w:t>distancia</w:t>
+            </w:r>
+            <w:proofErr w:type="spellEnd"/>
+            <w:r>
+              <w:t xml:space="preserve"> a </w:t>
+            </w:r>
+            <w:proofErr w:type="spellStart"/>
+            <w:r>
+              <w:t>filtrar</w:t>
+            </w:r>
+            <w:proofErr w:type="spellEnd"/>
+            <w:r>
+              <w:t>.</w:t>
+            </w:r>
+          </w:p>
+          <w:p>
+            <w:r>
+              <w:t xml:space="preserve">n: </w:t>
+            </w:r>
+            <w:proofErr w:type="spellStart"/>
+            <w:r>
+              <w:t>número</w:t>
+            </w:r>
+            <w:proofErr w:type="spellEnd"/>
+            <w:r>
+              <w:t xml:space="preserve"> de </w:t>
+            </w:r>
+            <w:proofErr w:type="spellStart"/>
+            <w:r>
+              <w:t>registros</w:t>
             </w:r>
             <w:proofErr w:type="spellEnd"/>
             <w:r>
@@ -6052,161 +5737,11 @@
             </w:r>
             <w:proofErr w:type="spellStart"/>
             <w:r>
-              <w:t>contiene</w:t>
-            </w:r>
-            <w:proofErr w:type="spellEnd"/>
-            <w:r>
-              <w:t xml:space="preserve"> la </w:t>
-            </w:r>
-            <w:proofErr w:type="spellStart"/>
-            <w:r>
-              <w:t>información</w:t>
-            </w:r>
-            <w:proofErr w:type="spellEnd"/>
-            <w:r>
-              <w:t xml:space="preserve"> de </w:t>
-            </w:r>
-            <w:proofErr w:type="spellStart"/>
-            <w:r>
-              <w:t>los</w:t>
-            </w:r>
-            <w:proofErr w:type="spellEnd"/>
-            <w:r>
-              <w:t xml:space="preserve"> </w:t>
-            </w:r>
-            <w:proofErr w:type="spellStart"/>
-            <w:r>
-              <w:t>viajes</w:t>
-            </w:r>
-            <w:proofErr w:type="spellEnd"/>
-            <w:r>
-              <w:t>.</w:t>
-            </w:r>
-          </w:p>
-          <w:p>
-            <w:proofErr w:type="spellStart"/>
-            <w:r>
-              <w:t>initial_distance</w:t>
-            </w:r>
-            <w:proofErr w:type="spellEnd"/>
-            <w:r>
-              <w:t xml:space="preserve">: </w:t>
-            </w:r>
-            <w:proofErr w:type="spellStart"/>
-            <w:r>
-              <w:t>límite</w:t>
-            </w:r>
-            <w:proofErr w:type="spellEnd"/>
-            <w:r>
-              <w:t xml:space="preserve"> inferior del </w:t>
-            </w:r>
-            <w:proofErr w:type="spellStart"/>
-            <w:r>
-              <w:t>rango</w:t>
-            </w:r>
-            <w:proofErr w:type="spellEnd"/>
-            <w:r>
-              <w:t xml:space="preserve"> de </w:t>
-            </w:r>
-            <w:proofErr w:type="spellStart"/>
-            <w:r>
-              <w:t>distancia</w:t>
-            </w:r>
-            <w:proofErr w:type="spellEnd"/>
-            <w:r>
-              <w:t xml:space="preserve"> a </w:t>
-            </w:r>
-            <w:proofErr w:type="spellStart"/>
-            <w:r>
-              <w:t>filtrar</w:t>
-            </w:r>
-            <w:proofErr w:type="spellEnd"/>
-            <w:r>
-              <w:t>.</w:t>
-            </w:r>
-          </w:p>
-          <w:p>
-            <w:proofErr w:type="spellStart"/>
-            <w:r>
-              <w:t>final_distance</w:t>
-            </w:r>
-            <w:proofErr w:type="spellEnd"/>
-            <w:r>
-              <w:t xml:space="preserve">: </w:t>
-            </w:r>
-            <w:proofErr w:type="spellStart"/>
-            <w:r>
-              <w:t>límite</w:t>
-            </w:r>
-            <w:proofErr w:type="spellEnd"/>
-            <w:r>
-              <w:t xml:space="preserve"> superior del </w:t>
-            </w:r>
-            <w:proofErr w:type="spellStart"/>
-            <w:r>
-              <w:t>rango</w:t>
-            </w:r>
-            <w:proofErr w:type="spellEnd"/>
-            <w:r>
-              <w:t xml:space="preserve"> de </w:t>
-            </w:r>
-            <w:proofErr w:type="spellStart"/>
-            <w:r>
-              <w:t>distancia</w:t>
-            </w:r>
-            <w:proofErr w:type="spellEnd"/>
-            <w:r>
-              <w:t xml:space="preserve"> </w:t>
-            </w:r>
-            <w:proofErr w:type="gramStart"/>
-            <w:r>
-              <w:t xml:space="preserve">a </w:t>
-            </w:r>
-            <w:proofErr w:type="spellStart"/>
-            <w:r>
-              <w:t>filtrar</w:t>
-            </w:r>
-            <w:proofErr w:type="spellEnd"/>
-            <w:proofErr w:type="gramEnd"/>
-            <w:r>
-              <w:t>.</w:t>
-            </w:r>
-          </w:p>
-          <w:p>
-            <w:r>
-              <w:t xml:space="preserve">n: </w:t>
-            </w:r>
-            <w:proofErr w:type="spellStart"/>
-            <w:r>
-              <w:t>número</w:t>
-            </w:r>
-            <w:proofErr w:type="spellEnd"/>
-            <w:r>
-              <w:t xml:space="preserve"> de </w:t>
-            </w:r>
-            <w:proofErr w:type="spellStart"/>
-            <w:r>
-              <w:t>registros</w:t>
-            </w:r>
-            <w:proofErr w:type="spellEnd"/>
-            <w:r>
-              <w:t xml:space="preserve"> </w:t>
-            </w:r>
-            <w:proofErr w:type="spellStart"/>
-            <w:r>
               <w:t>iniciales</w:t>
             </w:r>
             <w:proofErr w:type="spellEnd"/>
             <w:r>
-              <w:t xml:space="preserve"> y finales </w:t>
-            </w:r>
-            <w:proofErr w:type="spellStart"/>
-            <w:r>
-              <w:t>que</w:t>
-            </w:r>
-            <w:proofErr w:type="spellEnd"/>
-            <w:r>
-              <w:t xml:space="preserve"> se </w:t>
+              <w:t xml:space="preserve"> y finales que se </w:t>
             </w:r>
             <w:proofErr w:type="spellStart"/>
             <w:r>
@@ -6358,23 +5893,60 @@
             </w:r>
             <w:proofErr w:type="spellEnd"/>
             <w:r>
+              <w:t xml:space="preserve"> dentro del </w:t>
+            </w:r>
+            <w:proofErr w:type="spellStart"/>
+            <w:r>
+              <w:t>rango</w:t>
+            </w:r>
+            <w:proofErr w:type="spellEnd"/>
+            <w:r>
+              <w:t xml:space="preserve"> de </w:t>
+            </w:r>
+            <w:proofErr w:type="spellStart"/>
+            <w:r>
+              <w:t>distancia</w:t>
+            </w:r>
+            <w:proofErr w:type="spellEnd"/>
+            <w:r>
+              <w:t>.</w:t>
+            </w:r>
+          </w:p>
+          <w:p>
+            <w:r>
+              <w:t xml:space="preserve">"first": </w:t>
+            </w:r>
+            <w:proofErr w:type="spellStart"/>
+            <w:r>
+              <w:t>lista</w:t>
+            </w:r>
+            <w:proofErr w:type="spellEnd"/>
+            <w:r>
+              <w:t xml:space="preserve"> con los </w:t>
+            </w:r>
+            <w:proofErr w:type="spellStart"/>
+            <w:r>
+              <w:t>primeros</w:t>
+            </w:r>
+            <w:proofErr w:type="spellEnd"/>
+            <w:r>
+              <w:t xml:space="preserve"> n </w:t>
+            </w:r>
+            <w:proofErr w:type="spellStart"/>
+            <w:r>
+              <w:t>viajes</w:t>
+            </w:r>
+            <w:proofErr w:type="spellEnd"/>
+            <w:r>
               <w:t xml:space="preserve"> </w:t>
             </w:r>
             <w:proofErr w:type="spellStart"/>
             <w:r>
-              <w:t>dentro</w:t>
-            </w:r>
-            <w:proofErr w:type="spellEnd"/>
-            <w:r>
-              <w:t xml:space="preserve"> del </w:t>
-            </w:r>
-            <w:proofErr w:type="spellStart"/>
-            <w:r>
-              <w:t>rango</w:t>
-            </w:r>
-            <w:proofErr w:type="spellEnd"/>
-            <w:r>
-              <w:t xml:space="preserve"> de </w:t>
+              <w:t>ordenados</w:t>
+            </w:r>
+            <w:proofErr w:type="spellEnd"/>
+            <w:r>
+              <w:t xml:space="preserve"> por </w:t>
             </w:r>
             <w:proofErr w:type="spellStart"/>
             <w:r>
@@ -6382,12 +5954,20 @@
             </w:r>
             <w:proofErr w:type="spellEnd"/>
             <w:r>
-              <w:t>.</w:t>
-            </w:r>
-          </w:p>
-          <w:p>
-            <w:r>
-              <w:t xml:space="preserve">"first": </w:t>
+              <w:t xml:space="preserve"> y </w:t>
+            </w:r>
+            <w:proofErr w:type="spellStart"/>
+            <w:r>
+              <w:t>monto</w:t>
+            </w:r>
+            <w:proofErr w:type="spellEnd"/>
+            <w:r>
+              <w:t xml:space="preserve"> total.</w:t>
+            </w:r>
+          </w:p>
+          <w:p>
+            <w:r>
+              <w:t xml:space="preserve">"last": </w:t>
             </w:r>
             <w:proofErr w:type="spellStart"/>
             <w:r>
@@ -6395,11 +5975,19 @@
             </w:r>
             <w:proofErr w:type="spellEnd"/>
             <w:r>
-              <w:t xml:space="preserve"> con </w:t>
-            </w:r>
-            <w:proofErr w:type="spellStart"/>
-            <w:r>
-              <w:t>los</w:t>
+              <w:t xml:space="preserve"> con los </w:t>
+            </w:r>
+            <w:proofErr w:type="spellStart"/>
+            <w:r>
+              <w:t>últimos</w:t>
+            </w:r>
+            <w:proofErr w:type="spellEnd"/>
+            <w:r>
+              <w:t xml:space="preserve"> n </w:t>
+            </w:r>
+            <w:proofErr w:type="spellStart"/>
+            <w:r>
+              <w:t>viajes</w:t>
             </w:r>
             <w:proofErr w:type="spellEnd"/>
             <w:r>
@@ -6407,104 +5995,11 @@
             </w:r>
             <w:proofErr w:type="spellStart"/>
             <w:r>
-              <w:t>primeros</w:t>
-            </w:r>
-            <w:proofErr w:type="spellEnd"/>
-            <w:r>
-              <w:t xml:space="preserve"> n </w:t>
-            </w:r>
-            <w:proofErr w:type="spellStart"/>
-            <w:r>
-              <w:t>viajes</w:t>
-            </w:r>
-            <w:proofErr w:type="spellEnd"/>
-            <w:r>
-              <w:t xml:space="preserve"> </w:t>
-            </w:r>
-            <w:proofErr w:type="spellStart"/>
-            <w:r>
               <w:t>ordenados</w:t>
             </w:r>
             <w:proofErr w:type="spellEnd"/>
             <w:r>
-              <w:t xml:space="preserve"> </w:t>
-            </w:r>
-            <w:proofErr w:type="spellStart"/>
-            <w:r>
-              <w:t>por</w:t>
-            </w:r>
-            <w:proofErr w:type="spellEnd"/>
-            <w:r>
-              <w:t xml:space="preserve"> </w:t>
-            </w:r>
-            <w:proofErr w:type="spellStart"/>
-            <w:r>
-              <w:t>distancia</w:t>
-            </w:r>
-            <w:proofErr w:type="spellEnd"/>
-            <w:r>
-              <w:t xml:space="preserve"> y </w:t>
-            </w:r>
-            <w:proofErr w:type="spellStart"/>
-            <w:r>
-              <w:t>monto</w:t>
-            </w:r>
-            <w:proofErr w:type="spellEnd"/>
-            <w:r>
-              <w:t xml:space="preserve"> total.</w:t>
-            </w:r>
-          </w:p>
-          <w:p>
-            <w:r>
-              <w:t xml:space="preserve">"last": </w:t>
-            </w:r>
-            <w:proofErr w:type="spellStart"/>
-            <w:r>
-              <w:t>lista</w:t>
-            </w:r>
-            <w:proofErr w:type="spellEnd"/>
-            <w:r>
-              <w:t xml:space="preserve"> con </w:t>
-            </w:r>
-            <w:proofErr w:type="spellStart"/>
-            <w:r>
-              <w:t>los</w:t>
-            </w:r>
-            <w:proofErr w:type="spellEnd"/>
-            <w:r>
-              <w:t xml:space="preserve"> </w:t>
-            </w:r>
-            <w:proofErr w:type="spellStart"/>
-            <w:r>
-              <w:t>últimos</w:t>
-            </w:r>
-            <w:proofErr w:type="spellEnd"/>
-            <w:r>
-              <w:t xml:space="preserve"> n </w:t>
-            </w:r>
-            <w:proofErr w:type="spellStart"/>
-            <w:r>
-              <w:t>viajes</w:t>
-            </w:r>
-            <w:proofErr w:type="spellEnd"/>
-            <w:r>
-              <w:t xml:space="preserve"> </w:t>
-            </w:r>
-            <w:proofErr w:type="spellStart"/>
-            <w:r>
-              <w:t>ordenados</w:t>
-            </w:r>
-            <w:proofErr w:type="spellEnd"/>
-            <w:r>
-              <w:t xml:space="preserve"> </w:t>
-            </w:r>
-            <w:proofErr w:type="spellStart"/>
-            <w:r>
-              <w:t>por</w:t>
-            </w:r>
-            <w:proofErr w:type="spellEnd"/>
-            <w:r>
-              <w:t xml:space="preserve"> </w:t>
+              <w:t xml:space="preserve"> por </w:t>
             </w:r>
             <w:proofErr w:type="spellStart"/>
             <w:r>
@@ -6585,15 +6080,10 @@
             </w:r>
             <w:proofErr w:type="spellEnd"/>
             <w:r>
-              <w:t xml:space="preserve"> </w:t>
-            </w:r>
-            <w:proofErr w:type="spellStart"/>
-            <w:r>
-              <w:t>por</w:t>
-            </w:r>
-            <w:proofErr w:type="spellEnd"/>
-            <w:r>
-              <w:t xml:space="preserve"> </w:t>
+              <w:t xml:space="preserve"> por </w:t>
+            </w:r>
+            <w:r>
+              <w:t>Manuel Figueroa</w:t>
             </w:r>
           </w:p>
         </w:tc>
@@ -6706,15 +6196,7 @@
             </w:r>
             <w:proofErr w:type="spellEnd"/>
             <w:r>
-              <w:t xml:space="preserve"> </w:t>
-            </w:r>
-            <w:proofErr w:type="spellStart"/>
-            <w:r>
-              <w:t>los</w:t>
-            </w:r>
-            <w:proofErr w:type="spellEnd"/>
-            <w:r>
-              <w:t xml:space="preserve"> </w:t>
+              <w:t xml:space="preserve"> los </w:t>
             </w:r>
             <w:proofErr w:type="spellStart"/>
             <w:r>
@@ -6742,7 +6224,13 @@
               </w:rPr>
             </w:pPr>
             <w:r>
-              <w:t>O(m)</w:t>
+              <w:t>O(</w:t>
+            </w:r>
+            <w:r>
+              <w:t>n</w:t>
+            </w:r>
+            <w:r>
+              <w:t>)</w:t>
             </w:r>
           </w:p>
         </w:tc>
@@ -6886,7 +6374,31 @@
               <w:rPr>
                 <w:lang w:val="es-CO"/>
               </w:rPr>
-              <w:t>(m log m)</w:t>
+              <w:t>(</w:t>
+            </w:r>
+            <w:r>
+              <w:rPr>
+                <w:lang w:val="es-CO"/>
+              </w:rPr>
+              <w:t>n</w:t>
+            </w:r>
+            <w:r>
+              <w:rPr>
+                <w:lang w:val="es-CO"/>
+              </w:rPr>
+              <w:t xml:space="preserve"> log </w:t>
+            </w:r>
+            <w:r>
+              <w:rPr>
+                <w:lang w:val="es-CO"/>
+              </w:rPr>
+              <w:t>n</w:t>
+            </w:r>
+            <w:r>
+              <w:rPr>
+                <w:lang w:val="es-CO"/>
+              </w:rPr>
+              <w:t>)</w:t>
             </w:r>
           </w:p>
         </w:tc>
@@ -6908,15 +6420,7 @@
             </w:r>
             <w:proofErr w:type="spellEnd"/>
             <w:r>
-              <w:t xml:space="preserve"> de </w:t>
-            </w:r>
-            <w:proofErr w:type="spellStart"/>
-            <w:r>
-              <w:t>los</w:t>
-            </w:r>
-            <w:proofErr w:type="spellEnd"/>
-            <w:r>
-              <w:t xml:space="preserve"> </w:t>
+              <w:t xml:space="preserve"> de los </w:t>
             </w:r>
             <w:proofErr w:type="spellStart"/>
             <w:r>
@@ -7016,7 +6520,34 @@
                 <w:i/>
                 <w:iCs/>
               </w:rPr>
-              <w:t>m log m)</w:t>
+              <w:t>n</w:t>
+            </w:r>
+            <w:r>
+              <w:rPr>
+                <w:b/>
+                <w:bCs/>
+                <w:i/>
+                <w:iCs/>
+              </w:rPr>
+              <w:t xml:space="preserve"> log </w:t>
+            </w:r>
+            <w:r>
+              <w:rPr>
+                <w:b/>
+                <w:bCs/>
+                <w:i/>
+                <w:iCs/>
+              </w:rPr>
+              <w:t>n</w:t>
+            </w:r>
+            <w:r>
+              <w:rPr>
+                <w:b/>
+                <w:bCs/>
+                <w:i/>
+                <w:iCs/>
+              </w:rPr>
+              <w:t>)</w:t>
             </w:r>
           </w:p>
         </w:tc>
@@ -7105,7 +6636,13 @@
       </w:r>
       <w:proofErr w:type="spellEnd"/>
       <w:r>
-        <w:t xml:space="preserve"> O(m log m), </w:t>
+        <w:t xml:space="preserve"> O(</w:t>
+      </w:r>
+      <w:r>
+        <w:t>n</w:t>
+      </w:r>
+      <w:r>
+        <w:t xml:space="preserve"> log ), </w:t>
       </w:r>
       <w:proofErr w:type="spellStart"/>
       <w:r>
@@ -7129,15 +6666,7 @@
       </w:r>
       <w:proofErr w:type="spellEnd"/>
       <w:r>
-        <w:t xml:space="preserve"> </w:t>
-      </w:r>
-      <w:proofErr w:type="spellStart"/>
-      <w:r>
-        <w:t>que</w:t>
-      </w:r>
-      <w:proofErr w:type="spellEnd"/>
-      <w:r>
-        <w:t xml:space="preserve"> Shell sort u </w:t>
+        <w:t xml:space="preserve"> que Shell sort u </w:t>
       </w:r>
       <w:proofErr w:type="spellStart"/>
       <w:r>
@@ -7221,15 +6750,7 @@
       </w:r>
       <w:proofErr w:type="spellEnd"/>
       <w:r>
-        <w:t xml:space="preserve"> </w:t>
-      </w:r>
-      <w:proofErr w:type="spellStart"/>
-      <w:r>
-        <w:t>que</w:t>
-      </w:r>
-      <w:proofErr w:type="spellEnd"/>
-      <w:r>
-        <w:t xml:space="preserve"> se </w:t>
+        <w:t xml:space="preserve"> que se </w:t>
       </w:r>
       <w:proofErr w:type="spellStart"/>
       <w:r>
@@ -7253,15 +6774,7 @@
       </w:r>
       <w:proofErr w:type="spellEnd"/>
       <w:r>
-        <w:t xml:space="preserve"> </w:t>
-      </w:r>
-      <w:proofErr w:type="spellStart"/>
-      <w:r>
-        <w:t>una</w:t>
-      </w:r>
-      <w:proofErr w:type="spellEnd"/>
-      <w:r>
-        <w:t xml:space="preserve"> sola </w:t>
+        <w:t xml:space="preserve"> una sola </w:t>
       </w:r>
       <w:proofErr w:type="spellStart"/>
       <w:r>
@@ -7273,7 +6786,14 @@
       </w:r>
       <w:r>
         <w:br/>
-        <w:t xml:space="preserve">En las </w:t>
+      </w:r>
+      <w:proofErr w:type="spellStart"/>
+      <w:r>
+        <w:t>En</w:t>
+      </w:r>
+      <w:proofErr w:type="spellEnd"/>
+      <w:r>
+        <w:t xml:space="preserve"> las </w:t>
       </w:r>
       <w:proofErr w:type="spellStart"/>
       <w:r>
@@ -7321,15 +6841,7 @@
       </w:r>
       <w:proofErr w:type="spellEnd"/>
       <w:r>
-        <w:t xml:space="preserve"> </w:t>
-      </w:r>
-      <w:proofErr w:type="spellStart"/>
-      <w:r>
-        <w:t>los</w:t>
-      </w:r>
-      <w:proofErr w:type="spellEnd"/>
-      <w:r>
-        <w:t xml:space="preserve"> </w:t>
+        <w:t xml:space="preserve"> los </w:t>
       </w:r>
       <w:proofErr w:type="spellStart"/>
       <w:r>
@@ -7337,15 +6849,7 @@
       </w:r>
       <w:proofErr w:type="spellEnd"/>
       <w:r>
-        <w:t xml:space="preserve"> </w:t>
-      </w:r>
-      <w:proofErr w:type="spellStart"/>
-      <w:r>
-        <w:t>dentro</w:t>
-      </w:r>
-      <w:proofErr w:type="spellEnd"/>
-      <w:r>
-        <w:t xml:space="preserve"> del </w:t>
+        <w:t xml:space="preserve"> dentro del </w:t>
       </w:r>
       <w:proofErr w:type="spellStart"/>
       <w:r>
@@ -7377,15 +6881,7 @@
       </w:r>
       <w:proofErr w:type="spellEnd"/>
       <w:r>
-        <w:t xml:space="preserve"> </w:t>
-      </w:r>
-      <w:proofErr w:type="spellStart"/>
-      <w:r>
-        <w:t>los</w:t>
-      </w:r>
-      <w:proofErr w:type="spellEnd"/>
-      <w:r>
-        <w:t xml:space="preserve"> </w:t>
+        <w:t xml:space="preserve"> los </w:t>
       </w:r>
       <w:proofErr w:type="spellStart"/>
       <w:r>
@@ -7504,15 +7000,7 @@
       </w:r>
       <w:proofErr w:type="spellEnd"/>
       <w:r>
-        <w:t xml:space="preserve">, lo </w:t>
-      </w:r>
-      <w:proofErr w:type="spellStart"/>
-      <w:r>
-        <w:t>que</w:t>
-      </w:r>
-      <w:proofErr w:type="spellEnd"/>
-      <w:r>
-        <w:t xml:space="preserve"> </w:t>
+        <w:t xml:space="preserve">, lo que </w:t>
       </w:r>
       <w:proofErr w:type="spellStart"/>
       <w:r>
@@ -7520,15 +7008,7 @@
       </w:r>
       <w:proofErr w:type="spellEnd"/>
       <w:r>
-        <w:t xml:space="preserve"> </w:t>
-      </w:r>
-      <w:proofErr w:type="spellStart"/>
-      <w:r>
-        <w:t>una</w:t>
-      </w:r>
-      <w:proofErr w:type="spellEnd"/>
-      <w:r>
-        <w:t xml:space="preserve"> </w:t>
+        <w:t xml:space="preserve"> una </w:t>
       </w:r>
       <w:proofErr w:type="spellStart"/>
       <w:r>
@@ -7673,15 +7153,7 @@
       </w:r>
       <w:proofErr w:type="spellEnd"/>
       <w:r>
-        <w:t xml:space="preserve"> </w:t>
-      </w:r>
-      <w:proofErr w:type="spellStart"/>
-      <w:r>
-        <w:t>los</w:t>
-      </w:r>
-      <w:proofErr w:type="spellEnd"/>
-      <w:r>
-        <w:t xml:space="preserve"> </w:t>
+        <w:t xml:space="preserve"> los </w:t>
       </w:r>
       <w:proofErr w:type="spellStart"/>
       <w:r>
@@ -7689,15 +7161,7 @@
       </w:r>
       <w:proofErr w:type="spellEnd"/>
       <w:r>
-        <w:t xml:space="preserve"> </w:t>
-      </w:r>
-      <w:proofErr w:type="spellStart"/>
-      <w:r>
-        <w:t>que</w:t>
-      </w:r>
-      <w:proofErr w:type="spellEnd"/>
-      <w:r>
-        <w:t xml:space="preserve"> </w:t>
+        <w:t xml:space="preserve"> que </w:t>
       </w:r>
       <w:proofErr w:type="spellStart"/>
       <w:r>
@@ -7713,15 +7177,7 @@
       </w:r>
       <w:proofErr w:type="spellEnd"/>
       <w:r>
-        <w:t xml:space="preserve"> de </w:t>
-      </w:r>
-      <w:proofErr w:type="spellStart"/>
-      <w:r>
-        <w:t>una</w:t>
-      </w:r>
-      <w:proofErr w:type="spellEnd"/>
-      <w:r>
-        <w:t xml:space="preserve"> hora </w:t>
+        <w:t xml:space="preserve"> de una hora </w:t>
       </w:r>
       <w:proofErr w:type="spellStart"/>
       <w:r>
@@ -7745,15 +7201,7 @@
       </w:r>
       <w:proofErr w:type="spellEnd"/>
       <w:r>
-        <w:t xml:space="preserve"> </w:t>
-      </w:r>
-      <w:proofErr w:type="spellStart"/>
-      <w:r>
-        <w:t>una</w:t>
-      </w:r>
-      <w:proofErr w:type="spellEnd"/>
-      <w:r>
-        <w:t xml:space="preserve"> </w:t>
+        <w:t xml:space="preserve"> una </w:t>
       </w:r>
       <w:proofErr w:type="spellStart"/>
       <w:r>
@@ -7812,15 +7260,7 @@
       </w:r>
       <w:proofErr w:type="spellEnd"/>
       <w:r>
-        <w:t xml:space="preserve"> </w:t>
-      </w:r>
-      <w:proofErr w:type="spellStart"/>
-      <w:r>
-        <w:t>los</w:t>
-      </w:r>
-      <w:proofErr w:type="spellEnd"/>
-      <w:r>
-        <w:t xml:space="preserve"> </w:t>
+        <w:t xml:space="preserve"> los </w:t>
       </w:r>
       <w:proofErr w:type="spellStart"/>
       <w:r>
@@ -7868,15 +7308,7 @@
       </w:r>
       <w:proofErr w:type="spellEnd"/>
       <w:r>
-        <w:t xml:space="preserve"> </w:t>
-      </w:r>
-      <w:proofErr w:type="spellStart"/>
-      <w:r>
-        <w:t>por</w:t>
-      </w:r>
-      <w:proofErr w:type="spellEnd"/>
-      <w:r>
-        <w:t xml:space="preserve"> </w:t>
+        <w:t xml:space="preserve"> por </w:t>
       </w:r>
       <w:proofErr w:type="spellStart"/>
       <w:r>
@@ -7900,15 +7332,7 @@
       </w:r>
       <w:proofErr w:type="spellEnd"/>
       <w:r>
-        <w:t xml:space="preserve">) </w:t>
-      </w:r>
-      <w:proofErr w:type="spellStart"/>
-      <w:r>
-        <w:t>dentro</w:t>
-      </w:r>
-      <w:proofErr w:type="spellEnd"/>
-      <w:r>
-        <w:t xml:space="preserve"> de un </w:t>
+        <w:t xml:space="preserve">) dentro de un </w:t>
       </w:r>
       <w:proofErr w:type="spellStart"/>
       <w:r>
@@ -7956,15 +7380,7 @@
       </w:r>
       <w:proofErr w:type="spellEnd"/>
       <w:r>
-        <w:t xml:space="preserve"> a </w:t>
-      </w:r>
-      <w:proofErr w:type="spellStart"/>
-      <w:r>
-        <w:t>los</w:t>
-      </w:r>
-      <w:proofErr w:type="spellEnd"/>
-      <w:r>
-        <w:t xml:space="preserve"> </w:t>
+        <w:t xml:space="preserve"> a los </w:t>
       </w:r>
       <w:proofErr w:type="spellStart"/>
       <w:r>
@@ -7972,15 +7388,74 @@
       </w:r>
       <w:proofErr w:type="spellEnd"/>
       <w:r>
+        <w:t xml:space="preserve"> de una </w:t>
+      </w:r>
+      <w:proofErr w:type="spellStart"/>
+      <w:r>
+        <w:t>fecha</w:t>
+      </w:r>
+      <w:proofErr w:type="spellEnd"/>
+      <w:r>
+        <w:t xml:space="preserve"> </w:t>
+      </w:r>
+      <w:proofErr w:type="spellStart"/>
+      <w:r>
+        <w:t>concreta</w:t>
+      </w:r>
+      <w:proofErr w:type="spellEnd"/>
+      <w:r>
+        <w:t>.</w:t>
+      </w:r>
+      <w:r>
+        <w:br/>
+      </w:r>
+      <w:proofErr w:type="spellStart"/>
+      <w:r>
+        <w:t>Luego</w:t>
+      </w:r>
+      <w:proofErr w:type="spellEnd"/>
+      <w:r>
+        <w:t xml:space="preserve">, se </w:t>
+      </w:r>
+      <w:proofErr w:type="spellStart"/>
+      <w:r>
+        <w:t>extrae</w:t>
+      </w:r>
+      <w:proofErr w:type="spellEnd"/>
+      <w:r>
+        <w:t xml:space="preserve"> </w:t>
+      </w:r>
+      <w:proofErr w:type="spellStart"/>
+      <w:r>
+        <w:t>el</w:t>
+      </w:r>
+      <w:proofErr w:type="spellEnd"/>
+      <w:r>
+        <w:t xml:space="preserve"> </w:t>
+      </w:r>
+      <w:proofErr w:type="spellStart"/>
+      <w:r>
+        <w:t>grupo</w:t>
+      </w:r>
+      <w:proofErr w:type="spellEnd"/>
+      <w:r>
         <w:t xml:space="preserve"> de </w:t>
       </w:r>
       <w:proofErr w:type="spellStart"/>
       <w:r>
-        <w:t>una</w:t>
-      </w:r>
-      <w:proofErr w:type="spellEnd"/>
-      <w:r>
-        <w:t xml:space="preserve"> </w:t>
+        <w:t>viajes</w:t>
+      </w:r>
+      <w:proofErr w:type="spellEnd"/>
+      <w:r>
+        <w:t xml:space="preserve"> </w:t>
+      </w:r>
+      <w:proofErr w:type="spellStart"/>
+      <w:r>
+        <w:t>correspondiente</w:t>
+      </w:r>
+      <w:proofErr w:type="spellEnd"/>
+      <w:r>
+        <w:t xml:space="preserve"> a la </w:t>
       </w:r>
       <w:proofErr w:type="spellStart"/>
       <w:r>
@@ -7992,7 +7467,87 @@
       </w:r>
       <w:proofErr w:type="spellStart"/>
       <w:r>
-        <w:t>concreta</w:t>
+        <w:t>objetivo</w:t>
+      </w:r>
+      <w:proofErr w:type="spellEnd"/>
+      <w:r>
+        <w:t xml:space="preserve"> (</w:t>
+      </w:r>
+      <w:proofErr w:type="spellStart"/>
+      <w:r>
+        <w:t>obj_date</w:t>
+      </w:r>
+      <w:proofErr w:type="spellEnd"/>
+      <w:r>
+        <w:t xml:space="preserve">) y se </w:t>
+      </w:r>
+      <w:proofErr w:type="spellStart"/>
+      <w:r>
+        <w:t>compara</w:t>
+      </w:r>
+      <w:proofErr w:type="spellEnd"/>
+      <w:r>
+        <w:t xml:space="preserve"> la hora de </w:t>
+      </w:r>
+      <w:proofErr w:type="spellStart"/>
+      <w:r>
+        <w:t>finalización</w:t>
+      </w:r>
+      <w:proofErr w:type="spellEnd"/>
+      <w:r>
+        <w:t xml:space="preserve"> de </w:t>
+      </w:r>
+      <w:proofErr w:type="spellStart"/>
+      <w:r>
+        <w:t>cada</w:t>
+      </w:r>
+      <w:proofErr w:type="spellEnd"/>
+      <w:r>
+        <w:t xml:space="preserve"> </w:t>
+      </w:r>
+      <w:proofErr w:type="spellStart"/>
+      <w:r>
+        <w:t>viaje</w:t>
+      </w:r>
+      <w:proofErr w:type="spellEnd"/>
+      <w:r>
+        <w:t xml:space="preserve"> con la hora de </w:t>
+      </w:r>
+      <w:proofErr w:type="spellStart"/>
+      <w:r>
+        <w:t>referencia</w:t>
+      </w:r>
+      <w:proofErr w:type="spellEnd"/>
+      <w:r>
+        <w:t xml:space="preserve"> (</w:t>
+      </w:r>
+      <w:proofErr w:type="spellStart"/>
+      <w:r>
+        <w:t>ref_time</w:t>
+      </w:r>
+      <w:proofErr w:type="spellEnd"/>
+      <w:r>
+        <w:t xml:space="preserve">), </w:t>
+      </w:r>
+      <w:proofErr w:type="spellStart"/>
+      <w:r>
+        <w:t>expresada</w:t>
+      </w:r>
+      <w:proofErr w:type="spellEnd"/>
+      <w:r>
+        <w:t xml:space="preserve"> </w:t>
+      </w:r>
+      <w:proofErr w:type="spellStart"/>
+      <w:r>
+        <w:t>en</w:t>
+      </w:r>
+      <w:proofErr w:type="spellEnd"/>
+      <w:r>
+        <w:t xml:space="preserve"> </w:t>
+      </w:r>
+      <w:proofErr w:type="spellStart"/>
+      <w:r>
+        <w:t>segundos</w:t>
       </w:r>
       <w:proofErr w:type="spellEnd"/>
       <w:r>
@@ -8000,31 +7555,38 @@
       </w:r>
       <w:r>
         <w:br/>
-        <w:t xml:space="preserve">Luego, se </w:t>
-      </w:r>
-      <w:proofErr w:type="spellStart"/>
-      <w:r>
-        <w:t>extrae</w:t>
-      </w:r>
-      <w:proofErr w:type="spellEnd"/>
-      <w:r>
-        <w:t xml:space="preserve"> </w:t>
-      </w:r>
-      <w:proofErr w:type="spellStart"/>
-      <w:r>
-        <w:t>el</w:t>
-      </w:r>
-      <w:proofErr w:type="spellEnd"/>
-      <w:r>
-        <w:t xml:space="preserve"> </w:t>
-      </w:r>
-      <w:proofErr w:type="spellStart"/>
-      <w:r>
-        <w:t>grupo</w:t>
-      </w:r>
-      <w:proofErr w:type="spellEnd"/>
-      <w:r>
-        <w:t xml:space="preserve"> de </w:t>
+      </w:r>
+      <w:proofErr w:type="spellStart"/>
+      <w:r>
+        <w:t>Dependiendo</w:t>
+      </w:r>
+      <w:proofErr w:type="spellEnd"/>
+      <w:r>
+        <w:t xml:space="preserve"> del valor del </w:t>
+      </w:r>
+      <w:proofErr w:type="spellStart"/>
+      <w:r>
+        <w:t>parámetro</w:t>
+      </w:r>
+      <w:proofErr w:type="spellEnd"/>
+      <w:r>
+        <w:t xml:space="preserve"> </w:t>
+      </w:r>
+      <w:proofErr w:type="spellStart"/>
+      <w:r>
+        <w:t>interest_m</w:t>
+      </w:r>
+      <w:proofErr w:type="spellEnd"/>
+      <w:r>
+        <w:t xml:space="preserve"> (“ANTES” o “DESPUES”), se </w:t>
+      </w:r>
+      <w:proofErr w:type="spellStart"/>
+      <w:r>
+        <w:t>seleccionan</w:t>
+      </w:r>
+      <w:proofErr w:type="spellEnd"/>
+      <w:r>
+        <w:t xml:space="preserve"> los </w:t>
       </w:r>
       <w:proofErr w:type="spellStart"/>
       <w:r>
@@ -8036,43 +7598,62 @@
       </w:r>
       <w:proofErr w:type="spellStart"/>
       <w:r>
-        <w:t>correspondiente</w:t>
-      </w:r>
-      <w:proofErr w:type="spellEnd"/>
-      <w:r>
-        <w:t xml:space="preserve"> a la </w:t>
-      </w:r>
-      <w:proofErr w:type="spellStart"/>
-      <w:r>
-        <w:t>fecha</w:t>
-      </w:r>
-      <w:proofErr w:type="spellEnd"/>
-      <w:r>
-        <w:t xml:space="preserve"> </w:t>
-      </w:r>
-      <w:proofErr w:type="spellStart"/>
-      <w:r>
-        <w:t>objetivo</w:t>
-      </w:r>
-      <w:proofErr w:type="spellEnd"/>
-      <w:r>
-        <w:t xml:space="preserve"> (</w:t>
-      </w:r>
-      <w:proofErr w:type="spellStart"/>
-      <w:r>
-        <w:t>obj_date</w:t>
-      </w:r>
-      <w:proofErr w:type="spellEnd"/>
-      <w:r>
-        <w:t xml:space="preserve">) y se </w:t>
-      </w:r>
-      <w:proofErr w:type="spellStart"/>
-      <w:r>
-        <w:t>compara</w:t>
-      </w:r>
-      <w:proofErr w:type="spellEnd"/>
-      <w:r>
-        <w:t xml:space="preserve"> la hora de </w:t>
+        <w:t>cuyo</w:t>
+      </w:r>
+      <w:proofErr w:type="spellEnd"/>
+      <w:r>
+        <w:t xml:space="preserve"> </w:t>
+      </w:r>
+      <w:proofErr w:type="spellStart"/>
+      <w:r>
+        <w:t>dropoff_datetime</w:t>
+      </w:r>
+      <w:proofErr w:type="spellEnd"/>
+      <w:r>
+        <w:t xml:space="preserve"> sea anterior o posterior a </w:t>
+      </w:r>
+      <w:proofErr w:type="spellStart"/>
+      <w:r>
+        <w:t>dicha</w:t>
+      </w:r>
+      <w:proofErr w:type="spellEnd"/>
+      <w:r>
+        <w:t xml:space="preserve"> hora.</w:t>
+      </w:r>
+      <w:r>
+        <w:br/>
+      </w:r>
+      <w:proofErr w:type="spellStart"/>
+      <w:r>
+        <w:t>Finalmente</w:t>
+      </w:r>
+      <w:proofErr w:type="spellEnd"/>
+      <w:r>
+        <w:t xml:space="preserve">, los </w:t>
+      </w:r>
+      <w:proofErr w:type="spellStart"/>
+      <w:r>
+        <w:t>resultados</w:t>
+      </w:r>
+      <w:proofErr w:type="spellEnd"/>
+      <w:r>
+        <w:t xml:space="preserve"> se </w:t>
+      </w:r>
+      <w:proofErr w:type="spellStart"/>
+      <w:r>
+        <w:t>ordenan</w:t>
+      </w:r>
+      <w:proofErr w:type="spellEnd"/>
+      <w:r>
+        <w:t xml:space="preserve"> de forma </w:t>
+      </w:r>
+      <w:proofErr w:type="spellStart"/>
+      <w:r>
+        <w:t>descendente</w:t>
+      </w:r>
+      <w:proofErr w:type="spellEnd"/>
+      <w:r>
+        <w:t xml:space="preserve"> por hora de </w:t>
       </w:r>
       <w:proofErr w:type="spellStart"/>
       <w:r>
@@ -8080,200 +7661,10 @@
       </w:r>
       <w:proofErr w:type="spellEnd"/>
       <w:r>
-        <w:t xml:space="preserve"> de </w:t>
-      </w:r>
-      <w:proofErr w:type="spellStart"/>
-      <w:r>
-        <w:t>cada</w:t>
-      </w:r>
-      <w:proofErr w:type="spellEnd"/>
-      <w:r>
-        <w:t xml:space="preserve"> </w:t>
-      </w:r>
-      <w:proofErr w:type="spellStart"/>
-      <w:r>
-        <w:t>viaje</w:t>
-      </w:r>
-      <w:proofErr w:type="spellEnd"/>
-      <w:r>
-        <w:t xml:space="preserve"> con la hora de </w:t>
-      </w:r>
-      <w:proofErr w:type="spellStart"/>
-      <w:r>
-        <w:t>referencia</w:t>
-      </w:r>
-      <w:proofErr w:type="spellEnd"/>
-      <w:r>
-        <w:t xml:space="preserve"> (</w:t>
-      </w:r>
-      <w:proofErr w:type="spellStart"/>
-      <w:r>
-        <w:t>ref_time</w:t>
-      </w:r>
-      <w:proofErr w:type="spellEnd"/>
-      <w:r>
-        <w:t xml:space="preserve">), </w:t>
-      </w:r>
-      <w:proofErr w:type="spellStart"/>
-      <w:r>
-        <w:t>expresada</w:t>
-      </w:r>
-      <w:proofErr w:type="spellEnd"/>
-      <w:r>
-        <w:t xml:space="preserve"> </w:t>
-      </w:r>
-      <w:proofErr w:type="spellStart"/>
-      <w:r>
-        <w:t>en</w:t>
-      </w:r>
-      <w:proofErr w:type="spellEnd"/>
-      <w:r>
-        <w:t xml:space="preserve"> </w:t>
-      </w:r>
-      <w:proofErr w:type="spellStart"/>
-      <w:r>
-        <w:t>segundos</w:t>
-      </w:r>
-      <w:proofErr w:type="spellEnd"/>
-      <w:r>
-        <w:t>.</w:t>
-      </w:r>
-      <w:r>
-        <w:br/>
-      </w:r>
-      <w:proofErr w:type="spellStart"/>
-      <w:r>
-        <w:t>Dependiendo</w:t>
-      </w:r>
-      <w:proofErr w:type="spellEnd"/>
-      <w:r>
-        <w:t xml:space="preserve"> del valor del </w:t>
-      </w:r>
-      <w:proofErr w:type="spellStart"/>
-      <w:r>
-        <w:t>parámetro</w:t>
-      </w:r>
-      <w:proofErr w:type="spellEnd"/>
-      <w:r>
-        <w:t xml:space="preserve"> </w:t>
-      </w:r>
-      <w:proofErr w:type="spellStart"/>
-      <w:r>
-        <w:t>interest_m</w:t>
-      </w:r>
-      <w:proofErr w:type="spellEnd"/>
-      <w:r>
-        <w:t xml:space="preserve"> (“ANTES” o “DESPUES”), se </w:t>
-      </w:r>
-      <w:proofErr w:type="spellStart"/>
-      <w:r>
-        <w:t>seleccionan</w:t>
-      </w:r>
-      <w:proofErr w:type="spellEnd"/>
-      <w:r>
-        <w:t xml:space="preserve"> </w:t>
-      </w:r>
-      <w:proofErr w:type="spellStart"/>
-      <w:r>
-        <w:t>los</w:t>
-      </w:r>
-      <w:proofErr w:type="spellEnd"/>
-      <w:r>
-        <w:t xml:space="preserve"> </w:t>
-      </w:r>
-      <w:proofErr w:type="spellStart"/>
-      <w:r>
-        <w:t>viajes</w:t>
-      </w:r>
-      <w:proofErr w:type="spellEnd"/>
-      <w:r>
-        <w:t xml:space="preserve"> </w:t>
-      </w:r>
-      <w:proofErr w:type="spellStart"/>
-      <w:r>
-        <w:t>cuyo</w:t>
-      </w:r>
-      <w:proofErr w:type="spellEnd"/>
-      <w:r>
-        <w:t xml:space="preserve"> </w:t>
-      </w:r>
-      <w:proofErr w:type="spellStart"/>
-      <w:r>
-        <w:t>dropoff_datetime</w:t>
-      </w:r>
-      <w:proofErr w:type="spellEnd"/>
-      <w:r>
-        <w:t xml:space="preserve"> sea anterior o posterior a </w:t>
-      </w:r>
-      <w:proofErr w:type="spellStart"/>
-      <w:r>
-        <w:t>dicha</w:t>
-      </w:r>
-      <w:proofErr w:type="spellEnd"/>
-      <w:r>
-        <w:t xml:space="preserve"> hora.</w:t>
-      </w:r>
-      <w:r>
-        <w:br/>
-      </w:r>
-      <w:proofErr w:type="spellStart"/>
-      <w:r>
-        <w:t>Finalmente</w:t>
-      </w:r>
-      <w:proofErr w:type="spellEnd"/>
-      <w:r>
         <w:t xml:space="preserve">, </w:t>
       </w:r>
       <w:proofErr w:type="spellStart"/>
       <w:r>
-        <w:t>los</w:t>
-      </w:r>
-      <w:proofErr w:type="spellEnd"/>
-      <w:r>
-        <w:t xml:space="preserve"> </w:t>
-      </w:r>
-      <w:proofErr w:type="spellStart"/>
-      <w:r>
-        <w:t>resultados</w:t>
-      </w:r>
-      <w:proofErr w:type="spellEnd"/>
-      <w:r>
-        <w:t xml:space="preserve"> se </w:t>
-      </w:r>
-      <w:proofErr w:type="spellStart"/>
-      <w:r>
-        <w:t>ordenan</w:t>
-      </w:r>
-      <w:proofErr w:type="spellEnd"/>
-      <w:r>
-        <w:t xml:space="preserve"> de forma </w:t>
-      </w:r>
-      <w:proofErr w:type="spellStart"/>
-      <w:r>
-        <w:t>descendente</w:t>
-      </w:r>
-      <w:proofErr w:type="spellEnd"/>
-      <w:r>
-        <w:t xml:space="preserve"> </w:t>
-      </w:r>
-      <w:proofErr w:type="spellStart"/>
-      <w:r>
-        <w:t>por</w:t>
-      </w:r>
-      <w:proofErr w:type="spellEnd"/>
-      <w:r>
-        <w:t xml:space="preserve"> hora de </w:t>
-      </w:r>
-      <w:proofErr w:type="spellStart"/>
-      <w:r>
-        <w:t>finalización</w:t>
-      </w:r>
-      <w:proofErr w:type="spellEnd"/>
-      <w:r>
-        <w:t xml:space="preserve">, </w:t>
-      </w:r>
-      <w:proofErr w:type="spellStart"/>
-      <w:r>
         <w:t>utilizando</w:t>
       </w:r>
       <w:proofErr w:type="spellEnd"/>
@@ -8286,15 +7677,7 @@
       </w:r>
       <w:proofErr w:type="spellEnd"/>
       <w:r>
-        <w:t xml:space="preserve"> </w:t>
-      </w:r>
-      <w:proofErr w:type="spellStart"/>
-      <w:r>
-        <w:t>los</w:t>
-      </w:r>
-      <w:proofErr w:type="spellEnd"/>
-      <w:r>
-        <w:t xml:space="preserve"> </w:t>
+        <w:t xml:space="preserve"> los </w:t>
       </w:r>
       <w:proofErr w:type="spellStart"/>
       <w:r>
@@ -8703,18 +8086,10 @@
             </w:r>
             <w:proofErr w:type="spellEnd"/>
             <w:r>
-              <w:t xml:space="preserve"> </w:t>
-            </w:r>
-            <w:proofErr w:type="spellStart"/>
-            <w:r>
-              <w:t>po</w:t>
-            </w:r>
-            <w:r>
-              <w:t>r</w:t>
-            </w:r>
-            <w:proofErr w:type="spellEnd"/>
-            <w:r>
-              <w:t xml:space="preserve"> </w:t>
+              <w:t xml:space="preserve"> po</w:t>
+            </w:r>
+            <w:r>
+              <w:t xml:space="preserve">r </w:t>
             </w:r>
             <w:proofErr w:type="spellStart"/>
             <w:r>
@@ -8835,15 +8210,7 @@
             </w:r>
             <w:proofErr w:type="spellEnd"/>
             <w:r>
-              <w:t xml:space="preserve"> </w:t>
-            </w:r>
-            <w:proofErr w:type="spellStart"/>
-            <w:r>
-              <w:t>los</w:t>
-            </w:r>
-            <w:proofErr w:type="spellEnd"/>
-            <w:r>
-              <w:t xml:space="preserve"> </w:t>
+              <w:t xml:space="preserve"> los </w:t>
             </w:r>
             <w:proofErr w:type="spellStart"/>
             <w:r>
@@ -8859,15 +8226,7 @@
             </w:r>
             <w:proofErr w:type="spellEnd"/>
             <w:r>
-              <w:t xml:space="preserve"> </w:t>
-            </w:r>
-            <w:proofErr w:type="spellStart"/>
-            <w:r>
-              <w:t>por</w:t>
-            </w:r>
-            <w:proofErr w:type="spellEnd"/>
-            <w:r>
-              <w:t xml:space="preserve"> </w:t>
+              <w:t xml:space="preserve"> por </w:t>
             </w:r>
             <w:proofErr w:type="spellStart"/>
             <w:r>
@@ -8884,6 +8243,7 @@
             <w:tblPr>
               <w:tblW w:w="0" w:type="auto"/>
               <w:tblCellSpacing w:w="15" w:type="dxa"/>
+              <w:tblLayout w:type="fixed"/>
               <w:tblCellMar>
                 <w:top w:w="15" w:type="dxa"/>
                 <w:left w:w="15" w:type="dxa"/>
@@ -8928,6 +8288,7 @@
             <w:tblPr>
               <w:tblW w:w="0" w:type="auto"/>
               <w:tblCellSpacing w:w="15" w:type="dxa"/>
+              <w:tblLayout w:type="fixed"/>
               <w:tblCellMar>
                 <w:top w:w="15" w:type="dxa"/>
                 <w:left w:w="15" w:type="dxa"/>
@@ -8960,7 +8321,19 @@
                     <w:rPr>
                       <w:lang w:val="es-CO"/>
                     </w:rPr>
-                    <w:t>O(m)</w:t>
+                    <w:t>O(</w:t>
+                  </w:r>
+                  <w:r>
+                    <w:rPr>
+                      <w:lang w:val="es-CO"/>
+                    </w:rPr>
+                    <w:t>n</w:t>
+                  </w:r>
+                  <w:r>
+                    <w:rPr>
+                      <w:lang w:val="es-CO"/>
+                    </w:rPr>
+                    <w:t>)</w:t>
                   </w:r>
                 </w:p>
               </w:tc>
@@ -9049,6 +8422,7 @@
             <w:tblPr>
               <w:tblW w:w="0" w:type="auto"/>
               <w:tblCellSpacing w:w="15" w:type="dxa"/>
+              <w:tblLayout w:type="fixed"/>
               <w:tblCellMar>
                 <w:top w:w="15" w:type="dxa"/>
                 <w:left w:w="15" w:type="dxa"/>
@@ -9093,6 +8467,7 @@
             <w:tblPr>
               <w:tblW w:w="0" w:type="auto"/>
               <w:tblCellSpacing w:w="15" w:type="dxa"/>
+              <w:tblLayout w:type="fixed"/>
               <w:tblCellMar>
                 <w:top w:w="15" w:type="dxa"/>
                 <w:left w:w="15" w:type="dxa"/>
@@ -9198,15 +8573,7 @@
             </w:r>
             <w:proofErr w:type="spellEnd"/>
             <w:r>
-              <w:t xml:space="preserve"> de </w:t>
-            </w:r>
-            <w:proofErr w:type="spellStart"/>
-            <w:r>
-              <w:t>los</w:t>
-            </w:r>
-            <w:proofErr w:type="spellEnd"/>
-            <w:r>
-              <w:t xml:space="preserve"> </w:t>
+              <w:t xml:space="preserve"> de los </w:t>
             </w:r>
             <w:proofErr w:type="spellStart"/>
             <w:r>
@@ -9237,7 +8604,13 @@
               </w:rPr>
             </w:pPr>
             <w:r>
-              <w:t>O(k)</w:t>
+              <w:t>O(</w:t>
+            </w:r>
+            <w:r>
+              <w:t>n</w:t>
+            </w:r>
+            <w:r>
+              <w:t>)</w:t>
             </w:r>
           </w:p>
         </w:tc>
@@ -9274,6 +8647,7 @@
             <w:tblPr>
               <w:tblW w:w="0" w:type="auto"/>
               <w:tblCellSpacing w:w="15" w:type="dxa"/>
+              <w:tblLayout w:type="fixed"/>
               <w:tblCellMar>
                 <w:top w:w="15" w:type="dxa"/>
                 <w:left w:w="15" w:type="dxa"/>
@@ -9313,7 +8687,16 @@
             </w:r>
             <w:proofErr w:type="gramEnd"/>
             <w:r>
-              <w:t>k log k)</w:t>
+              <w:t>n</w:t>
+            </w:r>
+            <w:r>
+              <w:t xml:space="preserve"> log </w:t>
+            </w:r>
+            <w:r>
+              <w:t>n</w:t>
+            </w:r>
+            <w:r>
+              <w:t>)</w:t>
             </w:r>
           </w:p>
         </w:tc>
@@ -9431,7 +8814,34 @@
                 <w:i/>
                 <w:iCs/>
               </w:rPr>
-              <w:t>m + k log k)</w:t>
+              <w:t>n</w:t>
+            </w:r>
+            <w:r>
+              <w:rPr>
+                <w:b/>
+                <w:bCs/>
+                <w:i/>
+                <w:iCs/>
+              </w:rPr>
+              <w:t xml:space="preserve"> log </w:t>
+            </w:r>
+            <w:r>
+              <w:rPr>
+                <w:b/>
+                <w:bCs/>
+                <w:i/>
+                <w:iCs/>
+              </w:rPr>
+              <w:t>n</w:t>
+            </w:r>
+            <w:r>
+              <w:rPr>
+                <w:b/>
+                <w:bCs/>
+                <w:i/>
+                <w:iCs/>
+              </w:rPr>
+              <w:t>)</w:t>
             </w:r>
           </w:p>
         </w:tc>
@@ -9685,15 +9095,7 @@
       </w:r>
       <w:proofErr w:type="spellEnd"/>
       <w:r>
-        <w:t xml:space="preserve"> </w:t>
-      </w:r>
-      <w:proofErr w:type="spellStart"/>
-      <w:r>
-        <w:t>los</w:t>
-      </w:r>
-      <w:proofErr w:type="spellEnd"/>
-      <w:r>
-        <w:t xml:space="preserve"> </w:t>
+        <w:t xml:space="preserve"> los </w:t>
       </w:r>
       <w:proofErr w:type="spellStart"/>
       <w:r>
@@ -9784,15 +9186,7 @@
       </w:r>
       <w:proofErr w:type="spellEnd"/>
       <w:r>
-        <w:t xml:space="preserve"> </w:t>
-      </w:r>
-      <w:proofErr w:type="spellStart"/>
-      <w:r>
-        <w:t>una</w:t>
-      </w:r>
-      <w:proofErr w:type="spellEnd"/>
-      <w:r>
-        <w:t xml:space="preserve"> </w:t>
+        <w:t xml:space="preserve"> una </w:t>
       </w:r>
       <w:proofErr w:type="spellStart"/>
       <w:r>
@@ -9856,7 +9250,15 @@
       </w:r>
       <w:proofErr w:type="spellEnd"/>
       <w:r>
-        <w:t xml:space="preserve">. Luego </w:t>
+        <w:t xml:space="preserve">. </w:t>
+      </w:r>
+      <w:proofErr w:type="spellStart"/>
+      <w:r>
+        <w:t>Luego</w:t>
+      </w:r>
+      <w:proofErr w:type="spellEnd"/>
+      <w:r>
+        <w:t xml:space="preserve"> </w:t>
       </w:r>
       <w:proofErr w:type="spellStart"/>
       <w:r>
@@ -9872,15 +9274,7 @@
       </w:r>
       <w:proofErr w:type="spellEnd"/>
       <w:r>
-        <w:t xml:space="preserve"> </w:t>
-      </w:r>
-      <w:proofErr w:type="spellStart"/>
-      <w:r>
-        <w:t>los</w:t>
-      </w:r>
-      <w:proofErr w:type="spellEnd"/>
-      <w:r>
-        <w:t xml:space="preserve"> </w:t>
+        <w:t xml:space="preserve"> los </w:t>
       </w:r>
       <w:proofErr w:type="spellStart"/>
       <w:r>
@@ -10036,15 +9430,7 @@
       </w:r>
       <w:proofErr w:type="spellEnd"/>
       <w:r>
-        <w:t xml:space="preserve"> </w:t>
-      </w:r>
-      <w:proofErr w:type="spellStart"/>
-      <w:r>
-        <w:t>dentro</w:t>
-      </w:r>
-      <w:proofErr w:type="spellEnd"/>
-      <w:r>
-        <w:t xml:space="preserve"> del </w:t>
+        <w:t xml:space="preserve"> dentro del </w:t>
       </w:r>
       <w:proofErr w:type="spellStart"/>
       <w:r>
@@ -10071,15 +9457,7 @@
       </w:r>
       <w:proofErr w:type="spellEnd"/>
       <w:r>
-        <w:t xml:space="preserve"> </w:t>
-      </w:r>
-      <w:proofErr w:type="spellStart"/>
-      <w:r>
-        <w:t>los</w:t>
-      </w:r>
-      <w:proofErr w:type="spellEnd"/>
-      <w:r>
-        <w:t xml:space="preserve"> </w:t>
+        <w:t xml:space="preserve"> los </w:t>
       </w:r>
       <w:proofErr w:type="spellStart"/>
       <w:r>
@@ -10226,15 +9604,7 @@
       </w:r>
       <w:proofErr w:type="spellEnd"/>
       <w:r>
-        <w:t xml:space="preserve"> </w:t>
-      </w:r>
-      <w:proofErr w:type="spellStart"/>
-      <w:r>
-        <w:t>los</w:t>
-      </w:r>
-      <w:proofErr w:type="spellEnd"/>
-      <w:r>
-        <w:t xml:space="preserve"> </w:t>
+        <w:t xml:space="preserve"> los </w:t>
       </w:r>
       <w:proofErr w:type="spellStart"/>
       <w:r>
@@ -10373,11 +9743,85 @@
             </w:r>
             <w:proofErr w:type="spellEnd"/>
             <w:r>
+              <w:t xml:space="preserve"> que </w:t>
+            </w:r>
+            <w:proofErr w:type="spellStart"/>
+            <w:r>
+              <w:t>contiene</w:t>
+            </w:r>
+            <w:proofErr w:type="spellEnd"/>
+            <w:r>
+              <w:t xml:space="preserve"> la </w:t>
+            </w:r>
+            <w:proofErr w:type="spellStart"/>
+            <w:r>
+              <w:t>información</w:t>
+            </w:r>
+            <w:proofErr w:type="spellEnd"/>
+            <w:r>
+              <w:t xml:space="preserve"> de </w:t>
+            </w:r>
+            <w:proofErr w:type="spellStart"/>
+            <w:r>
+              <w:t>todos</w:t>
+            </w:r>
+            <w:proofErr w:type="spellEnd"/>
+            <w:r>
+              <w:t xml:space="preserve"> los </w:t>
+            </w:r>
+            <w:proofErr w:type="spellStart"/>
+            <w:r>
+              <w:t>viajes</w:t>
+            </w:r>
+            <w:proofErr w:type="spellEnd"/>
+            <w:r>
+              <w:t>.</w:t>
+            </w:r>
+          </w:p>
+          <w:p>
+            <w:proofErr w:type="spellStart"/>
+            <w:r>
+              <w:t>object_time</w:t>
+            </w:r>
+            <w:proofErr w:type="spellEnd"/>
+            <w:r>
+              <w:t xml:space="preserve">: </w:t>
+            </w:r>
+            <w:proofErr w:type="spellStart"/>
+            <w:r>
+              <w:t>fecha</w:t>
+            </w:r>
+            <w:proofErr w:type="spellEnd"/>
+            <w:r>
+              <w:t xml:space="preserve"> y hora </w:t>
+            </w:r>
+            <w:proofErr w:type="spellStart"/>
+            <w:r>
+              <w:t>específicas</w:t>
+            </w:r>
+            <w:proofErr w:type="spellEnd"/>
+            <w:r>
+              <w:t xml:space="preserve"> que se </w:t>
+            </w:r>
+            <w:proofErr w:type="spellStart"/>
+            <w:r>
+              <w:t>desea</w:t>
+            </w:r>
+            <w:proofErr w:type="spellEnd"/>
+            <w:r>
               <w:t xml:space="preserve"> </w:t>
             </w:r>
             <w:proofErr w:type="spellStart"/>
             <w:r>
-              <w:t>que</w:t>
+              <w:t>consultar</w:t>
+            </w:r>
+            <w:proofErr w:type="spellEnd"/>
+            <w:r>
+              <w:t xml:space="preserve">, </w:t>
+            </w:r>
+            <w:proofErr w:type="spellStart"/>
+            <w:r>
+              <w:t>en</w:t>
             </w:r>
             <w:proofErr w:type="spellEnd"/>
             <w:r>
@@ -10385,15 +9829,20 @@
             </w:r>
             <w:proofErr w:type="spellStart"/>
             <w:r>
-              <w:t>contiene</w:t>
-            </w:r>
-            <w:proofErr w:type="spellEnd"/>
-            <w:r>
-              <w:t xml:space="preserve"> la </w:t>
-            </w:r>
-            <w:proofErr w:type="spellStart"/>
-            <w:r>
-              <w:t>información</w:t>
+              <w:t>formato</w:t>
+            </w:r>
+            <w:proofErr w:type="spellEnd"/>
+            <w:r>
+              <w:t xml:space="preserve"> "YYYY-MM-DD HH".</w:t>
+            </w:r>
+          </w:p>
+          <w:p>
+            <w:r>
+              <w:t xml:space="preserve">n: </w:t>
+            </w:r>
+            <w:proofErr w:type="spellStart"/>
+            <w:r>
+              <w:t>cantidad</w:t>
             </w:r>
             <w:proofErr w:type="spellEnd"/>
             <w:r>
@@ -10401,7 +9850,7 @@
             </w:r>
             <w:proofErr w:type="spellStart"/>
             <w:r>
-              <w:t>todos</w:t>
+              <w:t>registros</w:t>
             </w:r>
             <w:proofErr w:type="spellEnd"/>
             <w:r>
@@ -10409,122 +9858,11 @@
             </w:r>
             <w:proofErr w:type="spellStart"/>
             <w:r>
-              <w:t>los</w:t>
-            </w:r>
-            <w:proofErr w:type="spellEnd"/>
-            <w:r>
-              <w:t xml:space="preserve"> </w:t>
-            </w:r>
-            <w:proofErr w:type="spellStart"/>
-            <w:r>
-              <w:t>viajes</w:t>
-            </w:r>
-            <w:proofErr w:type="spellEnd"/>
-            <w:r>
-              <w:t>.</w:t>
-            </w:r>
-          </w:p>
-          <w:p>
-            <w:proofErr w:type="spellStart"/>
-            <w:r>
-              <w:t>object_time</w:t>
-            </w:r>
-            <w:proofErr w:type="spellEnd"/>
-            <w:r>
-              <w:t xml:space="preserve">: </w:t>
-            </w:r>
-            <w:proofErr w:type="spellStart"/>
-            <w:r>
-              <w:t>fecha</w:t>
-            </w:r>
-            <w:proofErr w:type="spellEnd"/>
-            <w:r>
-              <w:t xml:space="preserve"> y hora </w:t>
-            </w:r>
-            <w:proofErr w:type="spellStart"/>
-            <w:r>
-              <w:t>específicas</w:t>
-            </w:r>
-            <w:proofErr w:type="spellEnd"/>
-            <w:r>
-              <w:t xml:space="preserve"> </w:t>
-            </w:r>
-            <w:proofErr w:type="spellStart"/>
-            <w:r>
-              <w:t>que</w:t>
-            </w:r>
-            <w:proofErr w:type="spellEnd"/>
-            <w:r>
-              <w:t xml:space="preserve"> se </w:t>
-            </w:r>
-            <w:proofErr w:type="spellStart"/>
-            <w:r>
-              <w:t>desea</w:t>
-            </w:r>
-            <w:proofErr w:type="spellEnd"/>
-            <w:r>
-              <w:t xml:space="preserve"> </w:t>
-            </w:r>
-            <w:proofErr w:type="spellStart"/>
-            <w:r>
-              <w:t>consultar</w:t>
-            </w:r>
-            <w:proofErr w:type="spellEnd"/>
-            <w:r>
-              <w:t xml:space="preserve">, </w:t>
-            </w:r>
-            <w:proofErr w:type="spellStart"/>
-            <w:r>
-              <w:t>en</w:t>
-            </w:r>
-            <w:proofErr w:type="spellEnd"/>
-            <w:r>
-              <w:t xml:space="preserve"> </w:t>
-            </w:r>
-            <w:proofErr w:type="spellStart"/>
-            <w:r>
-              <w:t>formato</w:t>
-            </w:r>
-            <w:proofErr w:type="spellEnd"/>
-            <w:r>
-              <w:t xml:space="preserve"> "YYYY-MM-DD HH".</w:t>
-            </w:r>
-          </w:p>
-          <w:p>
-            <w:r>
-              <w:t xml:space="preserve">n: </w:t>
-            </w:r>
-            <w:proofErr w:type="spellStart"/>
-            <w:r>
-              <w:t>cantidad</w:t>
-            </w:r>
-            <w:proofErr w:type="spellEnd"/>
-            <w:r>
-              <w:t xml:space="preserve"> de </w:t>
-            </w:r>
-            <w:proofErr w:type="spellStart"/>
-            <w:r>
-              <w:t>registros</w:t>
-            </w:r>
-            <w:proofErr w:type="spellEnd"/>
-            <w:r>
-              <w:t xml:space="preserve"> </w:t>
-            </w:r>
-            <w:proofErr w:type="spellStart"/>
-            <w:r>
               <w:t>iniciales</w:t>
             </w:r>
             <w:proofErr w:type="spellEnd"/>
             <w:r>
-              <w:t xml:space="preserve"> y finales </w:t>
-            </w:r>
-            <w:proofErr w:type="spellStart"/>
-            <w:r>
-              <w:t>que</w:t>
-            </w:r>
-            <w:proofErr w:type="spellEnd"/>
-            <w:r>
-              <w:t xml:space="preserve"> se </w:t>
+              <w:t xml:space="preserve"> y finales que se </w:t>
             </w:r>
             <w:proofErr w:type="spellStart"/>
             <w:r>
@@ -10660,11 +9998,19 @@
             </w:r>
             <w:proofErr w:type="spellEnd"/>
             <w:r>
+              <w:t xml:space="preserve"> que </w:t>
+            </w:r>
+            <w:proofErr w:type="spellStart"/>
+            <w:r>
+              <w:t>finalizaron</w:t>
+            </w:r>
+            <w:proofErr w:type="spellEnd"/>
+            <w:r>
               <w:t xml:space="preserve"> </w:t>
             </w:r>
             <w:proofErr w:type="spellStart"/>
             <w:r>
-              <w:t>que</w:t>
+              <w:t>exactamente</w:t>
             </w:r>
             <w:proofErr w:type="spellEnd"/>
             <w:r>
@@ -10672,7 +10018,44 @@
             </w:r>
             <w:proofErr w:type="spellStart"/>
             <w:r>
-              <w:t>finalizaron</w:t>
+              <w:t>en</w:t>
+            </w:r>
+            <w:proofErr w:type="spellEnd"/>
+            <w:r>
+              <w:t xml:space="preserve"> la </w:t>
+            </w:r>
+            <w:proofErr w:type="spellStart"/>
+            <w:r>
+              <w:t>fecha</w:t>
+            </w:r>
+            <w:proofErr w:type="spellEnd"/>
+            <w:r>
+              <w:t xml:space="preserve"> y hora dadas.</w:t>
+            </w:r>
+          </w:p>
+          <w:p>
+            <w:r>
+              <w:t xml:space="preserve">"first": </w:t>
+            </w:r>
+            <w:proofErr w:type="spellStart"/>
+            <w:r>
+              <w:t>lista</w:t>
+            </w:r>
+            <w:proofErr w:type="spellEnd"/>
+            <w:r>
+              <w:t xml:space="preserve"> con los </w:t>
+            </w:r>
+            <w:proofErr w:type="spellStart"/>
+            <w:r>
+              <w:t>primeros</w:t>
+            </w:r>
+            <w:proofErr w:type="spellEnd"/>
+            <w:r>
+              <w:t xml:space="preserve"> n </w:t>
+            </w:r>
+            <w:proofErr w:type="spellStart"/>
+            <w:r>
+              <w:t>viajes</w:t>
             </w:r>
             <w:proofErr w:type="spellEnd"/>
             <w:r>
@@ -10680,80 +10063,11 @@
             </w:r>
             <w:proofErr w:type="spellStart"/>
             <w:r>
-              <w:t>exactamente</w:t>
-            </w:r>
-            <w:proofErr w:type="spellEnd"/>
-            <w:r>
-              <w:t xml:space="preserve"> </w:t>
-            </w:r>
-            <w:proofErr w:type="spellStart"/>
-            <w:r>
-              <w:t>en</w:t>
-            </w:r>
-            <w:proofErr w:type="spellEnd"/>
-            <w:r>
-              <w:t xml:space="preserve"> la </w:t>
-            </w:r>
-            <w:proofErr w:type="spellStart"/>
-            <w:r>
-              <w:t>fecha</w:t>
-            </w:r>
-            <w:proofErr w:type="spellEnd"/>
-            <w:r>
-              <w:t xml:space="preserve"> y hora dadas.</w:t>
-            </w:r>
-          </w:p>
-          <w:p>
-            <w:r>
-              <w:t xml:space="preserve">"first": </w:t>
-            </w:r>
-            <w:proofErr w:type="spellStart"/>
-            <w:r>
-              <w:t>lista</w:t>
-            </w:r>
-            <w:proofErr w:type="spellEnd"/>
-            <w:r>
-              <w:t xml:space="preserve"> con </w:t>
-            </w:r>
-            <w:proofErr w:type="spellStart"/>
-            <w:r>
-              <w:t>los</w:t>
-            </w:r>
-            <w:proofErr w:type="spellEnd"/>
-            <w:r>
-              <w:t xml:space="preserve"> </w:t>
-            </w:r>
-            <w:proofErr w:type="spellStart"/>
-            <w:r>
-              <w:t>primeros</w:t>
-            </w:r>
-            <w:proofErr w:type="spellEnd"/>
-            <w:r>
-              <w:t xml:space="preserve"> n </w:t>
-            </w:r>
-            <w:proofErr w:type="spellStart"/>
-            <w:r>
-              <w:t>viajes</w:t>
-            </w:r>
-            <w:proofErr w:type="spellEnd"/>
-            <w:r>
-              <w:t xml:space="preserve"> </w:t>
-            </w:r>
-            <w:proofErr w:type="spellStart"/>
-            <w:r>
               <w:t>ordenados</w:t>
             </w:r>
             <w:proofErr w:type="spellEnd"/>
             <w:r>
-              <w:t xml:space="preserve"> </w:t>
-            </w:r>
-            <w:proofErr w:type="spellStart"/>
-            <w:r>
-              <w:t>por</w:t>
-            </w:r>
-            <w:proofErr w:type="spellEnd"/>
-            <w:r>
-              <w:t xml:space="preserve"> hora de </w:t>
+              <w:t xml:space="preserve"> por hora de </w:t>
             </w:r>
             <w:proofErr w:type="spellStart"/>
             <w:r>
@@ -10780,11 +10094,19 @@
             </w:r>
             <w:proofErr w:type="spellEnd"/>
             <w:r>
-              <w:t xml:space="preserve"> con </w:t>
-            </w:r>
-            <w:proofErr w:type="spellStart"/>
-            <w:r>
-              <w:t>los</w:t>
+              <w:t xml:space="preserve"> con los </w:t>
+            </w:r>
+            <w:proofErr w:type="spellStart"/>
+            <w:r>
+              <w:t>últimos</w:t>
+            </w:r>
+            <w:proofErr w:type="spellEnd"/>
+            <w:r>
+              <w:t xml:space="preserve"> n </w:t>
+            </w:r>
+            <w:proofErr w:type="spellStart"/>
+            <w:r>
+              <w:t>viajes</w:t>
             </w:r>
             <w:proofErr w:type="spellEnd"/>
             <w:r>
@@ -10792,35 +10114,11 @@
             </w:r>
             <w:proofErr w:type="spellStart"/>
             <w:r>
-              <w:t>últimos</w:t>
-            </w:r>
-            <w:proofErr w:type="spellEnd"/>
-            <w:r>
-              <w:t xml:space="preserve"> n </w:t>
-            </w:r>
-            <w:proofErr w:type="spellStart"/>
-            <w:r>
-              <w:t>viajes</w:t>
-            </w:r>
-            <w:proofErr w:type="spellEnd"/>
-            <w:r>
-              <w:t xml:space="preserve"> </w:t>
-            </w:r>
-            <w:proofErr w:type="spellStart"/>
-            <w:r>
               <w:t>ordenados</w:t>
             </w:r>
             <w:proofErr w:type="spellEnd"/>
             <w:r>
-              <w:t xml:space="preserve"> </w:t>
-            </w:r>
-            <w:proofErr w:type="spellStart"/>
-            <w:r>
-              <w:t>por</w:t>
-            </w:r>
-            <w:proofErr w:type="spellEnd"/>
-            <w:r>
-              <w:t xml:space="preserve"> hora de </w:t>
+              <w:t xml:space="preserve"> por hora de </w:t>
             </w:r>
             <w:proofErr w:type="spellStart"/>
             <w:r>
@@ -10887,18 +10185,10 @@
             </w:r>
             <w:proofErr w:type="spellEnd"/>
             <w:r>
-              <w:t xml:space="preserve"> </w:t>
-            </w:r>
-            <w:proofErr w:type="spellStart"/>
-            <w:r>
-              <w:t>po</w:t>
-            </w:r>
-            <w:r>
-              <w:t>r</w:t>
-            </w:r>
-            <w:proofErr w:type="spellEnd"/>
-            <w:r>
-              <w:t xml:space="preserve"> </w:t>
+              <w:t xml:space="preserve"> po</w:t>
+            </w:r>
+            <w:r>
+              <w:t xml:space="preserve">r </w:t>
             </w:r>
             <w:proofErr w:type="spellStart"/>
             <w:r>
@@ -11020,15 +10310,7 @@
             </w:r>
             <w:proofErr w:type="spellEnd"/>
             <w:r>
-              <w:t xml:space="preserve"> </w:t>
-            </w:r>
-            <w:proofErr w:type="spellStart"/>
-            <w:r>
-              <w:t>los</w:t>
-            </w:r>
-            <w:proofErr w:type="spellEnd"/>
-            <w:r>
-              <w:t xml:space="preserve"> </w:t>
+              <w:t xml:space="preserve"> los </w:t>
             </w:r>
             <w:proofErr w:type="spellStart"/>
             <w:r>
@@ -11053,6 +10335,7 @@
             <w:tblPr>
               <w:tblW w:w="0" w:type="auto"/>
               <w:tblCellSpacing w:w="15" w:type="dxa"/>
+              <w:tblLayout w:type="fixed"/>
               <w:tblCellMar>
                 <w:top w:w="15" w:type="dxa"/>
                 <w:left w:w="15" w:type="dxa"/>
@@ -11097,6 +10380,7 @@
             <w:tblPr>
               <w:tblW w:w="0" w:type="auto"/>
               <w:tblCellSpacing w:w="15" w:type="dxa"/>
+              <w:tblLayout w:type="fixed"/>
               <w:tblCellMar>
                 <w:top w:w="15" w:type="dxa"/>
                 <w:left w:w="15" w:type="dxa"/>
@@ -11129,7 +10413,19 @@
                     <w:rPr>
                       <w:lang w:val="es-CO"/>
                     </w:rPr>
-                    <w:t>O(m)</w:t>
+                    <w:t>O(</w:t>
+                  </w:r>
+                  <w:r>
+                    <w:rPr>
+                      <w:lang w:val="es-CO"/>
+                    </w:rPr>
+                    <w:t>n</w:t>
+                  </w:r>
+                  <w:r>
+                    <w:rPr>
+                      <w:lang w:val="es-CO"/>
+                    </w:rPr>
+                    <w:t>)</w:t>
                   </w:r>
                 </w:p>
               </w:tc>
@@ -11191,6 +10487,7 @@
             <w:tblPr>
               <w:tblW w:w="0" w:type="auto"/>
               <w:tblCellSpacing w:w="15" w:type="dxa"/>
+              <w:tblLayout w:type="fixed"/>
               <w:tblCellMar>
                 <w:top w:w="15" w:type="dxa"/>
                 <w:left w:w="15" w:type="dxa"/>
@@ -11235,6 +10532,7 @@
             <w:tblPr>
               <w:tblW w:w="0" w:type="auto"/>
               <w:tblCellSpacing w:w="15" w:type="dxa"/>
+              <w:tblLayout w:type="fixed"/>
               <w:tblCellMar>
                 <w:top w:w="15" w:type="dxa"/>
                 <w:left w:w="15" w:type="dxa"/>
@@ -11430,15 +10728,7 @@
             </w:r>
             <w:proofErr w:type="spellEnd"/>
             <w:r>
-              <w:t xml:space="preserve"> de </w:t>
-            </w:r>
-            <w:proofErr w:type="spellStart"/>
-            <w:r>
-              <w:t>los</w:t>
-            </w:r>
-            <w:proofErr w:type="spellEnd"/>
-            <w:r>
-              <w:t xml:space="preserve"> </w:t>
+              <w:t xml:space="preserve"> de los </w:t>
             </w:r>
             <w:proofErr w:type="spellStart"/>
             <w:r>
@@ -11471,6 +10761,7 @@
             <w:tblPr>
               <w:tblW w:w="0" w:type="auto"/>
               <w:tblCellSpacing w:w="15" w:type="dxa"/>
+              <w:tblLayout w:type="fixed"/>
               <w:tblCellMar>
                 <w:top w:w="15" w:type="dxa"/>
                 <w:left w:w="15" w:type="dxa"/>
@@ -11567,9 +10858,8 @@
                 <w:i/>
                 <w:iCs/>
               </w:rPr>
-              <w:t>O(</w:t>
-            </w:r>
-            <w:proofErr w:type="gramEnd"/>
+              <w:t xml:space="preserve">O( </w:t>
+            </w:r>
             <w:r>
               <w:rPr>
                 <w:b/>
@@ -11577,17 +10867,9 @@
                 <w:i/>
                 <w:iCs/>
               </w:rPr>
-              <w:t xml:space="preserve">m + </w:t>
-            </w:r>
-            <w:r>
-              <w:rPr>
-                <w:b/>
-                <w:bCs/>
-                <w:i/>
-                <w:iCs/>
-              </w:rPr>
               <w:t>n</w:t>
             </w:r>
+            <w:proofErr w:type="gramEnd"/>
             <w:r>
               <w:rPr>
                 <w:b/>
@@ -11734,15 +11016,7 @@
       </w:r>
       <w:proofErr w:type="spellEnd"/>
       <w:r>
-        <w:t xml:space="preserve"> a </w:t>
-      </w:r>
-      <w:proofErr w:type="spellStart"/>
-      <w:r>
-        <w:t>una</w:t>
-      </w:r>
-      <w:proofErr w:type="spellEnd"/>
-      <w:r>
-        <w:t xml:space="preserve"> sola hora </w:t>
+        <w:t xml:space="preserve"> a una sola hora </w:t>
       </w:r>
       <w:proofErr w:type="spellStart"/>
       <w:r>
@@ -11778,15 +11052,7 @@
       </w:r>
       <w:proofErr w:type="spellEnd"/>
       <w:r>
-        <w:t xml:space="preserve"> </w:t>
-      </w:r>
-      <w:proofErr w:type="spellStart"/>
-      <w:r>
-        <w:t>una</w:t>
-      </w:r>
-      <w:proofErr w:type="spellEnd"/>
-      <w:r>
-        <w:t xml:space="preserve"> </w:t>
+        <w:t xml:space="preserve"> una </w:t>
       </w:r>
       <w:proofErr w:type="spellStart"/>
       <w:r>
@@ -11850,15 +11116,7 @@
       </w:r>
       <w:proofErr w:type="spellEnd"/>
       <w:r>
-        <w:t xml:space="preserve"> a </w:t>
-      </w:r>
-      <w:proofErr w:type="spellStart"/>
-      <w:r>
-        <w:t>los</w:t>
-      </w:r>
-      <w:proofErr w:type="spellEnd"/>
-      <w:r>
-        <w:t xml:space="preserve"> </w:t>
+        <w:t xml:space="preserve"> a los </w:t>
       </w:r>
       <w:proofErr w:type="spellStart"/>
       <w:r>
@@ -11866,15 +11124,7 @@
       </w:r>
       <w:proofErr w:type="spellEnd"/>
       <w:r>
-        <w:t xml:space="preserve"> </w:t>
-      </w:r>
-      <w:proofErr w:type="spellStart"/>
-      <w:r>
-        <w:t>que</w:t>
-      </w:r>
-      <w:proofErr w:type="spellEnd"/>
-      <w:r>
-        <w:t xml:space="preserve"> </w:t>
+        <w:t xml:space="preserve"> que </w:t>
       </w:r>
       <w:proofErr w:type="spellStart"/>
       <w:r>
@@ -11902,15 +11152,7 @@
       </w:r>
       <w:proofErr w:type="spellEnd"/>
       <w:r>
-        <w:t xml:space="preserve"> de </w:t>
-      </w:r>
-      <w:proofErr w:type="spellStart"/>
-      <w:r>
-        <w:t>los</w:t>
-      </w:r>
-      <w:proofErr w:type="spellEnd"/>
-      <w:r>
-        <w:t xml:space="preserve"> </w:t>
+        <w:t xml:space="preserve"> de los </w:t>
       </w:r>
       <w:proofErr w:type="spellStart"/>
       <w:r>
@@ -11926,15 +11168,7 @@
       </w:r>
       <w:proofErr w:type="spellEnd"/>
       <w:r>
-        <w:t xml:space="preserve"> </w:t>
-      </w:r>
-      <w:proofErr w:type="spellStart"/>
-      <w:r>
-        <w:t>una</w:t>
-      </w:r>
-      <w:proofErr w:type="spellEnd"/>
-      <w:r>
-        <w:t xml:space="preserve"> </w:t>
+        <w:t xml:space="preserve"> una </w:t>
       </w:r>
       <w:proofErr w:type="spellStart"/>
       <w:r>
@@ -12054,15 +11288,7 @@
       </w:r>
       <w:proofErr w:type="spellEnd"/>
       <w:r>
-        <w:t xml:space="preserve"> </w:t>
-      </w:r>
-      <w:proofErr w:type="spellStart"/>
-      <w:r>
-        <w:t>que</w:t>
-      </w:r>
-      <w:proofErr w:type="spellEnd"/>
-      <w:r>
-        <w:t xml:space="preserve"> </w:t>
+        <w:t xml:space="preserve"> que </w:t>
       </w:r>
       <w:proofErr w:type="spellStart"/>
       <w:r>
@@ -12094,15 +11320,7 @@
       </w:r>
       <w:proofErr w:type="spellEnd"/>
       <w:r>
-        <w:t xml:space="preserve"> </w:t>
-      </w:r>
-      <w:proofErr w:type="spellStart"/>
-      <w:r>
-        <w:t>los</w:t>
-      </w:r>
-      <w:proofErr w:type="spellEnd"/>
-      <w:r>
-        <w:t xml:space="preserve"> </w:t>
+        <w:t xml:space="preserve"> los </w:t>
       </w:r>
       <w:proofErr w:type="spellStart"/>
       <w:r>
@@ -12589,11 +11807,64 @@
             </w:r>
             <w:proofErr w:type="spellEnd"/>
             <w:r>
+              <w:t xml:space="preserve"> que </w:t>
+            </w:r>
+            <w:proofErr w:type="spellStart"/>
+            <w:r>
+              <w:t>contiene</w:t>
+            </w:r>
+            <w:proofErr w:type="spellEnd"/>
+            <w:r>
+              <w:t xml:space="preserve"> las </w:t>
+            </w:r>
+            <w:proofErr w:type="spellStart"/>
+            <w:r>
+              <w:t>tablas</w:t>
+            </w:r>
+            <w:proofErr w:type="spellEnd"/>
+            <w:r>
               <w:t xml:space="preserve"> </w:t>
             </w:r>
             <w:proofErr w:type="spellStart"/>
             <w:r>
-              <w:t>que</w:t>
+              <w:t>taxis_info</w:t>
+            </w:r>
+            <w:proofErr w:type="spellEnd"/>
+            <w:r>
+              <w:t xml:space="preserve"> y </w:t>
+            </w:r>
+            <w:proofErr w:type="spellStart"/>
+            <w:r>
+              <w:t>neighborhoods_info</w:t>
+            </w:r>
+            <w:proofErr w:type="spellEnd"/>
+            <w:r>
+              <w:t>.</w:t>
+            </w:r>
+          </w:p>
+          <w:p>
+            <w:r>
+              <w:t xml:space="preserve">barrio: </w:t>
+            </w:r>
+            <w:proofErr w:type="spellStart"/>
+            <w:r>
+              <w:t>nombre</w:t>
+            </w:r>
+            <w:proofErr w:type="spellEnd"/>
+            <w:r>
+              <w:t xml:space="preserve"> del barrio </w:t>
+            </w:r>
+            <w:proofErr w:type="spellStart"/>
+            <w:r>
+              <w:t>donde</w:t>
+            </w:r>
+            <w:proofErr w:type="spellEnd"/>
+            <w:r>
+              <w:t xml:space="preserve"> se </w:t>
+            </w:r>
+            <w:proofErr w:type="spellStart"/>
+            <w:r>
+              <w:t>desea</w:t>
             </w:r>
             <w:proofErr w:type="spellEnd"/>
             <w:r>
@@ -12601,15 +11872,101 @@
             </w:r>
             <w:proofErr w:type="spellStart"/>
             <w:r>
-              <w:t>contiene</w:t>
-            </w:r>
-            <w:proofErr w:type="spellEnd"/>
-            <w:r>
-              <w:t xml:space="preserve"> las </w:t>
-            </w:r>
-            <w:proofErr w:type="spellStart"/>
-            <w:r>
-              <w:t>tablas</w:t>
+              <w:t>buscar</w:t>
+            </w:r>
+            <w:proofErr w:type="spellEnd"/>
+            <w:r>
+              <w:t xml:space="preserve"> los </w:t>
+            </w:r>
+            <w:proofErr w:type="spellStart"/>
+            <w:r>
+              <w:t>trayectos</w:t>
+            </w:r>
+            <w:proofErr w:type="spellEnd"/>
+            <w:r>
+              <w:t>.</w:t>
+            </w:r>
+          </w:p>
+          <w:p>
+            <w:proofErr w:type="spellStart"/>
+            <w:r>
+              <w:t>hora_ini</w:t>
+            </w:r>
+            <w:proofErr w:type="spellEnd"/>
+            <w:r>
+              <w:t xml:space="preserve">: hora </w:t>
+            </w:r>
+            <w:proofErr w:type="spellStart"/>
+            <w:r>
+              <w:t>inicial</w:t>
+            </w:r>
+            <w:proofErr w:type="spellEnd"/>
+            <w:r>
+              <w:t xml:space="preserve"> del </w:t>
+            </w:r>
+            <w:proofErr w:type="spellStart"/>
+            <w:r>
+              <w:t>rango</w:t>
+            </w:r>
+            <w:proofErr w:type="spellEnd"/>
+            <w:r>
+              <w:t xml:space="preserve"> (</w:t>
+            </w:r>
+            <w:proofErr w:type="spellStart"/>
+            <w:r>
+              <w:t>entero</w:t>
+            </w:r>
+            <w:proofErr w:type="spellEnd"/>
+            <w:r>
+              <w:t xml:space="preserve"> entre 0 y 23).</w:t>
+            </w:r>
+          </w:p>
+          <w:p>
+            <w:proofErr w:type="spellStart"/>
+            <w:r>
+              <w:t>hora_fin</w:t>
+            </w:r>
+            <w:proofErr w:type="spellEnd"/>
+            <w:r>
+              <w:t xml:space="preserve">: hora final del </w:t>
+            </w:r>
+            <w:proofErr w:type="spellStart"/>
+            <w:r>
+              <w:t>rango</w:t>
+            </w:r>
+            <w:proofErr w:type="spellEnd"/>
+            <w:r>
+              <w:t xml:space="preserve"> (</w:t>
+            </w:r>
+            <w:proofErr w:type="spellStart"/>
+            <w:r>
+              <w:t>entero</w:t>
+            </w:r>
+            <w:proofErr w:type="spellEnd"/>
+            <w:r>
+              <w:t xml:space="preserve"> entre 0 y 23).</w:t>
+            </w:r>
+          </w:p>
+          <w:p>
+            <w:pPr>
+              <w:rPr>
+                <w:lang w:val="es-419"/>
+              </w:rPr>
+            </w:pPr>
+            <w:r>
+              <w:t xml:space="preserve">n: </w:t>
+            </w:r>
+            <w:proofErr w:type="spellStart"/>
+            <w:r>
+              <w:t>número</w:t>
+            </w:r>
+            <w:proofErr w:type="spellEnd"/>
+            <w:r>
+              <w:t xml:space="preserve"> de </w:t>
+            </w:r>
+            <w:proofErr w:type="spellStart"/>
+            <w:r>
+              <w:t>registros</w:t>
             </w:r>
             <w:proofErr w:type="spellEnd"/>
             <w:r>
@@ -12617,174 +11974,11 @@
             </w:r>
             <w:proofErr w:type="spellStart"/>
             <w:r>
-              <w:t>taxis_info</w:t>
-            </w:r>
-            <w:proofErr w:type="spellEnd"/>
-            <w:r>
-              <w:t xml:space="preserve"> y </w:t>
-            </w:r>
-            <w:proofErr w:type="spellStart"/>
-            <w:r>
-              <w:t>neighborhoods_info</w:t>
-            </w:r>
-            <w:proofErr w:type="spellEnd"/>
-            <w:r>
-              <w:t>.</w:t>
-            </w:r>
-          </w:p>
-          <w:p>
-            <w:r>
-              <w:t xml:space="preserve">barrio: </w:t>
-            </w:r>
-            <w:proofErr w:type="spellStart"/>
-            <w:r>
-              <w:t>nombre</w:t>
-            </w:r>
-            <w:proofErr w:type="spellEnd"/>
-            <w:r>
-              <w:t xml:space="preserve"> del barrio </w:t>
-            </w:r>
-            <w:proofErr w:type="spellStart"/>
-            <w:r>
-              <w:t>donde</w:t>
-            </w:r>
-            <w:proofErr w:type="spellEnd"/>
-            <w:r>
-              <w:t xml:space="preserve"> se </w:t>
-            </w:r>
-            <w:proofErr w:type="spellStart"/>
-            <w:r>
-              <w:t>desea</w:t>
-            </w:r>
-            <w:proofErr w:type="spellEnd"/>
-            <w:r>
-              <w:t xml:space="preserve"> </w:t>
-            </w:r>
-            <w:proofErr w:type="spellStart"/>
-            <w:r>
-              <w:t>buscar</w:t>
-            </w:r>
-            <w:proofErr w:type="spellEnd"/>
-            <w:r>
-              <w:t xml:space="preserve"> </w:t>
-            </w:r>
-            <w:proofErr w:type="spellStart"/>
-            <w:r>
-              <w:t>los</w:t>
-            </w:r>
-            <w:proofErr w:type="spellEnd"/>
-            <w:r>
-              <w:t xml:space="preserve"> </w:t>
-            </w:r>
-            <w:proofErr w:type="spellStart"/>
-            <w:r>
-              <w:t>trayectos</w:t>
-            </w:r>
-            <w:proofErr w:type="spellEnd"/>
-            <w:r>
-              <w:t>.</w:t>
-            </w:r>
-          </w:p>
-          <w:p>
-            <w:proofErr w:type="spellStart"/>
-            <w:r>
-              <w:t>hora_ini</w:t>
-            </w:r>
-            <w:proofErr w:type="spellEnd"/>
-            <w:r>
-              <w:t xml:space="preserve">: hora </w:t>
-            </w:r>
-            <w:proofErr w:type="spellStart"/>
-            <w:r>
-              <w:t>inicial</w:t>
-            </w:r>
-            <w:proofErr w:type="spellEnd"/>
-            <w:r>
-              <w:t xml:space="preserve"> del </w:t>
-            </w:r>
-            <w:proofErr w:type="spellStart"/>
-            <w:r>
-              <w:t>rango</w:t>
-            </w:r>
-            <w:proofErr w:type="spellEnd"/>
-            <w:r>
-              <w:t xml:space="preserve"> (</w:t>
-            </w:r>
-            <w:proofErr w:type="spellStart"/>
-            <w:r>
-              <w:t>entero</w:t>
-            </w:r>
-            <w:proofErr w:type="spellEnd"/>
-            <w:r>
-              <w:t xml:space="preserve"> entre 0 y 23).</w:t>
-            </w:r>
-          </w:p>
-          <w:p>
-            <w:proofErr w:type="spellStart"/>
-            <w:r>
-              <w:t>hora_fin</w:t>
-            </w:r>
-            <w:proofErr w:type="spellEnd"/>
-            <w:r>
-              <w:t xml:space="preserve">: hora final del </w:t>
-            </w:r>
-            <w:proofErr w:type="spellStart"/>
-            <w:r>
-              <w:t>rango</w:t>
-            </w:r>
-            <w:proofErr w:type="spellEnd"/>
-            <w:r>
-              <w:t xml:space="preserve"> (</w:t>
-            </w:r>
-            <w:proofErr w:type="spellStart"/>
-            <w:r>
-              <w:t>entero</w:t>
-            </w:r>
-            <w:proofErr w:type="spellEnd"/>
-            <w:r>
-              <w:t xml:space="preserve"> entre 0 y 23).</w:t>
-            </w:r>
-          </w:p>
-          <w:p>
-            <w:pPr>
-              <w:rPr>
-                <w:lang w:val="es-419"/>
-              </w:rPr>
-            </w:pPr>
-            <w:r>
-              <w:t xml:space="preserve">n: </w:t>
-            </w:r>
-            <w:proofErr w:type="spellStart"/>
-            <w:r>
-              <w:t>número</w:t>
-            </w:r>
-            <w:proofErr w:type="spellEnd"/>
-            <w:r>
-              <w:t xml:space="preserve"> de </w:t>
-            </w:r>
-            <w:proofErr w:type="spellStart"/>
-            <w:r>
-              <w:t>registros</w:t>
-            </w:r>
-            <w:proofErr w:type="spellEnd"/>
-            <w:r>
-              <w:t xml:space="preserve"> </w:t>
-            </w:r>
-            <w:proofErr w:type="spellStart"/>
-            <w:r>
               <w:t>iniciales</w:t>
             </w:r>
             <w:proofErr w:type="spellEnd"/>
             <w:r>
-              <w:t xml:space="preserve"> y finales </w:t>
-            </w:r>
-            <w:proofErr w:type="spellStart"/>
-            <w:r>
-              <w:t>que</w:t>
-            </w:r>
-            <w:proofErr w:type="spellEnd"/>
-            <w:r>
-              <w:t xml:space="preserve"> se </w:t>
+              <w:t xml:space="preserve"> y finales que se </w:t>
             </w:r>
             <w:proofErr w:type="spellStart"/>
             <w:r>
@@ -12927,19 +12121,19 @@
             </w:r>
             <w:proofErr w:type="spellEnd"/>
             <w:r>
+              <w:t xml:space="preserve"> dentro del barrio y </w:t>
+            </w:r>
+            <w:proofErr w:type="spellStart"/>
+            <w:r>
+              <w:t>rango</w:t>
+            </w:r>
+            <w:proofErr w:type="spellEnd"/>
+            <w:r>
               <w:t xml:space="preserve"> </w:t>
             </w:r>
             <w:proofErr w:type="spellStart"/>
             <w:r>
-              <w:t>dentro</w:t>
-            </w:r>
-            <w:proofErr w:type="spellEnd"/>
-            <w:r>
-              <w:t xml:space="preserve"> del barrio y </w:t>
-            </w:r>
-            <w:proofErr w:type="spellStart"/>
-            <w:r>
-              <w:t>rango</w:t>
+              <w:t>horario</w:t>
             </w:r>
             <w:proofErr w:type="spellEnd"/>
             <w:r>
@@ -12947,7 +12141,36 @@
             </w:r>
             <w:proofErr w:type="spellStart"/>
             <w:r>
-              <w:t>horario</w:t>
+              <w:t>especificado</w:t>
+            </w:r>
+            <w:proofErr w:type="spellEnd"/>
+            <w:r>
+              <w:t>.</w:t>
+            </w:r>
+          </w:p>
+          <w:p>
+            <w:r>
+              <w:t xml:space="preserve">"first": </w:t>
+            </w:r>
+            <w:proofErr w:type="spellStart"/>
+            <w:r>
+              <w:t>lista</w:t>
+            </w:r>
+            <w:proofErr w:type="spellEnd"/>
+            <w:r>
+              <w:t xml:space="preserve"> con los </w:t>
+            </w:r>
+            <w:proofErr w:type="spellStart"/>
+            <w:r>
+              <w:t>primeros</w:t>
+            </w:r>
+            <w:proofErr w:type="spellEnd"/>
+            <w:r>
+              <w:t xml:space="preserve"> n </w:t>
+            </w:r>
+            <w:proofErr w:type="spellStart"/>
+            <w:r>
+              <w:t>trayectos</w:t>
             </w:r>
             <w:proofErr w:type="spellEnd"/>
             <w:r>
@@ -12955,7 +12178,23 @@
             </w:r>
             <w:proofErr w:type="spellStart"/>
             <w:r>
-              <w:t>especificado</w:t>
+              <w:t>ordenados</w:t>
+            </w:r>
+            <w:proofErr w:type="spellEnd"/>
+            <w:r>
+              <w:t xml:space="preserve"> por </w:t>
+            </w:r>
+            <w:proofErr w:type="spellStart"/>
+            <w:r>
+              <w:t>fecha</w:t>
+            </w:r>
+            <w:proofErr w:type="spellEnd"/>
+            <w:r>
+              <w:t xml:space="preserve"> de </w:t>
+            </w:r>
+            <w:proofErr w:type="spellStart"/>
+            <w:r>
+              <w:t>recogida</w:t>
             </w:r>
             <w:proofErr w:type="spellEnd"/>
             <w:r>
@@ -12963,8 +12202,13 @@
             </w:r>
           </w:p>
           <w:p>
-            <w:r>
-              <w:t xml:space="preserve">"first": </w:t>
+            <w:pPr>
+              <w:rPr>
+                <w:lang w:val="es-419"/>
+              </w:rPr>
+            </w:pPr>
+            <w:r>
+              <w:t xml:space="preserve">"last": </w:t>
             </w:r>
             <w:proofErr w:type="spellStart"/>
             <w:r>
@@ -12972,11 +12216,19 @@
             </w:r>
             <w:proofErr w:type="spellEnd"/>
             <w:r>
-              <w:t xml:space="preserve"> con </w:t>
-            </w:r>
-            <w:proofErr w:type="spellStart"/>
-            <w:r>
-              <w:t>los</w:t>
+              <w:t xml:space="preserve"> con los </w:t>
+            </w:r>
+            <w:proofErr w:type="spellStart"/>
+            <w:r>
+              <w:t>últimos</w:t>
+            </w:r>
+            <w:proofErr w:type="spellEnd"/>
+            <w:r>
+              <w:t xml:space="preserve"> n </w:t>
+            </w:r>
+            <w:proofErr w:type="spellStart"/>
+            <w:r>
+              <w:t>trayectos</w:t>
             </w:r>
             <w:proofErr w:type="spellEnd"/>
             <w:r>
@@ -12984,109 +12236,11 @@
             </w:r>
             <w:proofErr w:type="spellStart"/>
             <w:r>
-              <w:t>primeros</w:t>
-            </w:r>
-            <w:proofErr w:type="spellEnd"/>
-            <w:r>
-              <w:t xml:space="preserve"> n </w:t>
-            </w:r>
-            <w:proofErr w:type="spellStart"/>
-            <w:r>
-              <w:t>trayectos</w:t>
-            </w:r>
-            <w:proofErr w:type="spellEnd"/>
-            <w:r>
-              <w:t xml:space="preserve"> </w:t>
-            </w:r>
-            <w:proofErr w:type="spellStart"/>
-            <w:r>
               <w:t>ordenados</w:t>
             </w:r>
             <w:proofErr w:type="spellEnd"/>
             <w:r>
-              <w:t xml:space="preserve"> </w:t>
-            </w:r>
-            <w:proofErr w:type="spellStart"/>
-            <w:r>
-              <w:t>por</w:t>
-            </w:r>
-            <w:proofErr w:type="spellEnd"/>
-            <w:r>
-              <w:t xml:space="preserve"> </w:t>
-            </w:r>
-            <w:proofErr w:type="spellStart"/>
-            <w:r>
-              <w:t>fecha</w:t>
-            </w:r>
-            <w:proofErr w:type="spellEnd"/>
-            <w:r>
-              <w:t xml:space="preserve"> de </w:t>
-            </w:r>
-            <w:proofErr w:type="spellStart"/>
-            <w:r>
-              <w:t>recogida</w:t>
-            </w:r>
-            <w:proofErr w:type="spellEnd"/>
-            <w:r>
-              <w:t>.</w:t>
-            </w:r>
-          </w:p>
-          <w:p>
-            <w:pPr>
-              <w:rPr>
-                <w:lang w:val="es-419"/>
-              </w:rPr>
-            </w:pPr>
-            <w:r>
-              <w:t xml:space="preserve">"last": </w:t>
-            </w:r>
-            <w:proofErr w:type="spellStart"/>
-            <w:r>
-              <w:t>lista</w:t>
-            </w:r>
-            <w:proofErr w:type="spellEnd"/>
-            <w:r>
-              <w:t xml:space="preserve"> con </w:t>
-            </w:r>
-            <w:proofErr w:type="spellStart"/>
-            <w:r>
-              <w:t>los</w:t>
-            </w:r>
-            <w:proofErr w:type="spellEnd"/>
-            <w:r>
-              <w:t xml:space="preserve"> </w:t>
-            </w:r>
-            <w:proofErr w:type="spellStart"/>
-            <w:r>
-              <w:t>últimos</w:t>
-            </w:r>
-            <w:proofErr w:type="spellEnd"/>
-            <w:r>
-              <w:t xml:space="preserve"> n </w:t>
-            </w:r>
-            <w:proofErr w:type="spellStart"/>
-            <w:r>
-              <w:t>trayectos</w:t>
-            </w:r>
-            <w:proofErr w:type="spellEnd"/>
-            <w:r>
-              <w:t xml:space="preserve"> </w:t>
-            </w:r>
-            <w:proofErr w:type="spellStart"/>
-            <w:r>
-              <w:t>ordenados</w:t>
-            </w:r>
-            <w:proofErr w:type="spellEnd"/>
-            <w:r>
-              <w:t xml:space="preserve"> </w:t>
-            </w:r>
-            <w:proofErr w:type="spellStart"/>
-            <w:r>
-              <w:t>por</w:t>
-            </w:r>
-            <w:proofErr w:type="spellEnd"/>
-            <w:r>
-              <w:t xml:space="preserve"> </w:t>
+              <w:t xml:space="preserve"> por </w:t>
             </w:r>
             <w:proofErr w:type="spellStart"/>
             <w:r>
@@ -13154,18 +12308,10 @@
             </w:r>
             <w:proofErr w:type="spellEnd"/>
             <w:r>
-              <w:t xml:space="preserve"> </w:t>
-            </w:r>
-            <w:proofErr w:type="spellStart"/>
-            <w:r>
-              <w:t>po</w:t>
-            </w:r>
-            <w:r>
-              <w:t>r</w:t>
-            </w:r>
-            <w:proofErr w:type="spellEnd"/>
-            <w:r>
-              <w:t xml:space="preserve"> </w:t>
+              <w:t xml:space="preserve"> po</w:t>
+            </w:r>
+            <w:r>
+              <w:t xml:space="preserve">r </w:t>
             </w:r>
             <w:proofErr w:type="spellStart"/>
             <w:r>
@@ -13310,6 +12456,7 @@
             <w:tblPr>
               <w:tblW w:w="0" w:type="auto"/>
               <w:tblCellSpacing w:w="15" w:type="dxa"/>
+              <w:tblLayout w:type="fixed"/>
               <w:tblCellMar>
                 <w:top w:w="15" w:type="dxa"/>
                 <w:left w:w="15" w:type="dxa"/>
@@ -13354,6 +12501,7 @@
             <w:tblPr>
               <w:tblW w:w="0" w:type="auto"/>
               <w:tblCellSpacing w:w="15" w:type="dxa"/>
+              <w:tblLayout w:type="fixed"/>
               <w:tblCellMar>
                 <w:top w:w="15" w:type="dxa"/>
                 <w:left w:w="15" w:type="dxa"/>
@@ -13386,7 +12534,19 @@
                     <w:rPr>
                       <w:lang w:val="es-CO"/>
                     </w:rPr>
-                    <w:t>O(b)</w:t>
+                    <w:t>O(</w:t>
+                  </w:r>
+                  <w:r>
+                    <w:rPr>
+                      <w:lang w:val="es-CO"/>
+                    </w:rPr>
+                    <w:t>n</w:t>
+                  </w:r>
+                  <w:r>
+                    <w:rPr>
+                      <w:lang w:val="es-CO"/>
+                    </w:rPr>
+                    <w:t>)</w:t>
                   </w:r>
                 </w:p>
               </w:tc>
@@ -13413,15 +12573,7 @@
             </w:r>
             <w:proofErr w:type="spellEnd"/>
             <w:r>
-              <w:t xml:space="preserve"> de </w:t>
-            </w:r>
-            <w:proofErr w:type="spellStart"/>
-            <w:r>
-              <w:t>los</w:t>
-            </w:r>
-            <w:proofErr w:type="spellEnd"/>
-            <w:r>
-              <w:t xml:space="preserve"> </w:t>
+              <w:t xml:space="preserve"> de los </w:t>
             </w:r>
             <w:proofErr w:type="spellStart"/>
             <w:r>
@@ -13442,6 +12594,7 @@
             <w:tblPr>
               <w:tblW w:w="0" w:type="auto"/>
               <w:tblCellSpacing w:w="15" w:type="dxa"/>
+              <w:tblLayout w:type="fixed"/>
               <w:tblCellMar>
                 <w:top w:w="15" w:type="dxa"/>
                 <w:left w:w="15" w:type="dxa"/>
@@ -13474,7 +12627,19 @@
                     <w:rPr>
                       <w:lang w:val="es-CO"/>
                     </w:rPr>
-                    <w:t>O(t)</w:t>
+                    <w:t>O(</w:t>
+                  </w:r>
+                  <w:r>
+                    <w:rPr>
+                      <w:lang w:val="es-CO"/>
+                    </w:rPr>
+                    <w:t>n</w:t>
+                  </w:r>
+                  <w:r>
+                    <w:rPr>
+                      <w:lang w:val="es-CO"/>
+                    </w:rPr>
+                    <w:t>)</w:t>
                   </w:r>
                 </w:p>
               </w:tc>
@@ -13647,6 +12812,7 @@
             <w:tblPr>
               <w:tblW w:w="0" w:type="auto"/>
               <w:tblCellSpacing w:w="15" w:type="dxa"/>
+              <w:tblLayout w:type="fixed"/>
               <w:tblCellMar>
                 <w:top w:w="15" w:type="dxa"/>
                 <w:left w:w="15" w:type="dxa"/>
@@ -13734,6 +12900,7 @@
             <w:tblPr>
               <w:tblW w:w="0" w:type="auto"/>
               <w:tblCellSpacing w:w="15" w:type="dxa"/>
+              <w:tblLayout w:type="fixed"/>
               <w:tblCellMar>
                 <w:top w:w="15" w:type="dxa"/>
                 <w:left w:w="15" w:type="dxa"/>
@@ -13779,6 +12946,7 @@
             <w:tblPr>
               <w:tblW w:w="0" w:type="auto"/>
               <w:tblCellSpacing w:w="15" w:type="dxa"/>
+              <w:tblLayout w:type="fixed"/>
               <w:tblCellMar>
                 <w:top w:w="15" w:type="dxa"/>
                 <w:left w:w="15" w:type="dxa"/>
@@ -13826,7 +12994,13 @@
               </w:rPr>
             </w:pPr>
             <w:r>
-              <w:t xml:space="preserve">O(t²) </w:t>
+              <w:t>O(</w:t>
+            </w:r>
+            <w:r>
+              <w:t>n</w:t>
+            </w:r>
+            <w:r>
+              <w:t xml:space="preserve">²) </w:t>
             </w:r>
             <w:proofErr w:type="spellStart"/>
             <w:r>
@@ -13834,7 +13008,23 @@
             </w:r>
             <w:proofErr w:type="spellEnd"/>
             <w:r>
-              <w:t xml:space="preserve"> el peor </w:t>
+              <w:t xml:space="preserve"> </w:t>
+            </w:r>
+            <w:proofErr w:type="spellStart"/>
+            <w:r>
+              <w:t>el</w:t>
+            </w:r>
+            <w:proofErr w:type="spellEnd"/>
+            <w:r>
+              <w:t xml:space="preserve"> </w:t>
+            </w:r>
+            <w:proofErr w:type="spellStart"/>
+            <w:r>
+              <w:t>peor</w:t>
+            </w:r>
+            <w:proofErr w:type="spellEnd"/>
+            <w:r>
+              <w:t xml:space="preserve"> </w:t>
             </w:r>
             <w:proofErr w:type="spellStart"/>
             <w:r>
@@ -13938,7 +13128,6 @@
                 <w:lang w:val="es-419"/>
               </w:rPr>
             </w:pPr>
-            <w:proofErr w:type="gramStart"/>
             <w:r>
               <w:rPr>
                 <w:b/>
@@ -13948,7 +13137,6 @@
               </w:rPr>
               <w:t>O(</w:t>
             </w:r>
-            <w:proofErr w:type="gramEnd"/>
             <w:r>
               <w:rPr>
                 <w:b/>
@@ -13956,7 +13144,16 @@
                 <w:i/>
                 <w:iCs/>
               </w:rPr>
-              <w:t>b + t²)</w:t>
+              <w:t>n</w:t>
+            </w:r>
+            <w:r>
+              <w:rPr>
+                <w:b/>
+                <w:bCs/>
+                <w:i/>
+                <w:iCs/>
+              </w:rPr>
+              <w:t>²)</w:t>
             </w:r>
           </w:p>
         </w:tc>
@@ -14018,15 +13215,7 @@
       </w:r>
       <w:proofErr w:type="spellEnd"/>
       <w:r>
-        <w:t xml:space="preserve"> </w:t>
-      </w:r>
-      <w:proofErr w:type="spellStart"/>
-      <w:r>
-        <w:t>por</w:t>
-      </w:r>
-      <w:proofErr w:type="spellEnd"/>
-      <w:r>
-        <w:t xml:space="preserve"> </w:t>
+        <w:t xml:space="preserve"> por </w:t>
       </w:r>
       <w:proofErr w:type="spellStart"/>
       <w:r>
@@ -14058,15 +13247,7 @@
       </w:r>
       <w:proofErr w:type="spellEnd"/>
       <w:r>
-        <w:t xml:space="preserve"> </w:t>
-      </w:r>
-      <w:proofErr w:type="spellStart"/>
-      <w:r>
-        <w:t>los</w:t>
-      </w:r>
-      <w:proofErr w:type="spellEnd"/>
-      <w:r>
-        <w:t xml:space="preserve"> </w:t>
+        <w:t xml:space="preserve"> los </w:t>
       </w:r>
       <w:proofErr w:type="spellStart"/>
       <w:r>
@@ -14082,15 +13263,7 @@
       </w:r>
       <w:proofErr w:type="spellEnd"/>
       <w:r>
-        <w:t xml:space="preserve"> </w:t>
-      </w:r>
-      <w:proofErr w:type="spellStart"/>
-      <w:r>
-        <w:t>dentro</w:t>
-      </w:r>
-      <w:proofErr w:type="spellEnd"/>
-      <w:r>
-        <w:t xml:space="preserve"> de un barrio </w:t>
+        <w:t xml:space="preserve"> dentro de un barrio </w:t>
       </w:r>
       <w:proofErr w:type="spellStart"/>
       <w:r>
@@ -14261,7 +13434,13 @@
       </w:r>
       <w:proofErr w:type="spellEnd"/>
       <w:r>
-        <w:t xml:space="preserve"> de taxis (O(t)), </w:t>
+        <w:t xml:space="preserve"> de taxis (O(</w:t>
+      </w:r>
+      <w:r>
+        <w:t>n</w:t>
+      </w:r>
+      <w:r>
+        <w:t xml:space="preserve">)), </w:t>
       </w:r>
       <w:proofErr w:type="spellStart"/>
       <w:r>
@@ -14297,15 +13476,7 @@
       </w:r>
       <w:proofErr w:type="spellEnd"/>
       <w:r>
-        <w:t xml:space="preserve"> </w:t>
-      </w:r>
-      <w:proofErr w:type="spellStart"/>
-      <w:r>
-        <w:t>los</w:t>
-      </w:r>
-      <w:proofErr w:type="spellEnd"/>
-      <w:r>
-        <w:t xml:space="preserve"> </w:t>
+        <w:t xml:space="preserve"> los </w:t>
       </w:r>
       <w:proofErr w:type="spellStart"/>
       <w:r>
@@ -14329,7 +13500,13 @@
       </w:r>
       <w:proofErr w:type="spellEnd"/>
       <w:r>
-        <w:t xml:space="preserve"> total a O(t²) </w:t>
+        <w:t xml:space="preserve"> total a O(</w:t>
+      </w:r>
+      <w:r>
+        <w:t>n</w:t>
+      </w:r>
+      <w:r>
+        <w:t xml:space="preserve">²) </w:t>
       </w:r>
       <w:proofErr w:type="spellStart"/>
       <w:r>
@@ -14381,15 +13558,7 @@
       </w:r>
       <w:proofErr w:type="spellEnd"/>
       <w:r>
-        <w:t xml:space="preserve"> </w:t>
-      </w:r>
-      <w:proofErr w:type="spellStart"/>
-      <w:r>
-        <w:t>que</w:t>
-      </w:r>
-      <w:proofErr w:type="spellEnd"/>
-      <w:r>
-        <w:t xml:space="preserve"> </w:t>
+        <w:t xml:space="preserve"> que </w:t>
       </w:r>
       <w:proofErr w:type="spellStart"/>
       <w:r>
@@ -14421,15 +13590,7 @@
       </w:r>
       <w:proofErr w:type="spellEnd"/>
       <w:r>
-        <w:t xml:space="preserve"> </w:t>
-      </w:r>
-      <w:proofErr w:type="spellStart"/>
-      <w:r>
-        <w:t>los</w:t>
-      </w:r>
-      <w:proofErr w:type="spellEnd"/>
-      <w:r>
-        <w:t xml:space="preserve"> </w:t>
+        <w:t xml:space="preserve"> los </w:t>
       </w:r>
       <w:proofErr w:type="spellStart"/>
       <w:r>
@@ -14437,15 +13598,7 @@
       </w:r>
       <w:proofErr w:type="spellEnd"/>
       <w:r>
-        <w:t xml:space="preserve"> </w:t>
-      </w:r>
-      <w:proofErr w:type="spellStart"/>
-      <w:r>
-        <w:t>dentro</w:t>
-      </w:r>
-      <w:proofErr w:type="spellEnd"/>
-      <w:r>
-        <w:t xml:space="preserve"> del </w:t>
+        <w:t xml:space="preserve"> dentro del </w:t>
       </w:r>
       <w:proofErr w:type="spellStart"/>
       <w:r>
@@ -14485,15 +13638,7 @@
       </w:r>
       <w:proofErr w:type="spellEnd"/>
       <w:r>
-        <w:t xml:space="preserve"> </w:t>
-      </w:r>
-      <w:proofErr w:type="spellStart"/>
-      <w:r>
-        <w:t>los</w:t>
-      </w:r>
-      <w:proofErr w:type="spellEnd"/>
-      <w:r>
-        <w:t xml:space="preserve"> </w:t>
+        <w:t xml:space="preserve"> los </w:t>
       </w:r>
       <w:proofErr w:type="spellStart"/>
       <w:r>
@@ -14632,15 +13777,7 @@
       </w:r>
       <w:proofErr w:type="spellEnd"/>
       <w:r>
-        <w:t xml:space="preserve"> (</w:t>
-      </w:r>
-      <w:proofErr w:type="spellStart"/>
-      <w:r>
-        <w:t>por</w:t>
-      </w:r>
-      <w:proofErr w:type="spellEnd"/>
-      <w:r>
-        <w:t xml:space="preserve"> </w:t>
+        <w:t xml:space="preserve"> (por </w:t>
       </w:r>
       <w:proofErr w:type="spellStart"/>
       <w:r>
@@ -14738,7 +13875,7 @@
 </file>
 
 <file path=word/endnotes.xml><?xml version="1.0" encoding="utf-8"?>
-<w:endnotes xmlns:wpc="http://schemas.microsoft.com/office/word/2010/wordprocessingCanvas" xmlns:cx="http://schemas.microsoft.com/office/drawing/2014/chartex" xmlns:cx1="http://schemas.microsoft.com/office/drawing/2015/9/8/chartex" xmlns:cx2="http://schemas.microsoft.com/office/drawing/2015/10/21/chartex" xmlns:cx3="http://schemas.microsoft.com/office/drawing/2016/5/9/chartex" xmlns:cx4="http://schemas.microsoft.com/office/drawing/2016/5/10/chartex" xmlns:cx5="http://schemas.microsoft.com/office/drawing/2016/5/11/chartex" xmlns:cx6="http://schemas.microsoft.com/office/drawing/2016/5/12/chartex" xmlns:cx7="http://schemas.microsoft.com/office/drawing/2016/5/13/chartex" xmlns:cx8="http://schemas.microsoft.com/office/drawing/2016/5/14/chartex" xmlns:mc="http://schemas.openxmlformats.org/markup-compatibility/2006" xmlns:aink="http://schemas.microsoft.com/office/drawing/2016/ink" xmlns:am3d="http://schemas.microsoft.com/office/drawing/2017/model3d" xmlns:o="urn:schemas-microsoft-com:office:office" xmlns:oel="http://schemas.microsoft.com/office/2019/extlst" xmlns:r="http://schemas.openxmlformats.org/officeDocument/2006/relationships" xmlns:m="http://schemas.openxmlformats.org/officeDocument/2006/math" xmlns:v="urn:schemas-microsoft-com:vml" xmlns:wp14="http://schemas.microsoft.com/office/word/2010/wordprocessingDrawing" xmlns:wp="http://schemas.openxmlformats.org/drawingml/2006/wordprocessingDrawing" xmlns:w10="urn:schemas-microsoft-com:office:word" xmlns:w="http://schemas.openxmlformats.org/wordprocessingml/2006/main" xmlns:w14="http://schemas.microsoft.com/office/word/2010/wordml" xmlns:w15="http://schemas.microsoft.com/office/word/2012/wordml" xmlns:w16cex="http://schemas.microsoft.com/office/word/2018/wordml/cex" xmlns:w16cid="http://schemas.microsoft.com/office/word/2016/wordml/cid" xmlns:w16="http://schemas.microsoft.com/office/word/2018/wordml" xmlns:w16du="http://schemas.microsoft.com/office/word/2023/wordml/word16du" xmlns:w16sdtdh="http://schemas.microsoft.com/office/word/2020/wordml/sdtdatahash" xmlns:w16sdtfl="http://schemas.microsoft.com/office/word/2024/wordml/sdtformatlock" xmlns:w16se="http://schemas.microsoft.com/office/word/2015/wordml/symex" xmlns:wpg="http://schemas.microsoft.com/office/word/2010/wordprocessingGroup" xmlns:wpi="http://schemas.microsoft.com/office/word/2010/wordprocessingInk" xmlns:wne="http://schemas.microsoft.com/office/word/2006/wordml" xmlns:wps="http://schemas.microsoft.com/office/word/2010/wordprocessingShape" mc:Ignorable="w14 w15 w16se w16cid w16 w16cex w16sdtdh w16sdtfl w16du wp14">
+<w:endnotes xmlns:wpc="http://schemas.microsoft.com/office/word/2010/wordprocessingCanvas" xmlns:cx="http://schemas.microsoft.com/office/drawing/2014/chartex" xmlns:cx1="http://schemas.microsoft.com/office/drawing/2015/9/8/chartex" xmlns:cx2="http://schemas.microsoft.com/office/drawing/2015/10/21/chartex" xmlns:cx3="http://schemas.microsoft.com/office/drawing/2016/5/9/chartex" xmlns:cx4="http://schemas.microsoft.com/office/drawing/2016/5/10/chartex" xmlns:cx5="http://schemas.microsoft.com/office/drawing/2016/5/11/chartex" xmlns:cx6="http://schemas.microsoft.com/office/drawing/2016/5/12/chartex" xmlns:cx7="http://schemas.microsoft.com/office/drawing/2016/5/13/chartex" xmlns:cx8="http://schemas.microsoft.com/office/drawing/2016/5/14/chartex" xmlns:mc="http://schemas.openxmlformats.org/markup-compatibility/2006" xmlns:aink="http://schemas.microsoft.com/office/drawing/2016/ink" xmlns:am3d="http://schemas.microsoft.com/office/drawing/2017/model3d" xmlns:o="urn:schemas-microsoft-com:office:office" xmlns:r="http://schemas.openxmlformats.org/officeDocument/2006/relationships" xmlns:m="http://schemas.openxmlformats.org/officeDocument/2006/math" xmlns:v="urn:schemas-microsoft-com:vml" xmlns:wp14="http://schemas.microsoft.com/office/word/2010/wordprocessingDrawing" xmlns:wp="http://schemas.openxmlformats.org/drawingml/2006/wordprocessingDrawing" xmlns:w10="urn:schemas-microsoft-com:office:word" xmlns:w="http://schemas.openxmlformats.org/wordprocessingml/2006/main" xmlns:w14="http://schemas.microsoft.com/office/word/2010/wordml" xmlns:w15="http://schemas.microsoft.com/office/word/2012/wordml" xmlns:w16cex="http://schemas.microsoft.com/office/word/2018/wordml/cex" xmlns:w16cid="http://schemas.microsoft.com/office/word/2016/wordml/cid" xmlns:w16="http://schemas.microsoft.com/office/word/2018/wordml" xmlns:w16sdtdh="http://schemas.microsoft.com/office/word/2020/wordml/sdtdatahash" xmlns:w16se="http://schemas.microsoft.com/office/word/2015/wordml/symex" xmlns:wpg="http://schemas.microsoft.com/office/word/2010/wordprocessingGroup" xmlns:wpi="http://schemas.microsoft.com/office/word/2010/wordprocessingInk" xmlns:wne="http://schemas.microsoft.com/office/word/2006/wordml" xmlns:wps="http://schemas.microsoft.com/office/word/2010/wordprocessingShape" mc:Ignorable="w14 w15 w16se w16cid w16 w16cex w16sdtdh wp14">
   <w:endnote w:type="separator" w:id="-1">
     <w:p>
       <w:pPr>
@@ -14770,7 +13907,7 @@
 </file>
 
 <file path=word/footer1.xml><?xml version="1.0" encoding="utf-8"?>
-<w:ftr xmlns:wpc="http://schemas.microsoft.com/office/word/2010/wordprocessingCanvas" xmlns:cx="http://schemas.microsoft.com/office/drawing/2014/chartex" xmlns:cx1="http://schemas.microsoft.com/office/drawing/2015/9/8/chartex" xmlns:cx2="http://schemas.microsoft.com/office/drawing/2015/10/21/chartex" xmlns:cx3="http://schemas.microsoft.com/office/drawing/2016/5/9/chartex" xmlns:cx4="http://schemas.microsoft.com/office/drawing/2016/5/10/chartex" xmlns:cx5="http://schemas.microsoft.com/office/drawing/2016/5/11/chartex" xmlns:cx6="http://schemas.microsoft.com/office/drawing/2016/5/12/chartex" xmlns:cx7="http://schemas.microsoft.com/office/drawing/2016/5/13/chartex" xmlns:cx8="http://schemas.microsoft.com/office/drawing/2016/5/14/chartex" xmlns:mc="http://schemas.openxmlformats.org/markup-compatibility/2006" xmlns:aink="http://schemas.microsoft.com/office/drawing/2016/ink" xmlns:am3d="http://schemas.microsoft.com/office/drawing/2017/model3d" xmlns:o="urn:schemas-microsoft-com:office:office" xmlns:oel="http://schemas.microsoft.com/office/2019/extlst" xmlns:r="http://schemas.openxmlformats.org/officeDocument/2006/relationships" xmlns:m="http://schemas.openxmlformats.org/officeDocument/2006/math" xmlns:v="urn:schemas-microsoft-com:vml" xmlns:wp14="http://schemas.microsoft.com/office/word/2010/wordprocessingDrawing" xmlns:wp="http://schemas.openxmlformats.org/drawingml/2006/wordprocessingDrawing" xmlns:w10="urn:schemas-microsoft-com:office:word" xmlns:w="http://schemas.openxmlformats.org/wordprocessingml/2006/main" xmlns:w14="http://schemas.microsoft.com/office/word/2010/wordml" xmlns:w15="http://schemas.microsoft.com/office/word/2012/wordml" xmlns:w16cex="http://schemas.microsoft.com/office/word/2018/wordml/cex" xmlns:w16cid="http://schemas.microsoft.com/office/word/2016/wordml/cid" xmlns:w16="http://schemas.microsoft.com/office/word/2018/wordml" xmlns:w16du="http://schemas.microsoft.com/office/word/2023/wordml/word16du" xmlns:w16sdtdh="http://schemas.microsoft.com/office/word/2020/wordml/sdtdatahash" xmlns:w16sdtfl="http://schemas.microsoft.com/office/word/2024/wordml/sdtformatlock" xmlns:w16se="http://schemas.microsoft.com/office/word/2015/wordml/symex" xmlns:wpg="http://schemas.microsoft.com/office/word/2010/wordprocessingGroup" xmlns:wpi="http://schemas.microsoft.com/office/word/2010/wordprocessingInk" xmlns:wne="http://schemas.microsoft.com/office/word/2006/wordml" xmlns:wps="http://schemas.microsoft.com/office/word/2010/wordprocessingShape" mc:Ignorable="w14 w15 w16se w16cid w16 w16cex w16sdtdh w16sdtfl w16du wp14">
+<w:ftr xmlns:wpc="http://schemas.microsoft.com/office/word/2010/wordprocessingCanvas" xmlns:cx="http://schemas.microsoft.com/office/drawing/2014/chartex" xmlns:cx1="http://schemas.microsoft.com/office/drawing/2015/9/8/chartex" xmlns:cx2="http://schemas.microsoft.com/office/drawing/2015/10/21/chartex" xmlns:cx3="http://schemas.microsoft.com/office/drawing/2016/5/9/chartex" xmlns:cx4="http://schemas.microsoft.com/office/drawing/2016/5/10/chartex" xmlns:cx5="http://schemas.microsoft.com/office/drawing/2016/5/11/chartex" xmlns:cx6="http://schemas.microsoft.com/office/drawing/2016/5/12/chartex" xmlns:cx7="http://schemas.microsoft.com/office/drawing/2016/5/13/chartex" xmlns:cx8="http://schemas.microsoft.com/office/drawing/2016/5/14/chartex" xmlns:mc="http://schemas.openxmlformats.org/markup-compatibility/2006" xmlns:aink="http://schemas.microsoft.com/office/drawing/2016/ink" xmlns:am3d="http://schemas.microsoft.com/office/drawing/2017/model3d" xmlns:o="urn:schemas-microsoft-com:office:office" xmlns:r="http://schemas.openxmlformats.org/officeDocument/2006/relationships" xmlns:m="http://schemas.openxmlformats.org/officeDocument/2006/math" xmlns:v="urn:schemas-microsoft-com:vml" xmlns:wp14="http://schemas.microsoft.com/office/word/2010/wordprocessingDrawing" xmlns:wp="http://schemas.openxmlformats.org/drawingml/2006/wordprocessingDrawing" xmlns:w10="urn:schemas-microsoft-com:office:word" xmlns:w="http://schemas.openxmlformats.org/wordprocessingml/2006/main" xmlns:w14="http://schemas.microsoft.com/office/word/2010/wordml" xmlns:w15="http://schemas.microsoft.com/office/word/2012/wordml" xmlns:w16cex="http://schemas.microsoft.com/office/word/2018/wordml/cex" xmlns:w16cid="http://schemas.microsoft.com/office/word/2016/wordml/cid" xmlns:w16="http://schemas.microsoft.com/office/word/2018/wordml" xmlns:w16sdtdh="http://schemas.microsoft.com/office/word/2020/wordml/sdtdatahash" xmlns:w16se="http://schemas.microsoft.com/office/word/2015/wordml/symex" xmlns:wpg="http://schemas.microsoft.com/office/word/2010/wordprocessingGroup" xmlns:wpi="http://schemas.microsoft.com/office/word/2010/wordprocessingInk" xmlns:wne="http://schemas.microsoft.com/office/word/2006/wordml" xmlns:wps="http://schemas.microsoft.com/office/word/2010/wordprocessingShape" mc:Ignorable="w14 w15 w16se w16cid w16 w16cex w16sdtdh wp14">
   <w:tbl>
     <w:tblPr>
       <w:tblW w:w="0" w:type="auto"/>
@@ -14828,7 +13965,7 @@
 </file>
 
 <file path=word/footer2.xml><?xml version="1.0" encoding="utf-8"?>
-<w:ftr xmlns:wpc="http://schemas.microsoft.com/office/word/2010/wordprocessingCanvas" xmlns:cx="http://schemas.microsoft.com/office/drawing/2014/chartex" xmlns:cx1="http://schemas.microsoft.com/office/drawing/2015/9/8/chartex" xmlns:cx2="http://schemas.microsoft.com/office/drawing/2015/10/21/chartex" xmlns:cx3="http://schemas.microsoft.com/office/drawing/2016/5/9/chartex" xmlns:cx4="http://schemas.microsoft.com/office/drawing/2016/5/10/chartex" xmlns:cx5="http://schemas.microsoft.com/office/drawing/2016/5/11/chartex" xmlns:cx6="http://schemas.microsoft.com/office/drawing/2016/5/12/chartex" xmlns:cx7="http://schemas.microsoft.com/office/drawing/2016/5/13/chartex" xmlns:cx8="http://schemas.microsoft.com/office/drawing/2016/5/14/chartex" xmlns:mc="http://schemas.openxmlformats.org/markup-compatibility/2006" xmlns:aink="http://schemas.microsoft.com/office/drawing/2016/ink" xmlns:am3d="http://schemas.microsoft.com/office/drawing/2017/model3d" xmlns:o="urn:schemas-microsoft-com:office:office" xmlns:oel="http://schemas.microsoft.com/office/2019/extlst" xmlns:r="http://schemas.openxmlformats.org/officeDocument/2006/relationships" xmlns:m="http://schemas.openxmlformats.org/officeDocument/2006/math" xmlns:v="urn:schemas-microsoft-com:vml" xmlns:wp14="http://schemas.microsoft.com/office/word/2010/wordprocessingDrawing" xmlns:wp="http://schemas.openxmlformats.org/drawingml/2006/wordprocessingDrawing" xmlns:w10="urn:schemas-microsoft-com:office:word" xmlns:w="http://schemas.openxmlformats.org/wordprocessingml/2006/main" xmlns:w14="http://schemas.microsoft.com/office/word/2010/wordml" xmlns:w15="http://schemas.microsoft.com/office/word/2012/wordml" xmlns:w16cex="http://schemas.microsoft.com/office/word/2018/wordml/cex" xmlns:w16cid="http://schemas.microsoft.com/office/word/2016/wordml/cid" xmlns:w16="http://schemas.microsoft.com/office/word/2018/wordml" xmlns:w16du="http://schemas.microsoft.com/office/word/2023/wordml/word16du" xmlns:w16sdtdh="http://schemas.microsoft.com/office/word/2020/wordml/sdtdatahash" xmlns:w16sdtfl="http://schemas.microsoft.com/office/word/2024/wordml/sdtformatlock" xmlns:w16se="http://schemas.microsoft.com/office/word/2015/wordml/symex" xmlns:wpg="http://schemas.microsoft.com/office/word/2010/wordprocessingGroup" xmlns:wpi="http://schemas.microsoft.com/office/word/2010/wordprocessingInk" xmlns:wne="http://schemas.microsoft.com/office/word/2006/wordml" xmlns:wps="http://schemas.microsoft.com/office/word/2010/wordprocessingShape" mc:Ignorable="w14 w15 w16se w16cid w16 w16cex w16sdtdh w16sdtfl w16du wp14">
+<w:ftr xmlns:wpc="http://schemas.microsoft.com/office/word/2010/wordprocessingCanvas" xmlns:cx="http://schemas.microsoft.com/office/drawing/2014/chartex" xmlns:cx1="http://schemas.microsoft.com/office/drawing/2015/9/8/chartex" xmlns:cx2="http://schemas.microsoft.com/office/drawing/2015/10/21/chartex" xmlns:cx3="http://schemas.microsoft.com/office/drawing/2016/5/9/chartex" xmlns:cx4="http://schemas.microsoft.com/office/drawing/2016/5/10/chartex" xmlns:cx5="http://schemas.microsoft.com/office/drawing/2016/5/11/chartex" xmlns:cx6="http://schemas.microsoft.com/office/drawing/2016/5/12/chartex" xmlns:cx7="http://schemas.microsoft.com/office/drawing/2016/5/13/chartex" xmlns:cx8="http://schemas.microsoft.com/office/drawing/2016/5/14/chartex" xmlns:mc="http://schemas.openxmlformats.org/markup-compatibility/2006" xmlns:aink="http://schemas.microsoft.com/office/drawing/2016/ink" xmlns:am3d="http://schemas.microsoft.com/office/drawing/2017/model3d" xmlns:o="urn:schemas-microsoft-com:office:office" xmlns:r="http://schemas.openxmlformats.org/officeDocument/2006/relationships" xmlns:m="http://schemas.openxmlformats.org/officeDocument/2006/math" xmlns:v="urn:schemas-microsoft-com:vml" xmlns:wp14="http://schemas.microsoft.com/office/word/2010/wordprocessingDrawing" xmlns:wp="http://schemas.openxmlformats.org/drawingml/2006/wordprocessingDrawing" xmlns:w10="urn:schemas-microsoft-com:office:word" xmlns:w="http://schemas.openxmlformats.org/wordprocessingml/2006/main" xmlns:w14="http://schemas.microsoft.com/office/word/2010/wordml" xmlns:w15="http://schemas.microsoft.com/office/word/2012/wordml" xmlns:w16cex="http://schemas.microsoft.com/office/word/2018/wordml/cex" xmlns:w16cid="http://schemas.microsoft.com/office/word/2016/wordml/cid" xmlns:w16="http://schemas.microsoft.com/office/word/2018/wordml" xmlns:w16sdtdh="http://schemas.microsoft.com/office/word/2020/wordml/sdtdatahash" xmlns:w16se="http://schemas.microsoft.com/office/word/2015/wordml/symex" xmlns:wpg="http://schemas.microsoft.com/office/word/2010/wordprocessingGroup" xmlns:wpi="http://schemas.microsoft.com/office/word/2010/wordprocessingInk" xmlns:wne="http://schemas.microsoft.com/office/word/2006/wordml" xmlns:wps="http://schemas.microsoft.com/office/word/2010/wordprocessingShape" mc:Ignorable="w14 w15 w16se w16cid w16 w16cex w16sdtdh wp14">
   <w:tbl>
     <w:tblPr>
       <w:tblW w:w="0" w:type="auto"/>
@@ -14886,7 +14023,7 @@
 </file>
 
 <file path=word/footnotes.xml><?xml version="1.0" encoding="utf-8"?>
-<w:footnotes xmlns:wpc="http://schemas.microsoft.com/office/word/2010/wordprocessingCanvas" xmlns:cx="http://schemas.microsoft.com/office/drawing/2014/chartex" xmlns:cx1="http://schemas.microsoft.com/office/drawing/2015/9/8/chartex" xmlns:cx2="http://schemas.microsoft.com/office/drawing/2015/10/21/chartex" xmlns:cx3="http://schemas.microsoft.com/office/drawing/2016/5/9/chartex" xmlns:cx4="http://schemas.microsoft.com/office/drawing/2016/5/10/chartex" xmlns:cx5="http://schemas.microsoft.com/office/drawing/2016/5/11/chartex" xmlns:cx6="http://schemas.microsoft.com/office/drawing/2016/5/12/chartex" xmlns:cx7="http://schemas.microsoft.com/office/drawing/2016/5/13/chartex" xmlns:cx8="http://schemas.microsoft.com/office/drawing/2016/5/14/chartex" xmlns:mc="http://schemas.openxmlformats.org/markup-compatibility/2006" xmlns:aink="http://schemas.microsoft.com/office/drawing/2016/ink" xmlns:am3d="http://schemas.microsoft.com/office/drawing/2017/model3d" xmlns:o="urn:schemas-microsoft-com:office:office" xmlns:oel="http://schemas.microsoft.com/office/2019/extlst" xmlns:r="http://schemas.openxmlformats.org/officeDocument/2006/relationships" xmlns:m="http://schemas.openxmlformats.org/officeDocument/2006/math" xmlns:v="urn:schemas-microsoft-com:vml" xmlns:wp14="http://schemas.microsoft.com/office/word/2010/wordprocessingDrawing" xmlns:wp="http://schemas.openxmlformats.org/drawingml/2006/wordprocessingDrawing" xmlns:w10="urn:schemas-microsoft-com:office:word" xmlns:w="http://schemas.openxmlformats.org/wordprocessingml/2006/main" xmlns:w14="http://schemas.microsoft.com/office/word/2010/wordml" xmlns:w15="http://schemas.microsoft.com/office/word/2012/wordml" xmlns:w16cex="http://schemas.microsoft.com/office/word/2018/wordml/cex" xmlns:w16cid="http://schemas.microsoft.com/office/word/2016/wordml/cid" xmlns:w16="http://schemas.microsoft.com/office/word/2018/wordml" xmlns:w16du="http://schemas.microsoft.com/office/word/2023/wordml/word16du" xmlns:w16sdtdh="http://schemas.microsoft.com/office/word/2020/wordml/sdtdatahash" xmlns:w16sdtfl="http://schemas.microsoft.com/office/word/2024/wordml/sdtformatlock" xmlns:w16se="http://schemas.microsoft.com/office/word/2015/wordml/symex" xmlns:wpg="http://schemas.microsoft.com/office/word/2010/wordprocessingGroup" xmlns:wpi="http://schemas.microsoft.com/office/word/2010/wordprocessingInk" xmlns:wne="http://schemas.microsoft.com/office/word/2006/wordml" xmlns:wps="http://schemas.microsoft.com/office/word/2010/wordprocessingShape" mc:Ignorable="w14 w15 w16se w16cid w16 w16cex w16sdtdh w16sdtfl w16du wp14">
+<w:footnotes xmlns:wpc="http://schemas.microsoft.com/office/word/2010/wordprocessingCanvas" xmlns:cx="http://schemas.microsoft.com/office/drawing/2014/chartex" xmlns:cx1="http://schemas.microsoft.com/office/drawing/2015/9/8/chartex" xmlns:cx2="http://schemas.microsoft.com/office/drawing/2015/10/21/chartex" xmlns:cx3="http://schemas.microsoft.com/office/drawing/2016/5/9/chartex" xmlns:cx4="http://schemas.microsoft.com/office/drawing/2016/5/10/chartex" xmlns:cx5="http://schemas.microsoft.com/office/drawing/2016/5/11/chartex" xmlns:cx6="http://schemas.microsoft.com/office/drawing/2016/5/12/chartex" xmlns:cx7="http://schemas.microsoft.com/office/drawing/2016/5/13/chartex" xmlns:cx8="http://schemas.microsoft.com/office/drawing/2016/5/14/chartex" xmlns:mc="http://schemas.openxmlformats.org/markup-compatibility/2006" xmlns:aink="http://schemas.microsoft.com/office/drawing/2016/ink" xmlns:am3d="http://schemas.microsoft.com/office/drawing/2017/model3d" xmlns:o="urn:schemas-microsoft-com:office:office" xmlns:r="http://schemas.openxmlformats.org/officeDocument/2006/relationships" xmlns:m="http://schemas.openxmlformats.org/officeDocument/2006/math" xmlns:v="urn:schemas-microsoft-com:vml" xmlns:wp14="http://schemas.microsoft.com/office/word/2010/wordprocessingDrawing" xmlns:wp="http://schemas.openxmlformats.org/drawingml/2006/wordprocessingDrawing" xmlns:w10="urn:schemas-microsoft-com:office:word" xmlns:w="http://schemas.openxmlformats.org/wordprocessingml/2006/main" xmlns:w14="http://schemas.microsoft.com/office/word/2010/wordml" xmlns:w15="http://schemas.microsoft.com/office/word/2012/wordml" xmlns:w16cex="http://schemas.microsoft.com/office/word/2018/wordml/cex" xmlns:w16cid="http://schemas.microsoft.com/office/word/2016/wordml/cid" xmlns:w16="http://schemas.microsoft.com/office/word/2018/wordml" xmlns:w16sdtdh="http://schemas.microsoft.com/office/word/2020/wordml/sdtdatahash" xmlns:w16se="http://schemas.microsoft.com/office/word/2015/wordml/symex" xmlns:wpg="http://schemas.microsoft.com/office/word/2010/wordprocessingGroup" xmlns:wpi="http://schemas.microsoft.com/office/word/2010/wordprocessingInk" xmlns:wne="http://schemas.microsoft.com/office/word/2006/wordml" xmlns:wps="http://schemas.microsoft.com/office/word/2010/wordprocessingShape" mc:Ignorable="w14 w15 w16se w16cid w16 w16cex w16sdtdh wp14">
   <w:footnote w:type="separator" w:id="-1">
     <w:p>
       <w:pPr>
@@ -14918,7 +14055,7 @@
 </file>
 
 <file path=word/header1.xml><?xml version="1.0" encoding="utf-8"?>
-<w:hdr xmlns:wpc="http://schemas.microsoft.com/office/word/2010/wordprocessingCanvas" xmlns:cx="http://schemas.microsoft.com/office/drawing/2014/chartex" xmlns:cx1="http://schemas.microsoft.com/office/drawing/2015/9/8/chartex" xmlns:cx2="http://schemas.microsoft.com/office/drawing/2015/10/21/chartex" xmlns:cx3="http://schemas.microsoft.com/office/drawing/2016/5/9/chartex" xmlns:cx4="http://schemas.microsoft.com/office/drawing/2016/5/10/chartex" xmlns:cx5="http://schemas.microsoft.com/office/drawing/2016/5/11/chartex" xmlns:cx6="http://schemas.microsoft.com/office/drawing/2016/5/12/chartex" xmlns:cx7="http://schemas.microsoft.com/office/drawing/2016/5/13/chartex" xmlns:cx8="http://schemas.microsoft.com/office/drawing/2016/5/14/chartex" xmlns:mc="http://schemas.openxmlformats.org/markup-compatibility/2006" xmlns:aink="http://schemas.microsoft.com/office/drawing/2016/ink" xmlns:am3d="http://schemas.microsoft.com/office/drawing/2017/model3d" xmlns:o="urn:schemas-microsoft-com:office:office" xmlns:oel="http://schemas.microsoft.com/office/2019/extlst" xmlns:r="http://schemas.openxmlformats.org/officeDocument/2006/relationships" xmlns:m="http://schemas.openxmlformats.org/officeDocument/2006/math" xmlns:v="urn:schemas-microsoft-com:vml" xmlns:wp14="http://schemas.microsoft.com/office/word/2010/wordprocessingDrawing" xmlns:wp="http://schemas.openxmlformats.org/drawingml/2006/wordprocessingDrawing" xmlns:w10="urn:schemas-microsoft-com:office:word" xmlns:w="http://schemas.openxmlformats.org/wordprocessingml/2006/main" xmlns:w14="http://schemas.microsoft.com/office/word/2010/wordml" xmlns:w15="http://schemas.microsoft.com/office/word/2012/wordml" xmlns:w16cex="http://schemas.microsoft.com/office/word/2018/wordml/cex" xmlns:w16cid="http://schemas.microsoft.com/office/word/2016/wordml/cid" xmlns:w16="http://schemas.microsoft.com/office/word/2018/wordml" xmlns:w16du="http://schemas.microsoft.com/office/word/2023/wordml/word16du" xmlns:w16sdtdh="http://schemas.microsoft.com/office/word/2020/wordml/sdtdatahash" xmlns:w16sdtfl="http://schemas.microsoft.com/office/word/2024/wordml/sdtformatlock" xmlns:w16se="http://schemas.microsoft.com/office/word/2015/wordml/symex" xmlns:wpg="http://schemas.microsoft.com/office/word/2010/wordprocessingGroup" xmlns:wpi="http://schemas.microsoft.com/office/word/2010/wordprocessingInk" xmlns:wne="http://schemas.microsoft.com/office/word/2006/wordml" xmlns:wps="http://schemas.microsoft.com/office/word/2010/wordprocessingShape" mc:Ignorable="w14 w15 w16se w16cid w16 w16cex w16sdtdh w16sdtfl w16du wp14">
+<w:hdr xmlns:wpc="http://schemas.microsoft.com/office/word/2010/wordprocessingCanvas" xmlns:cx="http://schemas.microsoft.com/office/drawing/2014/chartex" xmlns:cx1="http://schemas.microsoft.com/office/drawing/2015/9/8/chartex" xmlns:cx2="http://schemas.microsoft.com/office/drawing/2015/10/21/chartex" xmlns:cx3="http://schemas.microsoft.com/office/drawing/2016/5/9/chartex" xmlns:cx4="http://schemas.microsoft.com/office/drawing/2016/5/10/chartex" xmlns:cx5="http://schemas.microsoft.com/office/drawing/2016/5/11/chartex" xmlns:cx6="http://schemas.microsoft.com/office/drawing/2016/5/12/chartex" xmlns:cx7="http://schemas.microsoft.com/office/drawing/2016/5/13/chartex" xmlns:cx8="http://schemas.microsoft.com/office/drawing/2016/5/14/chartex" xmlns:mc="http://schemas.openxmlformats.org/markup-compatibility/2006" xmlns:aink="http://schemas.microsoft.com/office/drawing/2016/ink" xmlns:am3d="http://schemas.microsoft.com/office/drawing/2017/model3d" xmlns:o="urn:schemas-microsoft-com:office:office" xmlns:r="http://schemas.openxmlformats.org/officeDocument/2006/relationships" xmlns:m="http://schemas.openxmlformats.org/officeDocument/2006/math" xmlns:v="urn:schemas-microsoft-com:vml" xmlns:wp14="http://schemas.microsoft.com/office/word/2010/wordprocessingDrawing" xmlns:wp="http://schemas.openxmlformats.org/drawingml/2006/wordprocessingDrawing" xmlns:w10="urn:schemas-microsoft-com:office:word" xmlns:w="http://schemas.openxmlformats.org/wordprocessingml/2006/main" xmlns:w14="http://schemas.microsoft.com/office/word/2010/wordml" xmlns:w15="http://schemas.microsoft.com/office/word/2012/wordml" xmlns:w16cex="http://schemas.microsoft.com/office/word/2018/wordml/cex" xmlns:w16cid="http://schemas.microsoft.com/office/word/2016/wordml/cid" xmlns:w16="http://schemas.microsoft.com/office/word/2018/wordml" xmlns:w16sdtdh="http://schemas.microsoft.com/office/word/2020/wordml/sdtdatahash" xmlns:w16se="http://schemas.microsoft.com/office/word/2015/wordml/symex" xmlns:wpg="http://schemas.microsoft.com/office/word/2010/wordprocessingGroup" xmlns:wpi="http://schemas.microsoft.com/office/word/2010/wordprocessingInk" xmlns:wne="http://schemas.microsoft.com/office/word/2006/wordml" xmlns:wps="http://schemas.microsoft.com/office/word/2010/wordprocessingShape" mc:Ignorable="w14 w15 w16se w16cid w16 w16cex w16sdtdh wp14">
   <w:tbl>
     <w:tblPr>
       <w:tblW w:w="0" w:type="auto"/>
@@ -14976,7 +14113,7 @@
 </file>
 
 <file path=word/header2.xml><?xml version="1.0" encoding="utf-8"?>
-<w:hdr xmlns:wpc="http://schemas.microsoft.com/office/word/2010/wordprocessingCanvas" xmlns:cx="http://schemas.microsoft.com/office/drawing/2014/chartex" xmlns:cx1="http://schemas.microsoft.com/office/drawing/2015/9/8/chartex" xmlns:cx2="http://schemas.microsoft.com/office/drawing/2015/10/21/chartex" xmlns:cx3="http://schemas.microsoft.com/office/drawing/2016/5/9/chartex" xmlns:cx4="http://schemas.microsoft.com/office/drawing/2016/5/10/chartex" xmlns:cx5="http://schemas.microsoft.com/office/drawing/2016/5/11/chartex" xmlns:cx6="http://schemas.microsoft.com/office/drawing/2016/5/12/chartex" xmlns:cx7="http://schemas.microsoft.com/office/drawing/2016/5/13/chartex" xmlns:cx8="http://schemas.microsoft.com/office/drawing/2016/5/14/chartex" xmlns:mc="http://schemas.openxmlformats.org/markup-compatibility/2006" xmlns:aink="http://schemas.microsoft.com/office/drawing/2016/ink" xmlns:am3d="http://schemas.microsoft.com/office/drawing/2017/model3d" xmlns:o="urn:schemas-microsoft-com:office:office" xmlns:oel="http://schemas.microsoft.com/office/2019/extlst" xmlns:r="http://schemas.openxmlformats.org/officeDocument/2006/relationships" xmlns:m="http://schemas.openxmlformats.org/officeDocument/2006/math" xmlns:v="urn:schemas-microsoft-com:vml" xmlns:wp14="http://schemas.microsoft.com/office/word/2010/wordprocessingDrawing" xmlns:wp="http://schemas.openxmlformats.org/drawingml/2006/wordprocessingDrawing" xmlns:w10="urn:schemas-microsoft-com:office:word" xmlns:w="http://schemas.openxmlformats.org/wordprocessingml/2006/main" xmlns:w14="http://schemas.microsoft.com/office/word/2010/wordml" xmlns:w15="http://schemas.microsoft.com/office/word/2012/wordml" xmlns:w16cex="http://schemas.microsoft.com/office/word/2018/wordml/cex" xmlns:w16cid="http://schemas.microsoft.com/office/word/2016/wordml/cid" xmlns:w16="http://schemas.microsoft.com/office/word/2018/wordml" xmlns:w16du="http://schemas.microsoft.com/office/word/2023/wordml/word16du" xmlns:w16sdtdh="http://schemas.microsoft.com/office/word/2020/wordml/sdtdatahash" xmlns:w16sdtfl="http://schemas.microsoft.com/office/word/2024/wordml/sdtformatlock" xmlns:w16se="http://schemas.microsoft.com/office/word/2015/wordml/symex" xmlns:wpg="http://schemas.microsoft.com/office/word/2010/wordprocessingGroup" xmlns:wpi="http://schemas.microsoft.com/office/word/2010/wordprocessingInk" xmlns:wne="http://schemas.microsoft.com/office/word/2006/wordml" xmlns:wps="http://schemas.microsoft.com/office/word/2010/wordprocessingShape" mc:Ignorable="w14 w15 w16se w16cid w16 w16cex w16sdtdh w16sdtfl w16du wp14">
+<w:hdr xmlns:wpc="http://schemas.microsoft.com/office/word/2010/wordprocessingCanvas" xmlns:cx="http://schemas.microsoft.com/office/drawing/2014/chartex" xmlns:cx1="http://schemas.microsoft.com/office/drawing/2015/9/8/chartex" xmlns:cx2="http://schemas.microsoft.com/office/drawing/2015/10/21/chartex" xmlns:cx3="http://schemas.microsoft.com/office/drawing/2016/5/9/chartex" xmlns:cx4="http://schemas.microsoft.com/office/drawing/2016/5/10/chartex" xmlns:cx5="http://schemas.microsoft.com/office/drawing/2016/5/11/chartex" xmlns:cx6="http://schemas.microsoft.com/office/drawing/2016/5/12/chartex" xmlns:cx7="http://schemas.microsoft.com/office/drawing/2016/5/13/chartex" xmlns:cx8="http://schemas.microsoft.com/office/drawing/2016/5/14/chartex" xmlns:mc="http://schemas.openxmlformats.org/markup-compatibility/2006" xmlns:aink="http://schemas.microsoft.com/office/drawing/2016/ink" xmlns:am3d="http://schemas.microsoft.com/office/drawing/2017/model3d" xmlns:o="urn:schemas-microsoft-com:office:office" xmlns:r="http://schemas.openxmlformats.org/officeDocument/2006/relationships" xmlns:m="http://schemas.openxmlformats.org/officeDocument/2006/math" xmlns:v="urn:schemas-microsoft-com:vml" xmlns:wp14="http://schemas.microsoft.com/office/word/2010/wordprocessingDrawing" xmlns:wp="http://schemas.openxmlformats.org/drawingml/2006/wordprocessingDrawing" xmlns:w10="urn:schemas-microsoft-com:office:word" xmlns:w="http://schemas.openxmlformats.org/wordprocessingml/2006/main" xmlns:w14="http://schemas.microsoft.com/office/word/2010/wordml" xmlns:w15="http://schemas.microsoft.com/office/word/2012/wordml" xmlns:w16cex="http://schemas.microsoft.com/office/word/2018/wordml/cex" xmlns:w16cid="http://schemas.microsoft.com/office/word/2016/wordml/cid" xmlns:w16="http://schemas.microsoft.com/office/word/2018/wordml" xmlns:w16sdtdh="http://schemas.microsoft.com/office/word/2020/wordml/sdtdatahash" xmlns:w16se="http://schemas.microsoft.com/office/word/2015/wordml/symex" xmlns:wpg="http://schemas.microsoft.com/office/word/2010/wordprocessingGroup" xmlns:wpi="http://schemas.microsoft.com/office/word/2010/wordprocessingInk" xmlns:wne="http://schemas.microsoft.com/office/word/2006/wordml" xmlns:wps="http://schemas.microsoft.com/office/word/2010/wordprocessingShape" mc:Ignorable="w14 w15 w16se w16cid w16 w16cex w16sdtdh wp14">
   <w:tbl>
     <w:tblPr>
       <w:tblStyle w:val="Tablaconcuadrcula"/>
@@ -15230,7 +14367,7 @@
 </file>
 
 <file path=word/numbering.xml><?xml version="1.0" encoding="utf-8"?>
-<w:numbering xmlns:wpc="http://schemas.microsoft.com/office/word/2010/wordprocessingCanvas" xmlns:cx="http://schemas.microsoft.com/office/drawing/2014/chartex" xmlns:cx1="http://schemas.microsoft.com/office/drawing/2015/9/8/chartex" xmlns:cx2="http://schemas.microsoft.com/office/drawing/2015/10/21/chartex" xmlns:cx3="http://schemas.microsoft.com/office/drawing/2016/5/9/chartex" xmlns:cx4="http://schemas.microsoft.com/office/drawing/2016/5/10/chartex" xmlns:cx5="http://schemas.microsoft.com/office/drawing/2016/5/11/chartex" xmlns:cx6="http://schemas.microsoft.com/office/drawing/2016/5/12/chartex" xmlns:cx7="http://schemas.microsoft.com/office/drawing/2016/5/13/chartex" xmlns:cx8="http://schemas.microsoft.com/office/drawing/2016/5/14/chartex" xmlns:mc="http://schemas.openxmlformats.org/markup-compatibility/2006" xmlns:aink="http://schemas.microsoft.com/office/drawing/2016/ink" xmlns:am3d="http://schemas.microsoft.com/office/drawing/2017/model3d" xmlns:o="urn:schemas-microsoft-com:office:office" xmlns:oel="http://schemas.microsoft.com/office/2019/extlst" xmlns:r="http://schemas.openxmlformats.org/officeDocument/2006/relationships" xmlns:m="http://schemas.openxmlformats.org/officeDocument/2006/math" xmlns:v="urn:schemas-microsoft-com:vml" xmlns:wp14="http://schemas.microsoft.com/office/word/2010/wordprocessingDrawing" xmlns:wp="http://schemas.openxmlformats.org/drawingml/2006/wordprocessingDrawing" xmlns:w10="urn:schemas-microsoft-com:office:word" xmlns:w="http://schemas.openxmlformats.org/wordprocessingml/2006/main" xmlns:w14="http://schemas.microsoft.com/office/word/2010/wordml" xmlns:w15="http://schemas.microsoft.com/office/word/2012/wordml" xmlns:w16cex="http://schemas.microsoft.com/office/word/2018/wordml/cex" xmlns:w16cid="http://schemas.microsoft.com/office/word/2016/wordml/cid" xmlns:w16="http://schemas.microsoft.com/office/word/2018/wordml" xmlns:w16du="http://schemas.microsoft.com/office/word/2023/wordml/word16du" xmlns:w16sdtdh="http://schemas.microsoft.com/office/word/2020/wordml/sdtdatahash" xmlns:w16sdtfl="http://schemas.microsoft.com/office/word/2024/wordml/sdtformatlock" xmlns:w16se="http://schemas.microsoft.com/office/word/2015/wordml/symex" xmlns:wpg="http://schemas.microsoft.com/office/word/2010/wordprocessingGroup" xmlns:wpi="http://schemas.microsoft.com/office/word/2010/wordprocessingInk" xmlns:wne="http://schemas.microsoft.com/office/word/2006/wordml" xmlns:wps="http://schemas.microsoft.com/office/word/2010/wordprocessingShape" mc:Ignorable="w14 w15 w16se w16cid w16 w16cex w16sdtdh w16sdtfl w16du wp14">
+<w:numbering xmlns:wpc="http://schemas.microsoft.com/office/word/2010/wordprocessingCanvas" xmlns:cx="http://schemas.microsoft.com/office/drawing/2014/chartex" xmlns:cx1="http://schemas.microsoft.com/office/drawing/2015/9/8/chartex" xmlns:cx2="http://schemas.microsoft.com/office/drawing/2015/10/21/chartex" xmlns:cx3="http://schemas.microsoft.com/office/drawing/2016/5/9/chartex" xmlns:cx4="http://schemas.microsoft.com/office/drawing/2016/5/10/chartex" xmlns:cx5="http://schemas.microsoft.com/office/drawing/2016/5/11/chartex" xmlns:cx6="http://schemas.microsoft.com/office/drawing/2016/5/12/chartex" xmlns:cx7="http://schemas.microsoft.com/office/drawing/2016/5/13/chartex" xmlns:cx8="http://schemas.microsoft.com/office/drawing/2016/5/14/chartex" xmlns:mc="http://schemas.openxmlformats.org/markup-compatibility/2006" xmlns:aink="http://schemas.microsoft.com/office/drawing/2016/ink" xmlns:am3d="http://schemas.microsoft.com/office/drawing/2017/model3d" xmlns:o="urn:schemas-microsoft-com:office:office" xmlns:r="http://schemas.openxmlformats.org/officeDocument/2006/relationships" xmlns:m="http://schemas.openxmlformats.org/officeDocument/2006/math" xmlns:v="urn:schemas-microsoft-com:vml" xmlns:wp14="http://schemas.microsoft.com/office/word/2010/wordprocessingDrawing" xmlns:wp="http://schemas.openxmlformats.org/drawingml/2006/wordprocessingDrawing" xmlns:w10="urn:schemas-microsoft-com:office:word" xmlns:w="http://schemas.openxmlformats.org/wordprocessingml/2006/main" xmlns:w14="http://schemas.microsoft.com/office/word/2010/wordml" xmlns:w15="http://schemas.microsoft.com/office/word/2012/wordml" xmlns:w16cex="http://schemas.microsoft.com/office/word/2018/wordml/cex" xmlns:w16cid="http://schemas.microsoft.com/office/word/2016/wordml/cid" xmlns:w16="http://schemas.microsoft.com/office/word/2018/wordml" xmlns:w16sdtdh="http://schemas.microsoft.com/office/word/2020/wordml/sdtdatahash" xmlns:w16se="http://schemas.microsoft.com/office/word/2015/wordml/symex" xmlns:wpg="http://schemas.microsoft.com/office/word/2010/wordprocessingGroup" xmlns:wpi="http://schemas.microsoft.com/office/word/2010/wordprocessingInk" xmlns:wne="http://schemas.microsoft.com/office/word/2006/wordml" xmlns:wps="http://schemas.microsoft.com/office/word/2010/wordprocessingShape" mc:Ignorable="w14 w15 w16se w16cid w16 w16cex w16sdtdh wp14">
   <w:abstractNum w:abstractNumId="0" w15:restartNumberingAfterBreak="0">
     <w:nsid w:val="02646EBE"/>
     <w:multiLevelType w:val="hybridMultilevel"/>
@@ -17154,61 +16291,61 @@
       </w:pPr>
     </w:lvl>
   </w:abstractNum>
-  <w:num w:numId="1" w16cid:durableId="855770038">
+  <w:num w:numId="1">
     <w:abstractNumId w:val="10"/>
   </w:num>
-  <w:num w:numId="2" w16cid:durableId="253511886">
+  <w:num w:numId="2">
     <w:abstractNumId w:val="5"/>
   </w:num>
-  <w:num w:numId="3" w16cid:durableId="989022071">
+  <w:num w:numId="3">
     <w:abstractNumId w:val="3"/>
   </w:num>
-  <w:num w:numId="4" w16cid:durableId="936522140">
+  <w:num w:numId="4">
     <w:abstractNumId w:val="14"/>
   </w:num>
-  <w:num w:numId="5" w16cid:durableId="970944160">
+  <w:num w:numId="5">
     <w:abstractNumId w:val="0"/>
   </w:num>
-  <w:num w:numId="6" w16cid:durableId="1915436796">
+  <w:num w:numId="6">
     <w:abstractNumId w:val="1"/>
   </w:num>
-  <w:num w:numId="7" w16cid:durableId="222104892">
+  <w:num w:numId="7">
     <w:abstractNumId w:val="6"/>
   </w:num>
-  <w:num w:numId="8" w16cid:durableId="984973022">
+  <w:num w:numId="8">
     <w:abstractNumId w:val="4"/>
   </w:num>
-  <w:num w:numId="9" w16cid:durableId="1000276616">
+  <w:num w:numId="9">
     <w:abstractNumId w:val="15"/>
   </w:num>
-  <w:num w:numId="10" w16cid:durableId="1336616761">
+  <w:num w:numId="10">
     <w:abstractNumId w:val="17"/>
   </w:num>
-  <w:num w:numId="11" w16cid:durableId="1321423920">
+  <w:num w:numId="11">
     <w:abstractNumId w:val="9"/>
   </w:num>
-  <w:num w:numId="12" w16cid:durableId="1240334457">
+  <w:num w:numId="12">
     <w:abstractNumId w:val="11"/>
   </w:num>
-  <w:num w:numId="13" w16cid:durableId="1395203716">
+  <w:num w:numId="13">
     <w:abstractNumId w:val="18"/>
   </w:num>
-  <w:num w:numId="14" w16cid:durableId="2089955755">
+  <w:num w:numId="14">
     <w:abstractNumId w:val="12"/>
   </w:num>
-  <w:num w:numId="15" w16cid:durableId="437717867">
+  <w:num w:numId="15">
     <w:abstractNumId w:val="8"/>
   </w:num>
-  <w:num w:numId="16" w16cid:durableId="2122525808">
+  <w:num w:numId="16">
     <w:abstractNumId w:val="16"/>
   </w:num>
-  <w:num w:numId="17" w16cid:durableId="368921081">
+  <w:num w:numId="17">
     <w:abstractNumId w:val="2"/>
   </w:num>
-  <w:num w:numId="18" w16cid:durableId="344094727">
+  <w:num w:numId="18">
     <w:abstractNumId w:val="7"/>
   </w:num>
-  <w:num w:numId="19" w16cid:durableId="2060126649">
+  <w:num w:numId="19">
     <w:abstractNumId w:val="13"/>
   </w:num>
   <w:numIdMacAtCleanup w:val="8"/>
@@ -17216,7 +16353,7 @@
 </file>
 
 <file path=word/styles.xml><?xml version="1.0" encoding="utf-8"?>
-<w:styles xmlns:mc="http://schemas.openxmlformats.org/markup-compatibility/2006" xmlns:r="http://schemas.openxmlformats.org/officeDocument/2006/relationships" xmlns:w="http://schemas.openxmlformats.org/wordprocessingml/2006/main" xmlns:w14="http://schemas.microsoft.com/office/word/2010/wordml" xmlns:w15="http://schemas.microsoft.com/office/word/2012/wordml" xmlns:w16cex="http://schemas.microsoft.com/office/word/2018/wordml/cex" xmlns:w16cid="http://schemas.microsoft.com/office/word/2016/wordml/cid" xmlns:w16="http://schemas.microsoft.com/office/word/2018/wordml" xmlns:w16du="http://schemas.microsoft.com/office/word/2023/wordml/word16du" xmlns:w16sdtdh="http://schemas.microsoft.com/office/word/2020/wordml/sdtdatahash" xmlns:w16sdtfl="http://schemas.microsoft.com/office/word/2024/wordml/sdtformatlock" xmlns:w16se="http://schemas.microsoft.com/office/word/2015/wordml/symex" mc:Ignorable="w14 w15 w16se w16cid w16 w16cex w16sdtdh w16sdtfl w16du">
+<w:styles xmlns:mc="http://schemas.openxmlformats.org/markup-compatibility/2006" xmlns:r="http://schemas.openxmlformats.org/officeDocument/2006/relationships" xmlns:w="http://schemas.openxmlformats.org/wordprocessingml/2006/main" xmlns:w14="http://schemas.microsoft.com/office/word/2010/wordml" xmlns:w15="http://schemas.microsoft.com/office/word/2012/wordml" xmlns:w16cex="http://schemas.microsoft.com/office/word/2018/wordml/cex" xmlns:w16cid="http://schemas.microsoft.com/office/word/2016/wordml/cid" xmlns:w16="http://schemas.microsoft.com/office/word/2018/wordml" xmlns:w16sdtdh="http://schemas.microsoft.com/office/word/2020/wordml/sdtdatahash" xmlns:w16se="http://schemas.microsoft.com/office/word/2015/wordml/symex" mc:Ignorable="w14 w15 w16se w16cid w16 w16cex w16sdtdh">
   <w:docDefaults>
     <w:rPrDefault>
       <w:rPr>
@@ -17822,6 +16959,7 @@
   <w:style w:type="character" w:default="1" w:styleId="Fuentedeprrafopredeter">
     <w:name w:val="Default Paragraph Font"/>
     <w:uiPriority w:val="1"/>
+    <w:semiHidden/>
     <w:unhideWhenUsed/>
   </w:style>
   <w:style w:type="table" w:default="1" w:styleId="Tablanormal">
@@ -19238,54 +18376,19 @@
 </file>
 
 <file path=customXml/item1.xml><?xml version="1.0" encoding="utf-8"?>
-<p:properties xmlns:p="http://schemas.microsoft.com/office/2006/metadata/properties" xmlns:xsi="http://www.w3.org/2001/XMLSchema-instance" xmlns:pc="http://schemas.microsoft.com/office/infopath/2007/PartnerControls">
-  <documentManagement>
-    <SharedWithUsers xmlns="85e30bcc-d76c-4413-8e4d-2dce22fb0743">
-      <UserInfo>
-        <DisplayName>Dario Ernesto Correal Torres</DisplayName>
-        <AccountId>15</AccountId>
-        <AccountType/>
-      </UserInfo>
-      <UserInfo>
-        <DisplayName>Carlos Andres Lozano Garzon</DisplayName>
-        <AccountId>13</AccountId>
-        <AccountType/>
-      </UserInfo>
-      <UserInfo>
-        <DisplayName>Mario  Fernando De la rosa Rosero</DisplayName>
-        <AccountId>16</AccountId>
-        <AccountType/>
-      </UserInfo>
-      <UserInfo>
-        <DisplayName>Arturo Henao Chaparro</DisplayName>
-        <AccountId>48</AccountId>
-        <AccountType/>
-      </UserInfo>
-      <UserInfo>
-        <DisplayName>Luis Esteban Florez Salamanca</DisplayName>
-        <AccountId>33</AccountId>
-        <AccountType/>
-      </UserInfo>
-      <UserInfo>
-        <DisplayName>Christian Camilo Aparicio Baquen</DisplayName>
-        <AccountId>50</AccountId>
-        <AccountType/>
-      </UserInfo>
-      <UserInfo>
-        <DisplayName>Ivan David Salazar Cardenas</DisplayName>
-        <AccountId>52</AccountId>
-        <AccountType/>
-      </UserInfo>
-    </SharedWithUsers>
-    <TaxCatchAll xmlns="85e30bcc-d76c-4413-8e4d-2dce22fb0743" xsi:nil="true"/>
-    <lcf76f155ced4ddcb4097134ff3c332f xmlns="164883f8-7691-4ecf-b54a-664c0d0edefe">
-      <Terms xmlns="http://schemas.microsoft.com/office/infopath/2007/PartnerControls"/>
-    </lcf76f155ced4ddcb4097134ff3c332f>
-  </documentManagement>
-</p:properties>
+<?mso-contentType ?>
+<FormTemplates xmlns="http://schemas.microsoft.com/sharepoint/v3/contenttype/forms">
+  <Display>DocumentLibraryForm</Display>
+  <Edit>DocumentLibraryForm</Edit>
+  <New>DocumentLibraryForm</New>
+</FormTemplates>
 </file>
 
 <file path=customXml/item2.xml><?xml version="1.0" encoding="utf-8"?>
+<b:Sources xmlns:b="http://schemas.openxmlformats.org/officeDocument/2006/bibliography" xmlns="http://schemas.openxmlformats.org/officeDocument/2006/bibliography" SelectedStyle="\APASixthEditionOfficeOnline.xsl" StyleName="APA" Version="6"/>
+</file>
+
+<file path=customXml/item3.xml><?xml version="1.0" encoding="utf-8"?>
 <ct:contentTypeSchema xmlns:ct="http://schemas.microsoft.com/office/2006/metadata/contentType" xmlns:ma="http://schemas.microsoft.com/office/2006/metadata/properties/metaAttributes" ct:_="" ma:_="" ma:contentTypeName="Documento" ma:contentTypeID="0x01010023858CF01A2EF24688B692775F4C60A4" ma:contentTypeVersion="15" ma:contentTypeDescription="Crear nuevo documento." ma:contentTypeScope="" ma:versionID="a4df9e4b793c0fa050084ef4feafa589">
   <xsd:schema xmlns:xsd="http://www.w3.org/2001/XMLSchema" xmlns:xs="http://www.w3.org/2001/XMLSchema" xmlns:p="http://schemas.microsoft.com/office/2006/metadata/properties" xmlns:ns2="164883f8-7691-4ecf-b54a-664c0d0edefe" xmlns:ns3="85e30bcc-d76c-4413-8e4d-2dce22fb0743" targetNamespace="http://schemas.microsoft.com/office/2006/metadata/properties" ma:root="true" ma:fieldsID="067b7080d2289f9ba15465beea7d18a8" ns2:_="" ns3:_="">
     <xsd:import namespace="164883f8-7691-4ecf-b54a-664c0d0edefe"/>
@@ -19522,31 +18625,71 @@
 </ct:contentTypeSchema>
 </file>
 
-<file path=customXml/item3.xml><?xml version="1.0" encoding="utf-8"?>
-<b:Sources xmlns:b="http://schemas.openxmlformats.org/officeDocument/2006/bibliography" xmlns="http://schemas.openxmlformats.org/officeDocument/2006/bibliography" SelectedStyle="\APASixthEditionOfficeOnline.xsl" StyleName="APA" Version="6"/>
-</file>
-
 <file path=customXml/item4.xml><?xml version="1.0" encoding="utf-8"?>
-<?mso-contentType ?>
-<FormTemplates xmlns="http://schemas.microsoft.com/sharepoint/v3/contenttype/forms">
-  <Display>DocumentLibraryForm</Display>
-  <Edit>DocumentLibraryForm</Edit>
-  <New>DocumentLibraryForm</New>
-</FormTemplates>
+<p:properties xmlns:p="http://schemas.microsoft.com/office/2006/metadata/properties" xmlns:xsi="http://www.w3.org/2001/XMLSchema-instance" xmlns:pc="http://schemas.microsoft.com/office/infopath/2007/PartnerControls">
+  <documentManagement>
+    <SharedWithUsers xmlns="85e30bcc-d76c-4413-8e4d-2dce22fb0743">
+      <UserInfo>
+        <DisplayName>Dario Ernesto Correal Torres</DisplayName>
+        <AccountId>15</AccountId>
+        <AccountType/>
+      </UserInfo>
+      <UserInfo>
+        <DisplayName>Carlos Andres Lozano Garzon</DisplayName>
+        <AccountId>13</AccountId>
+        <AccountType/>
+      </UserInfo>
+      <UserInfo>
+        <DisplayName>Mario  Fernando De la rosa Rosero</DisplayName>
+        <AccountId>16</AccountId>
+        <AccountType/>
+      </UserInfo>
+      <UserInfo>
+        <DisplayName>Arturo Henao Chaparro</DisplayName>
+        <AccountId>48</AccountId>
+        <AccountType/>
+      </UserInfo>
+      <UserInfo>
+        <DisplayName>Luis Esteban Florez Salamanca</DisplayName>
+        <AccountId>33</AccountId>
+        <AccountType/>
+      </UserInfo>
+      <UserInfo>
+        <DisplayName>Christian Camilo Aparicio Baquen</DisplayName>
+        <AccountId>50</AccountId>
+        <AccountType/>
+      </UserInfo>
+      <UserInfo>
+        <DisplayName>Ivan David Salazar Cardenas</DisplayName>
+        <AccountId>52</AccountId>
+        <AccountType/>
+      </UserInfo>
+    </SharedWithUsers>
+    <TaxCatchAll xmlns="85e30bcc-d76c-4413-8e4d-2dce22fb0743" xsi:nil="true"/>
+    <lcf76f155ced4ddcb4097134ff3c332f xmlns="164883f8-7691-4ecf-b54a-664c0d0edefe">
+      <Terms xmlns="http://schemas.microsoft.com/office/infopath/2007/PartnerControls"/>
+    </lcf76f155ced4ddcb4097134ff3c332f>
+  </documentManagement>
+</p:properties>
 </file>
 
 <file path=customXml/itemProps1.xml><?xml version="1.0" encoding="utf-8"?>
-<ds:datastoreItem xmlns:ds="http://schemas.openxmlformats.org/officeDocument/2006/customXml" ds:itemID="{D3B4676A-CA48-4E6B-BABE-1535A7A288F6}">
+<ds:datastoreItem xmlns:ds="http://schemas.openxmlformats.org/officeDocument/2006/customXml" ds:itemID="{58AFF83A-2C1F-4B0C-9BCE-EE49F5226348}">
   <ds:schemaRefs>
-    <ds:schemaRef ds:uri="http://schemas.microsoft.com/office/2006/metadata/properties"/>
-    <ds:schemaRef ds:uri="http://schemas.microsoft.com/office/infopath/2007/PartnerControls"/>
-    <ds:schemaRef ds:uri="85e30bcc-d76c-4413-8e4d-2dce22fb0743"/>
-    <ds:schemaRef ds:uri="164883f8-7691-4ecf-b54a-664c0d0edefe"/>
+    <ds:schemaRef ds:uri="http://schemas.microsoft.com/sharepoint/v3/contenttype/forms"/>
   </ds:schemaRefs>
 </ds:datastoreItem>
 </file>
 
 <file path=customXml/itemProps2.xml><?xml version="1.0" encoding="utf-8"?>
+<ds:datastoreItem xmlns:ds="http://schemas.openxmlformats.org/officeDocument/2006/customXml" ds:itemID="{794BE61C-5254-4531-868C-EC2590174185}">
+  <ds:schemaRefs>
+    <ds:schemaRef ds:uri="http://schemas.openxmlformats.org/officeDocument/2006/bibliography"/>
+  </ds:schemaRefs>
+</ds:datastoreItem>
+</file>
+
+<file path=customXml/itemProps3.xml><?xml version="1.0" encoding="utf-8"?>
 <ds:datastoreItem xmlns:ds="http://schemas.openxmlformats.org/officeDocument/2006/customXml" ds:itemID="{62F3E371-4CEE-4871-A936-27DA1639FADD}">
   <ds:schemaRefs>
     <ds:schemaRef ds:uri="http://schemas.microsoft.com/office/2006/metadata/contentType"/>
@@ -19565,18 +18708,13 @@
 </ds:datastoreItem>
 </file>
 
-<file path=customXml/itemProps3.xml><?xml version="1.0" encoding="utf-8"?>
-<ds:datastoreItem xmlns:ds="http://schemas.openxmlformats.org/officeDocument/2006/customXml" ds:itemID="{794BE61C-5254-4531-868C-EC2590174185}">
+<file path=customXml/itemProps4.xml><?xml version="1.0" encoding="utf-8"?>
+<ds:datastoreItem xmlns:ds="http://schemas.openxmlformats.org/officeDocument/2006/customXml" ds:itemID="{D3B4676A-CA48-4E6B-BABE-1535A7A288F6}">
   <ds:schemaRefs>
-    <ds:schemaRef ds:uri="http://schemas.openxmlformats.org/officeDocument/2006/bibliography"/>
-  </ds:schemaRefs>
-</ds:datastoreItem>
-</file>
-
-<file path=customXml/itemProps4.xml><?xml version="1.0" encoding="utf-8"?>
-<ds:datastoreItem xmlns:ds="http://schemas.openxmlformats.org/officeDocument/2006/customXml" ds:itemID="{58AFF83A-2C1F-4B0C-9BCE-EE49F5226348}">
-  <ds:schemaRefs>
-    <ds:schemaRef ds:uri="http://schemas.microsoft.com/sharepoint/v3/contenttype/forms"/>
+    <ds:schemaRef ds:uri="http://schemas.microsoft.com/office/2006/metadata/properties"/>
+    <ds:schemaRef ds:uri="http://schemas.microsoft.com/office/infopath/2007/PartnerControls"/>
+    <ds:schemaRef ds:uri="85e30bcc-d76c-4413-8e4d-2dce22fb0743"/>
+    <ds:schemaRef ds:uri="164883f8-7691-4ecf-b54a-664c0d0edefe"/>
   </ds:schemaRefs>
 </ds:datastoreItem>
 </file>